--- a/申请书_阿里巴巴AI研究资助计划2026.docx
+++ b/申请书_阿里巴巴AI研究资助计划2026.docx
@@ -4,8 +4,8 @@
   <w:body>
     <w:p>
       <w:pPr>
-        <w:spacing w:before="1200" w:after="240"/>
         <w:jc w:val="center"/>
+        <w:spacing w:line="276" w:lineRule="auto" w:after="240"/>
       </w:pPr>
       <w:r>
         <w:rPr>
@@ -18,14 +18,14 @@
     </w:p>
     <w:p>
       <w:pPr>
-        <w:spacing w:after="600"/>
         <w:jc w:val="center"/>
+        <w:spacing w:line="276" w:lineRule="auto" w:after="720"/>
       </w:pPr>
       <w:r>
         <w:rPr>
           <w:rFonts w:ascii="黑体" w:hAnsi="黑体" w:eastAsia="黑体"/>
           <w:b/>
-          <w:sz w:val="30"/>
+          <w:sz w:val="32"/>
         </w:rPr>
         <w:t>研究申请书</w:t>
       </w:r>
@@ -33,9 +33,9 @@
     <w:tbl>
       <w:tblPr>
         <w:tblStyle w:val="TableGrid"/>
-        <w:tblW w:type="auto" w:w="0"/>
         <w:jc w:val="center"/>
         <w:tblLook w:firstColumn="1" w:firstRow="1" w:lastColumn="0" w:lastRow="0" w:noHBand="0" w:noVBand="1" w:val="04A0"/>
+        <w:tblW w:w="7938" w:type="dxa"/>
       </w:tblPr>
       <w:tblGrid>
         <w:gridCol w:w="4366"/>
@@ -44,9 +44,19 @@
       <w:tr>
         <w:tc>
           <w:tcPr>
-            <w:tcW w:type="dxa" w:w="2268"/>
+            <w:tcW w:type="dxa" w:w="2551"/>
+            <w:tcMar>
+              <w:top w:w="80" w:type="dxa"/>
+              <w:start w:w="120" w:type="dxa"/>
+              <w:bottom w:w="80" w:type="dxa"/>
+              <w:end w:w="120" w:type="dxa"/>
+            </w:tcMar>
+            <w:shd w:val="clear" w:color="auto" w:fill="F0F0F0"/>
           </w:tcPr>
           <w:p>
+            <w:pPr>
+              <w:spacing w:line="276" w:lineRule="auto" w:after="0"/>
+            </w:pPr>
             <w:r>
               <w:rPr>
                 <w:rFonts w:ascii="宋体" w:hAnsi="宋体" w:eastAsia="宋体"/>
@@ -59,9 +69,18 @@
         </w:tc>
         <w:tc>
           <w:tcPr>
-            <w:tcW w:type="dxa" w:w="5669"/>
+            <w:tcW w:type="dxa" w:w="5386"/>
+            <w:tcMar>
+              <w:top w:w="80" w:type="dxa"/>
+              <w:start w:w="120" w:type="dxa"/>
+              <w:bottom w:w="80" w:type="dxa"/>
+              <w:end w:w="120" w:type="dxa"/>
+            </w:tcMar>
           </w:tcPr>
           <w:p>
+            <w:pPr>
+              <w:spacing w:line="276" w:lineRule="auto" w:after="0"/>
+            </w:pPr>
             <w:r>
               <w:rPr>
                 <w:rFonts w:ascii="宋体" w:hAnsi="宋体" w:eastAsia="宋体"/>
@@ -77,9 +96,19 @@
       <w:tr>
         <w:tc>
           <w:tcPr>
-            <w:tcW w:type="dxa" w:w="2268"/>
+            <w:tcW w:type="dxa" w:w="2551"/>
+            <w:tcMar>
+              <w:top w:w="80" w:type="dxa"/>
+              <w:start w:w="120" w:type="dxa"/>
+              <w:bottom w:w="80" w:type="dxa"/>
+              <w:end w:w="120" w:type="dxa"/>
+            </w:tcMar>
+            <w:shd w:val="clear" w:color="auto" w:fill="F0F0F0"/>
           </w:tcPr>
           <w:p>
+            <w:pPr>
+              <w:spacing w:line="276" w:lineRule="auto" w:after="0"/>
+            </w:pPr>
             <w:r>
               <w:rPr>
                 <w:rFonts w:ascii="宋体" w:hAnsi="宋体" w:eastAsia="宋体"/>
@@ -92,9 +121,18 @@
         </w:tc>
         <w:tc>
           <w:tcPr>
-            <w:tcW w:type="dxa" w:w="5669"/>
+            <w:tcW w:type="dxa" w:w="5386"/>
+            <w:tcMar>
+              <w:top w:w="80" w:type="dxa"/>
+              <w:start w:w="120" w:type="dxa"/>
+              <w:bottom w:w="80" w:type="dxa"/>
+              <w:end w:w="120" w:type="dxa"/>
+            </w:tcMar>
           </w:tcPr>
           <w:p>
+            <w:pPr>
+              <w:spacing w:line="276" w:lineRule="auto" w:after="0"/>
+            </w:pPr>
             <w:r>
               <w:rPr>
                 <w:rFonts w:ascii="宋体" w:hAnsi="宋体" w:eastAsia="宋体"/>
@@ -108,9 +146,19 @@
       <w:tr>
         <w:tc>
           <w:tcPr>
-            <w:tcW w:type="dxa" w:w="2268"/>
+            <w:tcW w:type="dxa" w:w="2551"/>
+            <w:tcMar>
+              <w:top w:w="80" w:type="dxa"/>
+              <w:start w:w="120" w:type="dxa"/>
+              <w:bottom w:w="80" w:type="dxa"/>
+              <w:end w:w="120" w:type="dxa"/>
+            </w:tcMar>
+            <w:shd w:val="clear" w:color="auto" w:fill="F0F0F0"/>
           </w:tcPr>
           <w:p>
+            <w:pPr>
+              <w:spacing w:line="276" w:lineRule="auto" w:after="0"/>
+            </w:pPr>
             <w:r>
               <w:rPr>
                 <w:rFonts w:ascii="宋体" w:hAnsi="宋体" w:eastAsia="宋体"/>
@@ -123,9 +171,18 @@
         </w:tc>
         <w:tc>
           <w:tcPr>
-            <w:tcW w:type="dxa" w:w="5669"/>
+            <w:tcW w:type="dxa" w:w="5386"/>
+            <w:tcMar>
+              <w:top w:w="80" w:type="dxa"/>
+              <w:start w:w="120" w:type="dxa"/>
+              <w:bottom w:w="80" w:type="dxa"/>
+              <w:end w:w="120" w:type="dxa"/>
+            </w:tcMar>
           </w:tcPr>
           <w:p>
+            <w:pPr>
+              <w:spacing w:line="276" w:lineRule="auto" w:after="0"/>
+            </w:pPr>
             <w:r>
               <w:rPr>
                 <w:rFonts w:ascii="宋体" w:hAnsi="宋体" w:eastAsia="宋体"/>
@@ -139,9 +196,19 @@
       <w:tr>
         <w:tc>
           <w:tcPr>
-            <w:tcW w:type="dxa" w:w="2268"/>
+            <w:tcW w:type="dxa" w:w="2551"/>
+            <w:tcMar>
+              <w:top w:w="80" w:type="dxa"/>
+              <w:start w:w="120" w:type="dxa"/>
+              <w:bottom w:w="80" w:type="dxa"/>
+              <w:end w:w="120" w:type="dxa"/>
+            </w:tcMar>
+            <w:shd w:val="clear" w:color="auto" w:fill="F0F0F0"/>
           </w:tcPr>
           <w:p>
+            <w:pPr>
+              <w:spacing w:line="276" w:lineRule="auto" w:after="0"/>
+            </w:pPr>
             <w:r>
               <w:rPr>
                 <w:rFonts w:ascii="宋体" w:hAnsi="宋体" w:eastAsia="宋体"/>
@@ -154,9 +221,18 @@
         </w:tc>
         <w:tc>
           <w:tcPr>
-            <w:tcW w:type="dxa" w:w="5669"/>
+            <w:tcW w:type="dxa" w:w="5386"/>
+            <w:tcMar>
+              <w:top w:w="80" w:type="dxa"/>
+              <w:start w:w="120" w:type="dxa"/>
+              <w:bottom w:w="80" w:type="dxa"/>
+              <w:end w:w="120" w:type="dxa"/>
+            </w:tcMar>
           </w:tcPr>
           <w:p>
+            <w:pPr>
+              <w:spacing w:line="276" w:lineRule="auto" w:after="0"/>
+            </w:pPr>
             <w:r>
               <w:rPr>
                 <w:rFonts w:ascii="宋体" w:hAnsi="宋体" w:eastAsia="宋体"/>
@@ -170,9 +246,19 @@
       <w:tr>
         <w:tc>
           <w:tcPr>
-            <w:tcW w:type="dxa" w:w="2268"/>
+            <w:tcW w:type="dxa" w:w="2551"/>
+            <w:tcMar>
+              <w:top w:w="80" w:type="dxa"/>
+              <w:start w:w="120" w:type="dxa"/>
+              <w:bottom w:w="80" w:type="dxa"/>
+              <w:end w:w="120" w:type="dxa"/>
+            </w:tcMar>
+            <w:shd w:val="clear" w:color="auto" w:fill="F0F0F0"/>
           </w:tcPr>
           <w:p>
+            <w:pPr>
+              <w:spacing w:line="276" w:lineRule="auto" w:after="0"/>
+            </w:pPr>
             <w:r>
               <w:rPr>
                 <w:rFonts w:ascii="宋体" w:hAnsi="宋体" w:eastAsia="宋体"/>
@@ -185,9 +271,18 @@
         </w:tc>
         <w:tc>
           <w:tcPr>
-            <w:tcW w:type="dxa" w:w="5669"/>
+            <w:tcW w:type="dxa" w:w="5386"/>
+            <w:tcMar>
+              <w:top w:w="80" w:type="dxa"/>
+              <w:start w:w="120" w:type="dxa"/>
+              <w:bottom w:w="80" w:type="dxa"/>
+              <w:end w:w="120" w:type="dxa"/>
+            </w:tcMar>
           </w:tcPr>
           <w:p>
+            <w:pPr>
+              <w:spacing w:line="276" w:lineRule="auto" w:after="0"/>
+            </w:pPr>
             <w:r>
               <w:rPr>
                 <w:rFonts w:ascii="宋体" w:hAnsi="宋体" w:eastAsia="宋体"/>
@@ -201,9 +296,19 @@
       <w:tr>
         <w:tc>
           <w:tcPr>
-            <w:tcW w:type="dxa" w:w="2268"/>
+            <w:tcW w:type="dxa" w:w="2551"/>
+            <w:tcMar>
+              <w:top w:w="80" w:type="dxa"/>
+              <w:start w:w="120" w:type="dxa"/>
+              <w:bottom w:w="80" w:type="dxa"/>
+              <w:end w:w="120" w:type="dxa"/>
+            </w:tcMar>
+            <w:shd w:val="clear" w:color="auto" w:fill="F0F0F0"/>
           </w:tcPr>
           <w:p>
+            <w:pPr>
+              <w:spacing w:line="276" w:lineRule="auto" w:after="0"/>
+            </w:pPr>
             <w:r>
               <w:rPr>
                 <w:rFonts w:ascii="宋体" w:hAnsi="宋体" w:eastAsia="宋体"/>
@@ -216,9 +321,18 @@
         </w:tc>
         <w:tc>
           <w:tcPr>
-            <w:tcW w:type="dxa" w:w="5669"/>
+            <w:tcW w:type="dxa" w:w="5386"/>
+            <w:tcMar>
+              <w:top w:w="80" w:type="dxa"/>
+              <w:start w:w="120" w:type="dxa"/>
+              <w:bottom w:w="80" w:type="dxa"/>
+              <w:end w:w="120" w:type="dxa"/>
+            </w:tcMar>
           </w:tcPr>
           <w:p>
+            <w:pPr>
+              <w:spacing w:line="276" w:lineRule="auto" w:after="0"/>
+            </w:pPr>
             <w:r>
               <w:rPr>
                 <w:rFonts w:ascii="宋体" w:hAnsi="宋体" w:eastAsia="宋体"/>
@@ -230,14 +344,35 @@
         </w:tc>
       </w:tr>
     </w:tbl>
-    <w:p/>
+    <w:p>
+      <w:pPr>
+        <w:spacing w:after="0"/>
+      </w:pPr>
+    </w:p>
+    <w:p>
+      <w:pPr>
+        <w:spacing w:after="0"/>
+      </w:pPr>
+    </w:p>
+    <w:p>
+      <w:pPr>
+        <w:spacing w:after="0"/>
+      </w:pPr>
+    </w:p>
+    <w:p>
+      <w:pPr>
+        <w:spacing w:after="0"/>
+      </w:pPr>
+    </w:p>
     <w:p>
       <w:pPr>
         <w:jc w:val="center"/>
+        <w:spacing w:line="276" w:lineRule="auto" w:after="0"/>
       </w:pPr>
       <w:r>
         <w:rPr>
           <w:rFonts w:ascii="宋体" w:hAnsi="宋体" w:eastAsia="宋体"/>
+          <w:i/>
           <w:sz w:val="20"/>
         </w:rPr>
         <w:t>本申请书响应 Alibaba AI Research Scheme 2026 资助计划。</w:t>
@@ -252,7 +387,7 @@
     </w:p>
     <w:p>
       <w:pPr>
-        <w:spacing w:before="280" w:after="120"/>
+        <w:spacing w:line="276" w:lineRule="auto" w:after="120"/>
         <w:pBdr>
           <w:bottom w:val="single" w:sz="6" w:space="4" w:color="000000"/>
         </w:pBdr>
@@ -268,7 +403,7 @@
     </w:p>
     <w:p>
       <w:pPr>
-        <w:spacing w:before="200" w:after="80"/>
+        <w:spacing w:line="276" w:lineRule="auto" w:after="80"/>
       </w:pPr>
       <w:r>
         <w:rPr>
@@ -280,6 +415,9 @@
       </w:r>
     </w:p>
     <w:p>
+      <w:pPr>
+        <w:spacing w:line="276" w:lineRule="auto" w:after="120"/>
+      </w:pPr>
       <w:r>
         <w:rPr>
           <w:rFonts w:ascii="宋体" w:hAnsi="宋体" w:eastAsia="宋体"/>
@@ -291,7 +429,7 @@
     </w:p>
     <w:p>
       <w:pPr>
-        <w:spacing w:before="200" w:after="80"/>
+        <w:spacing w:line="276" w:lineRule="auto" w:after="80"/>
       </w:pPr>
       <w:r>
         <w:rPr>
@@ -304,29 +442,43 @@
     </w:p>
     <w:p>
       <w:pPr>
-        <w:spacing w:before="60" w:after="60"/>
+        <w:spacing w:line="276" w:lineRule="auto" w:after="120"/>
       </w:pPr>
+      <w:r>
+        <w:rPr>
+          <w:rFonts w:ascii="宋体" w:hAnsi="宋体" w:eastAsia="宋体"/>
+          <w:b/>
+          <w:sz w:val="22"/>
+        </w:rPr>
+        <w:t>【问题建模：AIOps 故障应急的大小模型协同优化】</w:t>
+        <w:br/>
+      </w:r>
       <w:r>
         <w:rPr>
           <w:rFonts w:ascii="宋体" w:hAnsi="宋体" w:eastAsia="宋体"/>
           <w:sz w:val="22"/>
         </w:rPr>
-        <w:t>【问题建模：AIOps 故障应急的大小模型协同优化】</w:t>
-        <w:br/>
         <w:t>阿里巴巴等大规模互联网平台须保障近乎零停机时间。以电商大促为例，单次高峰期可触发数万条告警，人工 triage 每条平均耗时 5–15 分钟。设故障事件 ℰ = (x, a*) 为优化对象，课题一（大小模型协同）与课题十（AIOps）在最小化端到端响应延迟的目标中天然交汇：大模型 Planner（τ_L ∈ [500ms, 2s]）负责分解与路由，专家小模型（τ_S &lt; 100ms）负责窄域深度执行。</w:t>
       </w:r>
     </w:p>
     <w:p>
       <w:pPr>
-        <w:spacing w:before="60" w:after="60"/>
+        <w:spacing w:line="276" w:lineRule="auto" w:after="120"/>
       </w:pPr>
+      <w:r>
+        <w:rPr>
+          <w:rFonts w:ascii="宋体" w:hAnsi="宋体" w:eastAsia="宋体"/>
+          <w:b/>
+          <w:sz w:val="22"/>
+        </w:rPr>
+        <w:t>【冷启动困境：专家小模型从何而来？】</w:t>
+        <w:br/>
+      </w:r>
       <w:r>
         <w:rPr>
           <w:rFonts w:ascii="宋体" w:hAnsi="宋体" w:eastAsia="宋体"/>
           <w:sz w:val="22"/>
         </w:rPr>
-        <w:t>【冷启动困境：专家小模型从何而来？】</w:t>
-        <w:br/>
         <w:t>现有协同框架（FrugalGPT、RouteLLM）仅优化路由策略，均依赖"所有专家小模型已存在"这一前提，却未回答：对新出现的 AIOps 子场景，专家小模型从何而来？</w:t>
         <w:br/>
         <w:t>现有 SLM 生产方法——基于人工标注 CoT 的监督微调、知识蒸馏或自举过滤——均依赖以下至少一项：(a) 人工标注 CoT；(b) 具备领域知识的教师模型；(c) 已有非平凡解题能力的学生模型。而在冷启动场景（新 AIOps 子场景的常态），上述资源均不可得。</w:t>
@@ -334,15 +486,22 @@
     </w:p>
     <w:p>
       <w:pPr>
-        <w:spacing w:before="60" w:after="60"/>
+        <w:spacing w:line="276" w:lineRule="auto" w:after="120"/>
       </w:pPr>
+      <w:r>
+        <w:rPr>
+          <w:rFonts w:ascii="宋体" w:hAnsi="宋体" w:eastAsia="宋体"/>
+          <w:b/>
+          <w:sz w:val="22"/>
+        </w:rPr>
+        <w:t>【核心问题】</w:t>
+        <w:br/>
+      </w:r>
       <w:r>
         <w:rPr>
           <w:rFonts w:ascii="宋体" w:hAnsi="宋体" w:eastAsia="宋体"/>
           <w:sz w:val="22"/>
         </w:rPr>
-        <w:t>【核心问题】</w:t>
-        <w:br/>
         <w:t>如何在零人工标注、无领域感知教师的严格冷启动条件下，仅从原始 ⟨输入, 输出⟩ 对自动生产专家 SLM，使大小模型协同优化的联合目标得以完整求解？</w:t>
         <w:br/>
         <w:t>规则引擎无法泛化至新故障类型，ML 分类器缺乏可解释推理步骤，RAG 每次仍须调用云端 LLM 而无法消除延迟瓶颈——均未解决这一研究空白。</w:t>
@@ -350,15 +509,22 @@
     </w:p>
     <w:p>
       <w:pPr>
-        <w:spacing w:before="60" w:after="60"/>
+        <w:spacing w:line="276" w:lineRule="auto" w:after="120"/>
       </w:pPr>
+      <w:r>
+        <w:rPr>
+          <w:rFonts w:ascii="宋体" w:hAnsi="宋体" w:eastAsia="宋体"/>
+          <w:b/>
+          <w:sz w:val="22"/>
+        </w:rPr>
+        <w:t>【AIOps 是理想验证场景】</w:t>
+        <w:br/>
+      </w:r>
       <w:r>
         <w:rPr>
           <w:rFonts w:ascii="宋体" w:hAnsi="宋体" w:eastAsia="宋体"/>
           <w:sz w:val="22"/>
         </w:rPr>
-        <w:t>【AIOps 是理想验证场景】</w:t>
-        <w:br/>
         <w:t>三点使之成为最佳选择：</w:t>
         <w:br/>
         <w:t>① 运维数据库中积累的 ⟨告警+日志, 修复操作⟩ 对天然满足所需格式，无需额外标注；</w:t>
@@ -370,7 +536,7 @@
     </w:p>
     <w:p>
       <w:pPr>
-        <w:spacing w:before="200" w:after="80"/>
+        <w:spacing w:line="276" w:lineRule="auto" w:after="80"/>
       </w:pPr>
       <w:r>
         <w:rPr>
@@ -383,7 +549,7 @@
     </w:p>
     <w:p>
       <w:pPr>
-        <w:spacing w:before="60" w:after="60"/>
+        <w:spacing w:line="276" w:lineRule="auto" w:after="120"/>
       </w:pPr>
       <w:r>
         <w:rPr>
@@ -395,79 +561,87 @@
     </w:p>
     <w:p>
       <w:pPr>
-        <w:spacing w:before="40" w:after="40"/>
-        <w:ind w:left="283"/>
+        <w:ind w:left="283" w:hanging="283"/>
+        <w:spacing w:line="276" w:lineRule="auto" w:after="80"/>
       </w:pPr>
       <w:r>
         <w:rPr>
           <w:rFonts w:ascii="宋体" w:hAnsi="宋体" w:eastAsia="宋体"/>
           <w:sz w:val="22"/>
         </w:rPr>
-        <w:t>1. 【O1】冷启动专家 SLM 生产框架。</w:t>
+        <w:t>1. 【O1】冷启动专家 SLM 生产框架。</w:t>
         <w:br/>
         <w:t>设计并验证一套三循环迭代流水线，仅从原始 ⟨输入, 输出⟩ 对出发，经由答案验证 CoT 合成（Cycle 1）、监督推理训练（Cycle 2）、领域聚焦策略优化（Cycle 3）及自举（Bootstrap）回路，实现冷启动条件下专家 SLM 的全自动化生产。</w:t>
       </w:r>
     </w:p>
     <w:p>
       <w:pPr>
-        <w:spacing w:before="40" w:after="40"/>
-        <w:ind w:left="283"/>
+        <w:ind w:left="283" w:hanging="283"/>
+        <w:spacing w:line="276" w:lineRule="auto" w:after="80"/>
       </w:pPr>
       <w:r>
         <w:rPr>
           <w:rFonts w:ascii="宋体" w:hAnsi="宋体" w:eastAsia="宋体"/>
           <w:sz w:val="22"/>
         </w:rPr>
-        <w:t>2. 【O2】AIOps 场景系统验证。</w:t>
+        <w:t>2. 【O2】AIOps 场景系统验证。</w:t>
         <w:br/>
         <w:t>在阿里巴巴运维数据集及公开 AIOps 基准上验证所提流水线，证明本地专家 SLM 在故障诊断与修复准确率上能达到或接近通用大模型的水准。</w:t>
       </w:r>
     </w:p>
     <w:p>
       <w:pPr>
-        <w:spacing w:before="40" w:after="40"/>
-        <w:ind w:left="283"/>
+        <w:ind w:left="283" w:hanging="283"/>
+        <w:spacing w:line="276" w:lineRule="auto" w:after="80"/>
       </w:pPr>
       <w:r>
         <w:rPr>
           <w:rFonts w:ascii="宋体" w:hAnsi="宋体" w:eastAsia="宋体"/>
           <w:sz w:val="22"/>
         </w:rPr>
-        <w:t>3. 【O3】专业化机制实证分析。</w:t>
+        <w:t>3. 【O3】专业化机制实证分析。</w:t>
         <w:br/>
         <w:t>通过消融实验（变量为模型规模、CoT 过滤率）及表示空间分析，对"优质 CoT 训练使小模型在窄域任务上超越大模型"现象进行实证论证。</w:t>
       </w:r>
     </w:p>
     <w:p>
       <w:pPr>
-        <w:spacing w:before="40" w:after="40"/>
-        <w:ind w:left="283"/>
+        <w:ind w:left="283" w:hanging="283"/>
+        <w:spacing w:line="276" w:lineRule="auto" w:after="80"/>
       </w:pPr>
       <w:r>
         <w:rPr>
           <w:rFonts w:ascii="宋体" w:hAnsi="宋体" w:eastAsia="宋体"/>
           <w:sz w:val="22"/>
         </w:rPr>
-        <w:t>4. 【O4】跨域适用性初探（探索性）。</w:t>
+        <w:t>4. 【O4】跨域适用性初探（探索性）。</w:t>
         <w:br/>
         <w:t>在资源允许时，将流水线应用于 AIOps 以外的公开数据集，初步验证本方法的领域无关性；否则以消融实验形式作为后续工作铺垫。</w:t>
       </w:r>
     </w:p>
     <w:p>
       <w:pPr>
-        <w:spacing w:before="60" w:after="60"/>
+        <w:spacing w:line="276" w:lineRule="auto" w:after="120"/>
       </w:pPr>
+      <w:r>
+        <w:rPr>
+          <w:rFonts w:ascii="宋体" w:hAnsi="宋体" w:eastAsia="宋体"/>
+          <w:b/>
+          <w:sz w:val="22"/>
+        </w:rPr>
+        <w:t>【量化目标】</w:t>
+      </w:r>
       <w:r>
         <w:rPr>
           <w:rFonts w:ascii="宋体" w:hAnsi="宋体" w:eastAsia="宋体"/>
           <w:sz w:val="22"/>
         </w:rPr>
-        <w:t>【量化目标】SLM 修复准确率与 GPT-4 级 LLM 差距 ≤5%，推理延迟降低 &gt;10×（&lt;100ms），token 成本降至零（本地推理）；投稿 CCF-A 论文 2 篇（争取 1 篇结题前录用）；申请发明专利 1–2 项；2 个以上 AIOps 子场景完成原型部署与性能验证。</w:t>
+        <w:t>SLM 修复准确率与 GPT-4 级 LLM 差距 ≤5%，推理延迟降低 &gt;10×（&lt;100ms），token 成本降至零（本地推理）；投稿 CCF-A 论文 2 篇（争取 1 篇结题前录用）；申请发明专利 1–2 项；2 个以上 AIOps 子场景完成原型部署与性能验证。</w:t>
       </w:r>
     </w:p>
     <w:p>
       <w:pPr>
-        <w:spacing w:before="200" w:after="80"/>
+        <w:spacing w:line="276" w:lineRule="auto" w:after="80"/>
       </w:pPr>
       <w:r>
         <w:rPr>
@@ -479,10 +653,14 @@
       </w:r>
     </w:p>
     <w:p>
+      <w:pPr>
+        <w:spacing w:line="276" w:lineRule="auto" w:after="60"/>
+      </w:pPr>
       <w:r>
         <w:rPr>
           <w:rFonts w:ascii="黑体" w:hAnsi="黑体" w:eastAsia="黑体"/>
           <w:b/>
+          <w:i w:val="0"/>
           <w:sz w:val="22"/>
         </w:rPr>
         <w:t>核心思路：三循环迭代答案验证 CoT 合成</w:t>
@@ -490,7 +668,7 @@
     </w:p>
     <w:p>
       <w:pPr>
-        <w:spacing w:before="60" w:after="60"/>
+        <w:spacing w:line="276" w:lineRule="auto" w:after="120"/>
       </w:pPr>
       <w:r>
         <w:rPr>
@@ -498,25 +676,66 @@
           <w:sz w:val="22"/>
         </w:rPr>
         <w:t>本项目拟设计一套三循环迭代 CoT 合成流水线，领域无关，无需任何人工标注或具备领域知识的教师模型，将原始 ⟨输入, 输出⟩ 对转化为具有推理能力的专家 SLM。系统由三个相互依存的训练循环构成，并配有一个自举（Bootstrap）回路：</w:t>
+      </w:r>
+    </w:p>
+    <w:p>
+      <w:pPr>
+        <w:ind w:left="283" w:right="283"/>
+        <w:spacing w:line="276" w:lineRule="auto" w:after="120"/>
+        <w:pBdr>
+          <w:top w:val="single" w:sz="4" w:space="4" w:color="888888"/>
+          <w:left w:val="single" w:sz="4" w:space="4" w:color="888888"/>
+          <w:bottom w:val="single" w:sz="4" w:space="4" w:color="888888"/>
+          <w:right w:val="single" w:sz="4" w:space="4" w:color="888888"/>
+        </w:pBdr>
+        <w:shd w:val="clear" w:color="auto" w:fill="F5F5F5"/>
+      </w:pPr>
+      <w:r>
+        <w:rPr>
+          <w:rFonts w:ascii="Courier New" w:hAnsi="Courier New" w:eastAsia="宋体"/>
+          <w:sz w:val="20"/>
+        </w:rPr>
+        <w:t>Cycle 1:  ⟨q, a⟩（冷启动数据）</w:t>
+        <w:br/>
+        <w:t xml:space="preserve">              →[最小教师 + k 采样 + 答案过滤]→  D*（验证三元组集）</w:t>
         <w:br/>
         <w:br/>
-        <w:t xml:space="preserve">  Cycle 1:  ⟨q, a⟩（冷启动数据）  →[最小教师 + k 采样 + 答案过滤]→  D*（验证三元组集）</w:t>
+        <w:t>Cycle 2:  D*</w:t>
         <w:br/>
-        <w:t xml:space="preserve">  Cycle 2:  D*  →[SFT + LoRA]→  π₀（初始 SLM）</w:t>
-        <w:br/>
-        <w:t xml:space="preserve">  Cycle 3:  π₀  →[AIOps-GRPO]→  π*（专家 SLM）</w:t>
-        <w:br/>
-        <w:t xml:space="preserve">  Bootstrap: πₜ(D∅) →[过滤]→ D*_new ↪ D* →[触发下一轮 Cycle 1]→ πₜ₊₁</w:t>
+        <w:t xml:space="preserve">              →[SFT + LoRA]→  π₀（初始 SLM）</w:t>
         <w:br/>
         <w:br/>
+        <w:t>Cycle 3:  π₀</w:t>
+        <w:br/>
+        <w:t xml:space="preserve">              →[AIOps-GRPO]→  π*（专家 SLM）</w:t>
+        <w:br/>
+        <w:br/>
+        <w:t>Bootstrap: πₜ(D∅) →[过滤]→ D*_new ↪ D*</w:t>
+        <w:br/>
+        <w:t xml:space="preserve">              →[触发下一轮 Cycle 1]→ πₜ₊₁</w:t>
+      </w:r>
+    </w:p>
+    <w:p>
+      <w:pPr>
+        <w:spacing w:line="276" w:lineRule="auto" w:after="120"/>
+      </w:pPr>
+      <w:r>
+        <w:rPr>
+          <w:rFonts w:ascii="宋体" w:hAnsi="宋体" w:eastAsia="宋体"/>
+          <w:sz w:val="22"/>
+        </w:rPr>
         <w:t>关键在于：以历史记录中已有的标准答案作为唯一外部验证信号，无需引入额外人工监督，即可自动筛选通向正确答案的推理链，从而将通用模型的生成能力转化为经验证的领域特定训练数据。</w:t>
       </w:r>
     </w:p>
     <w:p>
+      <w:pPr>
+        <w:spacing w:line="276" w:lineRule="auto" w:after="60"/>
+      </w:pPr>
       <w:r>
         <w:rPr>
           <w:rFonts w:ascii="黑体" w:hAnsi="黑体" w:eastAsia="黑体"/>
           <w:b/>
+          <w:i w:val="0"/>
           <w:sz w:val="22"/>
         </w:rPr>
         <w:t>三循环训练流程</w:t>
@@ -524,15 +743,22 @@
     </w:p>
     <w:p>
       <w:pPr>
-        <w:spacing w:before="60" w:after="60"/>
+        <w:spacing w:line="276" w:lineRule="auto" w:after="120"/>
       </w:pPr>
+      <w:r>
+        <w:rPr>
+          <w:rFonts w:ascii="宋体" w:hAnsi="宋体" w:eastAsia="宋体"/>
+          <w:b/>
+          <w:sz w:val="22"/>
+        </w:rPr>
+        <w:t>Cycle 1——数据采集与验证 CoT 合成</w:t>
+        <w:br/>
+      </w:r>
       <w:r>
         <w:rPr>
           <w:rFonts w:ascii="宋体" w:hAnsi="宋体" w:eastAsia="宋体"/>
           <w:sz w:val="22"/>
         </w:rPr>
-        <w:t>【Cycle 1——数据采集与验证 CoT 合成】</w:t>
-        <w:br/>
         <w:t>从运维日志中收集 ⟨告警+日志, 修复操作⟩ 对，无需任何人工标注。</w:t>
         <w:br/>
         <w:t>针对每条查询，由任务可行的最小外部教师模型（温度采样 τ=0.8，top-p=0.95）生成 k 条候选推理链；选用最小可用模型可将生成成本降低约 5×–10×。</w:t>
@@ -542,33 +768,47 @@
     </w:p>
     <w:p>
       <w:pPr>
-        <w:spacing w:before="60" w:after="60"/>
+        <w:spacing w:line="276" w:lineRule="auto" w:after="120"/>
       </w:pPr>
+      <w:r>
+        <w:rPr>
+          <w:rFonts w:ascii="宋体" w:hAnsi="宋体" w:eastAsia="宋体"/>
+          <w:b/>
+          <w:sz w:val="22"/>
+        </w:rPr>
+        <w:t>Cycle 2——有监督推理训练（SFT + LoRA）</w:t>
+        <w:br/>
+      </w:r>
       <w:r>
         <w:rPr>
           <w:rFonts w:ascii="宋体" w:hAnsi="宋体" w:eastAsia="宋体"/>
           <w:sz w:val="22"/>
         </w:rPr>
-        <w:t>【Cycle 2——有监督推理训练（SFT + LoRA）】</w:t>
-        <w:br/>
         <w:t>将 D* 中的验证三元组用于对紧凑型 SLM（简单子任务选用 1.5B，复杂子任务选用 4B）进行带 LoRA 的监督微调，最大化 CoT 与答案的联合自回归似然。损失函数对推理链过短的样本降权，防止模型旁路推理步骤直接输出答案。此阶段产出初始 SLM π₀。</w:t>
       </w:r>
     </w:p>
     <w:p>
       <w:pPr>
-        <w:spacing w:before="60" w:after="60"/>
+        <w:spacing w:line="276" w:lineRule="auto" w:after="120"/>
       </w:pPr>
+      <w:r>
+        <w:rPr>
+          <w:rFonts w:ascii="宋体" w:hAnsi="宋体" w:eastAsia="宋体"/>
+          <w:b/>
+          <w:sz w:val="22"/>
+        </w:rPr>
+        <w:t>Cycle 3——领域聚焦策略优化（AIOps-GRPO）</w:t>
+        <w:br/>
+      </w:r>
       <w:r>
         <w:rPr>
           <w:rFonts w:ascii="宋体" w:hAnsi="宋体" w:eastAsia="宋体"/>
           <w:sz w:val="22"/>
         </w:rPr>
-        <w:t>【Cycle 3——领域聚焦策略优化（AIOps-GRPO）】</w:t>
-        <w:br/>
         <w:t>对 π₀ 施加群体相对策略优化：每条 prompt 生成 8 条 rollout，按奖励计算组内相对优势并更新策略参数。</w:t>
         <w:br/>
         <w:br/>
-        <w:t>AIOps 奖励设计分为两层：</w:t>
+        <w:t>AIOps 奖励分为两层：</w:t>
         <w:br/>
         <w:t xml:space="preserve">  ▸ 轻量符号层（即时计算）：格式奖励 R_format、推理链长度奖励 R_CoT、精确匹配奖励 R_EM、软匹配奖励 R_soft、长度惩罚 R_len（负项）。</w:t>
         <w:br/>
@@ -580,23 +820,34 @@
     </w:p>
     <w:p>
       <w:pPr>
-        <w:spacing w:before="60" w:after="60"/>
+        <w:spacing w:line="276" w:lineRule="auto" w:after="120"/>
       </w:pPr>
+      <w:r>
+        <w:rPr>
+          <w:rFonts w:ascii="宋体" w:hAnsi="宋体" w:eastAsia="宋体"/>
+          <w:b/>
+          <w:sz w:val="22"/>
+        </w:rPr>
+        <w:t>Bootstrap 回路——自举数据扩充</w:t>
+        <w:br/>
+      </w:r>
       <w:r>
         <w:rPr>
           <w:rFonts w:ascii="宋体" w:hAnsi="宋体" w:eastAsia="宋体"/>
           <w:sz w:val="22"/>
         </w:rPr>
-        <w:t>【Bootstrap 回路——自举数据扩充】</w:t>
-        <w:br/>
         <w:t>当某子任务在 Cycle 1 过滤率为零（D* = ∅）时，用当前已训练的 SLM（πₜ）对失败样本重新采样，经答案验证过滤后写回 D*，触发下一轮迭代，实现数据集与模型能力的协同进化。在积累足够 Bootstrap 样本前，该子任务请求暂由 Planner LLM 直接处理，维持系统可用性。</w:t>
       </w:r>
     </w:p>
     <w:p>
+      <w:pPr>
+        <w:spacing w:line="276" w:lineRule="auto" w:after="60"/>
+      </w:pPr>
       <w:r>
         <w:rPr>
           <w:rFonts w:ascii="黑体" w:hAnsi="黑体" w:eastAsia="黑体"/>
           <w:b/>
+          <w:i w:val="0"/>
           <w:sz w:val="22"/>
         </w:rPr>
         <w:t>实验设计与评估方案</w:t>
@@ -604,15 +855,22 @@
     </w:p>
     <w:p>
       <w:pPr>
-        <w:spacing w:before="60" w:after="60"/>
+        <w:spacing w:line="276" w:lineRule="auto" w:after="120"/>
       </w:pPr>
+      <w:r>
+        <w:rPr>
+          <w:rFonts w:ascii="宋体" w:hAnsi="宋体" w:eastAsia="宋体"/>
+          <w:b/>
+          <w:sz w:val="22"/>
+        </w:rPr>
+        <w:t>数据集</w:t>
+        <w:br/>
+      </w:r>
       <w:r>
         <w:rPr>
           <w:rFonts w:ascii="宋体" w:hAnsi="宋体" w:eastAsia="宋体"/>
           <w:sz w:val="22"/>
         </w:rPr>
-        <w:t>【数据集】</w:t>
-        <w:br/>
         <w:t>(a) 来自阿里巴巴运维日志的内部 AIOps 数据集（已与 SRE 团队初步确认数据访问意向，数据共享协议商定中），预估规模 ≥10,000 条故障事件，以 8:1:1 比例切分训练/验证/测试集。</w:t>
         <w:br/>
         <w:t>(b) 公开可用的 AIOps-2022 基准（保障可复现性）。</w:t>
@@ -622,15 +880,22 @@
     </w:p>
     <w:p>
       <w:pPr>
-        <w:spacing w:before="60" w:after="60"/>
+        <w:spacing w:line="276" w:lineRule="auto" w:after="120"/>
       </w:pPr>
+      <w:r>
+        <w:rPr>
+          <w:rFonts w:ascii="宋体" w:hAnsi="宋体" w:eastAsia="宋体"/>
+          <w:b/>
+          <w:sz w:val="22"/>
+        </w:rPr>
+        <w:t>对比基线</w:t>
+        <w:br/>
+      </w:r>
       <w:r>
         <w:rPr>
           <w:rFonts w:ascii="宋体" w:hAnsi="宋体" w:eastAsia="宋体"/>
           <w:sz w:val="22"/>
         </w:rPr>
-        <w:t>【对比基线】</w:t>
-        <w:br/>
         <w:t xml:space="preserve">  ① 仅 LLM：通过 API 调用 72B，无本地 SLM。</w:t>
         <w:br/>
         <w:t xml:space="preserve">  ② SLM（无 CoT）：SLM 仅在 ⟨输入, 输出⟩ 对上微调，无推理链。</w:t>
@@ -642,15 +907,22 @@
     </w:p>
     <w:p>
       <w:pPr>
-        <w:spacing w:before="60" w:after="60"/>
+        <w:spacing w:line="276" w:lineRule="auto" w:after="120"/>
       </w:pPr>
+      <w:r>
+        <w:rPr>
+          <w:rFonts w:ascii="宋体" w:hAnsi="宋体" w:eastAsia="宋体"/>
+          <w:b/>
+          <w:sz w:val="22"/>
+        </w:rPr>
+        <w:t>评估指标</w:t>
+        <w:br/>
+      </w:r>
       <w:r>
         <w:rPr>
           <w:rFonts w:ascii="宋体" w:hAnsi="宋体" w:eastAsia="宋体"/>
           <w:sz w:val="22"/>
         </w:rPr>
-        <w:t>【评估指标】</w:t>
-        <w:br/>
         <w:t xml:space="preserve">  ▸ 符号层：修复操作准确率（top-1 命中率）、推理延迟（p50/p99）、单查询计算成本（FLOPs / API token）。</w:t>
         <w:br/>
         <w:t xml:space="preserve">  ▸ 执行层：内存峰值恢复率、服务心跳通过率、滚动窗口错误率下降比、p99 延迟恢复比。</w:t>
@@ -660,15 +932,22 @@
     </w:p>
     <w:p>
       <w:pPr>
-        <w:spacing w:before="60" w:after="60"/>
+        <w:spacing w:line="276" w:lineRule="auto" w:after="120"/>
       </w:pPr>
+      <w:r>
+        <w:rPr>
+          <w:rFonts w:ascii="宋体" w:hAnsi="宋体" w:eastAsia="宋体"/>
+          <w:b/>
+          <w:sz w:val="22"/>
+        </w:rPr>
+        <w:t>系统架构：Planner + 专家小智能体</w:t>
+        <w:br/>
+      </w:r>
       <w:r>
         <w:rPr>
           <w:rFonts w:ascii="宋体" w:hAnsi="宋体" w:eastAsia="宋体"/>
           <w:sz w:val="22"/>
         </w:rPr>
-        <w:t>【系统架构：Planner + 专家小智能体】</w:t>
-        <w:br/>
         <w:t>云端 LLM（72B 或同等模型）充当 Planner，将故障事件分解为子任务并路由至对应的专家小智能体（SLM）；每个小智能体专为单一 AIOps 子场景训练（如数据库慢查询诊断、网络分区检测、容器 OOM 分诊），本地推理延迟 &lt;100ms。</w:t>
         <w:br/>
         <w:t>Planner–专家小智能体分层设计同时保留了大模型的全局语义广度与小模型的窄域推理深度，端到端系统可在秒级内响应高频告警。</w:t>
@@ -676,7 +955,7 @@
     </w:p>
     <w:p>
       <w:pPr>
-        <w:spacing w:before="280" w:after="120"/>
+        <w:spacing w:line="276" w:lineRule="auto" w:after="120"/>
         <w:pBdr>
           <w:bottom w:val="single" w:sz="6" w:space="4" w:color="000000"/>
         </w:pBdr>
@@ -692,7 +971,7 @@
     </w:p>
     <w:p>
       <w:pPr>
-        <w:spacing w:before="200" w:after="80"/>
+        <w:spacing w:line="276" w:lineRule="auto" w:after="80"/>
       </w:pPr>
       <w:r>
         <w:rPr>
@@ -705,7 +984,7 @@
     </w:p>
     <w:p>
       <w:pPr>
-        <w:spacing w:before="60" w:after="60"/>
+        <w:spacing w:line="276" w:lineRule="auto" w:after="120"/>
       </w:pPr>
       <w:r>
         <w:rPr>
@@ -717,7 +996,7 @@
     </w:p>
     <w:p>
       <w:pPr>
-        <w:spacing w:before="200" w:after="80"/>
+        <w:spacing w:line="276" w:lineRule="auto" w:after="80"/>
       </w:pPr>
       <w:r>
         <w:rPr>
@@ -728,12 +1007,24 @@
         <w:t>2.2  计划安排</w:t>
       </w:r>
     </w:p>
+    <w:p>
+      <w:pPr>
+        <w:spacing w:line="276" w:lineRule="auto" w:after="120"/>
+      </w:pPr>
+      <w:r>
+        <w:rPr>
+          <w:rFonts w:ascii="宋体" w:hAnsi="宋体" w:eastAsia="宋体"/>
+          <w:sz w:val="22"/>
+        </w:rPr>
+        <w:t>表1  项目里程碑与交付物。</w:t>
+      </w:r>
+    </w:p>
     <w:tbl>
       <w:tblPr>
         <w:tblStyle w:val="TableGrid"/>
-        <w:tblW w:type="auto" w:w="0"/>
         <w:jc w:val="center"/>
         <w:tblLook w:firstColumn="1" w:firstRow="1" w:lastColumn="0" w:lastRow="0" w:noHBand="0" w:noVBand="1" w:val="04A0"/>
+        <w:tblW w:w="8164" w:type="dxa"/>
       </w:tblPr>
       <w:tblGrid>
         <w:gridCol w:w="2183"/>
@@ -744,9 +1035,20 @@
       <w:tr>
         <w:tc>
           <w:tcPr>
-            <w:tcW w:type="dxa" w:w="2183"/>
+            <w:tcW w:type="dxa" w:w="794"/>
+            <w:tcMar>
+              <w:top w:w="60" w:type="dxa"/>
+              <w:start w:w="100" w:type="dxa"/>
+              <w:bottom w:w="60" w:type="dxa"/>
+              <w:end w:w="100" w:type="dxa"/>
+            </w:tcMar>
+            <w:shd w:val="clear" w:color="auto" w:fill="D4D4D4"/>
           </w:tcPr>
           <w:p>
+            <w:pPr>
+              <w:jc w:val="center"/>
+              <w:spacing w:line="276" w:lineRule="auto" w:after="0"/>
+            </w:pPr>
             <w:r>
               <w:rPr>
                 <w:rFonts w:ascii="黑体" w:hAnsi="黑体" w:eastAsia="黑体"/>
@@ -759,9 +1061,20 @@
         </w:tc>
         <w:tc>
           <w:tcPr>
-            <w:tcW w:type="dxa" w:w="2183"/>
+            <w:tcW w:type="dxa" w:w="3402"/>
+            <w:tcMar>
+              <w:top w:w="60" w:type="dxa"/>
+              <w:start w:w="100" w:type="dxa"/>
+              <w:bottom w:w="60" w:type="dxa"/>
+              <w:end w:w="100" w:type="dxa"/>
+            </w:tcMar>
+            <w:shd w:val="clear" w:color="auto" w:fill="D4D4D4"/>
           </w:tcPr>
           <w:p>
+            <w:pPr>
+              <w:jc w:val="center"/>
+              <w:spacing w:line="276" w:lineRule="auto" w:after="0"/>
+            </w:pPr>
             <w:r>
               <w:rPr>
                 <w:rFonts w:ascii="黑体" w:hAnsi="黑体" w:eastAsia="黑体"/>
@@ -774,9 +1087,20 @@
         </w:tc>
         <w:tc>
           <w:tcPr>
-            <w:tcW w:type="dxa" w:w="2183"/>
+            <w:tcW w:type="dxa" w:w="2835"/>
+            <w:tcMar>
+              <w:top w:w="60" w:type="dxa"/>
+              <w:start w:w="100" w:type="dxa"/>
+              <w:bottom w:w="60" w:type="dxa"/>
+              <w:end w:w="100" w:type="dxa"/>
+            </w:tcMar>
+            <w:shd w:val="clear" w:color="auto" w:fill="D4D4D4"/>
           </w:tcPr>
           <w:p>
+            <w:pPr>
+              <w:jc w:val="center"/>
+              <w:spacing w:line="276" w:lineRule="auto" w:after="0"/>
+            </w:pPr>
             <w:r>
               <w:rPr>
                 <w:rFonts w:ascii="黑体" w:hAnsi="黑体" w:eastAsia="黑体"/>
@@ -789,9 +1113,20 @@
         </w:tc>
         <w:tc>
           <w:tcPr>
-            <w:tcW w:type="dxa" w:w="2183"/>
+            <w:tcW w:type="dxa" w:w="1134"/>
+            <w:tcMar>
+              <w:top w:w="60" w:type="dxa"/>
+              <w:start w:w="100" w:type="dxa"/>
+              <w:bottom w:w="60" w:type="dxa"/>
+              <w:end w:w="100" w:type="dxa"/>
+            </w:tcMar>
+            <w:shd w:val="clear" w:color="auto" w:fill="D4D4D4"/>
           </w:tcPr>
           <w:p>
+            <w:pPr>
+              <w:jc w:val="center"/>
+              <w:spacing w:line="276" w:lineRule="auto" w:after="0"/>
+            </w:pPr>
             <w:r>
               <w:rPr>
                 <w:rFonts w:ascii="黑体" w:hAnsi="黑体" w:eastAsia="黑体"/>
@@ -806,12 +1141,23 @@
       <w:tr>
         <w:tc>
           <w:tcPr>
-            <w:tcW w:type="dxa" w:w="2183"/>
+            <w:tcW w:type="dxa" w:w="794"/>
+            <w:tcMar>
+              <w:top w:w="60" w:type="dxa"/>
+              <w:start w:w="100" w:type="dxa"/>
+              <w:bottom w:w="60" w:type="dxa"/>
+              <w:end w:w="100" w:type="dxa"/>
+            </w:tcMar>
           </w:tcPr>
           <w:p>
+            <w:pPr>
+              <w:jc w:val="center"/>
+              <w:spacing w:line="276" w:lineRule="auto" w:after="0"/>
+            </w:pPr>
             <w:r>
               <w:rPr>
                 <w:rFonts w:ascii="宋体" w:hAnsi="宋体" w:eastAsia="宋体"/>
+                <w:b/>
                 <w:sz w:val="20"/>
               </w:rPr>
               <w:t>M1</w:t>
@@ -820,9 +1166,18 @@
         </w:tc>
         <w:tc>
           <w:tcPr>
-            <w:tcW w:type="dxa" w:w="2183"/>
+            <w:tcW w:type="dxa" w:w="3402"/>
+            <w:tcMar>
+              <w:top w:w="60" w:type="dxa"/>
+              <w:start w:w="100" w:type="dxa"/>
+              <w:bottom w:w="60" w:type="dxa"/>
+              <w:end w:w="100" w:type="dxa"/>
+            </w:tcMar>
           </w:tcPr>
           <w:p>
+            <w:pPr>
+              <w:spacing w:line="276" w:lineRule="auto" w:after="0"/>
+            </w:pPr>
             <w:r>
               <w:rPr>
                 <w:rFonts w:ascii="宋体" w:hAnsi="宋体" w:eastAsia="宋体"/>
@@ -836,9 +1191,18 @@
         </w:tc>
         <w:tc>
           <w:tcPr>
-            <w:tcW w:type="dxa" w:w="2183"/>
+            <w:tcW w:type="dxa" w:w="2835"/>
+            <w:tcMar>
+              <w:top w:w="60" w:type="dxa"/>
+              <w:start w:w="100" w:type="dxa"/>
+              <w:bottom w:w="60" w:type="dxa"/>
+              <w:end w:w="100" w:type="dxa"/>
+            </w:tcMar>
           </w:tcPr>
           <w:p>
+            <w:pPr>
+              <w:spacing w:line="276" w:lineRule="auto" w:after="0"/>
+            </w:pPr>
             <w:r>
               <w:rPr>
                 <w:rFonts w:ascii="宋体" w:hAnsi="宋体" w:eastAsia="宋体"/>
@@ -850,9 +1214,18 @@
         </w:tc>
         <w:tc>
           <w:tcPr>
-            <w:tcW w:type="dxa" w:w="2183"/>
+            <w:tcW w:type="dxa" w:w="1134"/>
+            <w:tcMar>
+              <w:top w:w="60" w:type="dxa"/>
+              <w:start w:w="100" w:type="dxa"/>
+              <w:bottom w:w="60" w:type="dxa"/>
+              <w:end w:w="100" w:type="dxa"/>
+            </w:tcMar>
           </w:tcPr>
           <w:p>
+            <w:pPr>
+              <w:spacing w:line="276" w:lineRule="auto" w:after="0"/>
+            </w:pPr>
             <w:r>
               <w:rPr>
                 <w:rFonts w:ascii="宋体" w:hAnsi="宋体" w:eastAsia="宋体"/>
@@ -866,12 +1239,23 @@
       <w:tr>
         <w:tc>
           <w:tcPr>
-            <w:tcW w:type="dxa" w:w="2183"/>
+            <w:tcW w:type="dxa" w:w="794"/>
+            <w:tcMar>
+              <w:top w:w="60" w:type="dxa"/>
+              <w:start w:w="100" w:type="dxa"/>
+              <w:bottom w:w="60" w:type="dxa"/>
+              <w:end w:w="100" w:type="dxa"/>
+            </w:tcMar>
           </w:tcPr>
           <w:p>
+            <w:pPr>
+              <w:jc w:val="center"/>
+              <w:spacing w:line="276" w:lineRule="auto" w:after="0"/>
+            </w:pPr>
             <w:r>
               <w:rPr>
                 <w:rFonts w:ascii="宋体" w:hAnsi="宋体" w:eastAsia="宋体"/>
+                <w:b/>
                 <w:sz w:val="20"/>
               </w:rPr>
               <w:t>M2</w:t>
@@ -880,9 +1264,18 @@
         </w:tc>
         <w:tc>
           <w:tcPr>
-            <w:tcW w:type="dxa" w:w="2183"/>
+            <w:tcW w:type="dxa" w:w="3402"/>
+            <w:tcMar>
+              <w:top w:w="60" w:type="dxa"/>
+              <w:start w:w="100" w:type="dxa"/>
+              <w:bottom w:w="60" w:type="dxa"/>
+              <w:end w:w="100" w:type="dxa"/>
+            </w:tcMar>
           </w:tcPr>
           <w:p>
+            <w:pPr>
+              <w:spacing w:line="276" w:lineRule="auto" w:after="0"/>
+            </w:pPr>
             <w:r>
               <w:rPr>
                 <w:rFonts w:ascii="宋体" w:hAnsi="宋体" w:eastAsia="宋体"/>
@@ -896,9 +1289,18 @@
         </w:tc>
         <w:tc>
           <w:tcPr>
-            <w:tcW w:type="dxa" w:w="2183"/>
+            <w:tcW w:type="dxa" w:w="2835"/>
+            <w:tcMar>
+              <w:top w:w="60" w:type="dxa"/>
+              <w:start w:w="100" w:type="dxa"/>
+              <w:bottom w:w="60" w:type="dxa"/>
+              <w:end w:w="100" w:type="dxa"/>
+            </w:tcMar>
           </w:tcPr>
           <w:p>
+            <w:pPr>
+              <w:spacing w:line="276" w:lineRule="auto" w:after="0"/>
+            </w:pPr>
             <w:r>
               <w:rPr>
                 <w:rFonts w:ascii="宋体" w:hAnsi="宋体" w:eastAsia="宋体"/>
@@ -910,9 +1312,18 @@
         </w:tc>
         <w:tc>
           <w:tcPr>
-            <w:tcW w:type="dxa" w:w="2183"/>
+            <w:tcW w:type="dxa" w:w="1134"/>
+            <w:tcMar>
+              <w:top w:w="60" w:type="dxa"/>
+              <w:start w:w="100" w:type="dxa"/>
+              <w:bottom w:w="60" w:type="dxa"/>
+              <w:end w:w="100" w:type="dxa"/>
+            </w:tcMar>
           </w:tcPr>
           <w:p>
+            <w:pPr>
+              <w:spacing w:line="276" w:lineRule="auto" w:after="0"/>
+            </w:pPr>
             <w:r>
               <w:rPr>
                 <w:rFonts w:ascii="宋体" w:hAnsi="宋体" w:eastAsia="宋体"/>
@@ -926,12 +1337,23 @@
       <w:tr>
         <w:tc>
           <w:tcPr>
-            <w:tcW w:type="dxa" w:w="2183"/>
+            <w:tcW w:type="dxa" w:w="794"/>
+            <w:tcMar>
+              <w:top w:w="60" w:type="dxa"/>
+              <w:start w:w="100" w:type="dxa"/>
+              <w:bottom w:w="60" w:type="dxa"/>
+              <w:end w:w="100" w:type="dxa"/>
+            </w:tcMar>
           </w:tcPr>
           <w:p>
+            <w:pPr>
+              <w:jc w:val="center"/>
+              <w:spacing w:line="276" w:lineRule="auto" w:after="0"/>
+            </w:pPr>
             <w:r>
               <w:rPr>
                 <w:rFonts w:ascii="宋体" w:hAnsi="宋体" w:eastAsia="宋体"/>
+                <w:b/>
                 <w:sz w:val="20"/>
               </w:rPr>
               <w:t>M3</w:t>
@@ -940,9 +1362,18 @@
         </w:tc>
         <w:tc>
           <w:tcPr>
-            <w:tcW w:type="dxa" w:w="2183"/>
+            <w:tcW w:type="dxa" w:w="3402"/>
+            <w:tcMar>
+              <w:top w:w="60" w:type="dxa"/>
+              <w:start w:w="100" w:type="dxa"/>
+              <w:bottom w:w="60" w:type="dxa"/>
+              <w:end w:w="100" w:type="dxa"/>
+            </w:tcMar>
           </w:tcPr>
           <w:p>
+            <w:pPr>
+              <w:spacing w:line="276" w:lineRule="auto" w:after="0"/>
+            </w:pPr>
             <w:r>
               <w:rPr>
                 <w:rFonts w:ascii="宋体" w:hAnsi="宋体" w:eastAsia="宋体"/>
@@ -956,9 +1387,18 @@
         </w:tc>
         <w:tc>
           <w:tcPr>
-            <w:tcW w:type="dxa" w:w="2183"/>
+            <w:tcW w:type="dxa" w:w="2835"/>
+            <w:tcMar>
+              <w:top w:w="60" w:type="dxa"/>
+              <w:start w:w="100" w:type="dxa"/>
+              <w:bottom w:w="60" w:type="dxa"/>
+              <w:end w:w="100" w:type="dxa"/>
+            </w:tcMar>
           </w:tcPr>
           <w:p>
+            <w:pPr>
+              <w:spacing w:line="276" w:lineRule="auto" w:after="0"/>
+            </w:pPr>
             <w:r>
               <w:rPr>
                 <w:rFonts w:ascii="宋体" w:hAnsi="宋体" w:eastAsia="宋体"/>
@@ -970,9 +1410,18 @@
         </w:tc>
         <w:tc>
           <w:tcPr>
-            <w:tcW w:type="dxa" w:w="2183"/>
+            <w:tcW w:type="dxa" w:w="1134"/>
+            <w:tcMar>
+              <w:top w:w="60" w:type="dxa"/>
+              <w:start w:w="100" w:type="dxa"/>
+              <w:bottom w:w="60" w:type="dxa"/>
+              <w:end w:w="100" w:type="dxa"/>
+            </w:tcMar>
           </w:tcPr>
           <w:p>
+            <w:pPr>
+              <w:spacing w:line="276" w:lineRule="auto" w:after="0"/>
+            </w:pPr>
             <w:r>
               <w:rPr>
                 <w:rFonts w:ascii="宋体" w:hAnsi="宋体" w:eastAsia="宋体"/>
@@ -986,12 +1435,23 @@
       <w:tr>
         <w:tc>
           <w:tcPr>
-            <w:tcW w:type="dxa" w:w="2183"/>
+            <w:tcW w:type="dxa" w:w="794"/>
+            <w:tcMar>
+              <w:top w:w="60" w:type="dxa"/>
+              <w:start w:w="100" w:type="dxa"/>
+              <w:bottom w:w="60" w:type="dxa"/>
+              <w:end w:w="100" w:type="dxa"/>
+            </w:tcMar>
           </w:tcPr>
           <w:p>
+            <w:pPr>
+              <w:jc w:val="center"/>
+              <w:spacing w:line="276" w:lineRule="auto" w:after="0"/>
+            </w:pPr>
             <w:r>
               <w:rPr>
                 <w:rFonts w:ascii="宋体" w:hAnsi="宋体" w:eastAsia="宋体"/>
+                <w:b/>
                 <w:sz w:val="20"/>
               </w:rPr>
               <w:t>M4</w:t>
@@ -1000,9 +1460,18 @@
         </w:tc>
         <w:tc>
           <w:tcPr>
-            <w:tcW w:type="dxa" w:w="2183"/>
+            <w:tcW w:type="dxa" w:w="3402"/>
+            <w:tcMar>
+              <w:top w:w="60" w:type="dxa"/>
+              <w:start w:w="100" w:type="dxa"/>
+              <w:bottom w:w="60" w:type="dxa"/>
+              <w:end w:w="100" w:type="dxa"/>
+            </w:tcMar>
           </w:tcPr>
           <w:p>
+            <w:pPr>
+              <w:spacing w:line="276" w:lineRule="auto" w:after="0"/>
+            </w:pPr>
             <w:r>
               <w:rPr>
                 <w:rFonts w:ascii="宋体" w:hAnsi="宋体" w:eastAsia="宋体"/>
@@ -1016,9 +1485,18 @@
         </w:tc>
         <w:tc>
           <w:tcPr>
-            <w:tcW w:type="dxa" w:w="2183"/>
+            <w:tcW w:type="dxa" w:w="2835"/>
+            <w:tcMar>
+              <w:top w:w="60" w:type="dxa"/>
+              <w:start w:w="100" w:type="dxa"/>
+              <w:bottom w:w="60" w:type="dxa"/>
+              <w:end w:w="100" w:type="dxa"/>
+            </w:tcMar>
           </w:tcPr>
           <w:p>
+            <w:pPr>
+              <w:spacing w:line="276" w:lineRule="auto" w:after="0"/>
+            </w:pPr>
             <w:r>
               <w:rPr>
                 <w:rFonts w:ascii="宋体" w:hAnsi="宋体" w:eastAsia="宋体"/>
@@ -1030,9 +1508,18 @@
         </w:tc>
         <w:tc>
           <w:tcPr>
-            <w:tcW w:type="dxa" w:w="2183"/>
+            <w:tcW w:type="dxa" w:w="1134"/>
+            <w:tcMar>
+              <w:top w:w="60" w:type="dxa"/>
+              <w:start w:w="100" w:type="dxa"/>
+              <w:bottom w:w="60" w:type="dxa"/>
+              <w:end w:w="100" w:type="dxa"/>
+            </w:tcMar>
           </w:tcPr>
           <w:p>
+            <w:pPr>
+              <w:spacing w:line="276" w:lineRule="auto" w:after="0"/>
+            </w:pPr>
             <w:r>
               <w:rPr>
                 <w:rFonts w:ascii="宋体" w:hAnsi="宋体" w:eastAsia="宋体"/>
@@ -1047,54 +1534,373 @@
     <w:p/>
     <w:p>
       <w:pPr>
-        <w:spacing w:before="60" w:after="60"/>
+        <w:spacing w:line="276" w:lineRule="auto" w:after="120"/>
       </w:pPr>
       <w:r>
         <w:rPr>
           <w:rFonts w:ascii="宋体" w:hAnsi="宋体" w:eastAsia="宋体"/>
           <w:sz w:val="22"/>
         </w:rPr>
-        <w:t>【甘特图（示意）】</w:t>
+        <w:t>图1  项目甘特图（四个里程碑）。</w:t>
       </w:r>
     </w:p>
     <w:tbl>
       <w:tblPr>
         <w:tblStyle w:val="TableGrid"/>
-        <w:tblW w:type="auto" w:w="0"/>
+        <w:jc w:val="center"/>
         <w:tblLook w:firstColumn="1" w:firstRow="1" w:lastColumn="0" w:lastRow="0" w:noHBand="0" w:noVBand="1" w:val="04A0"/>
+        <w:tblW w:w="8164" w:type="dxa"/>
       </w:tblPr>
       <w:tblGrid>
-        <w:gridCol w:w="4366"/>
-        <w:gridCol w:w="4366"/>
+        <w:gridCol w:w="672"/>
+        <w:gridCol w:w="672"/>
+        <w:gridCol w:w="672"/>
+        <w:gridCol w:w="672"/>
+        <w:gridCol w:w="672"/>
+        <w:gridCol w:w="672"/>
+        <w:gridCol w:w="672"/>
+        <w:gridCol w:w="672"/>
+        <w:gridCol w:w="672"/>
+        <w:gridCol w:w="672"/>
+        <w:gridCol w:w="672"/>
+        <w:gridCol w:w="672"/>
+        <w:gridCol w:w="672"/>
       </w:tblGrid>
       <w:tr>
         <w:tc>
           <w:tcPr>
-            <w:tcW w:type="dxa" w:w="4366"/>
+            <w:tcW w:type="dxa" w:w="3061"/>
+            <w:tcMar>
+              <w:top w:w="40" w:type="dxa"/>
+              <w:start w:w="60" w:type="dxa"/>
+              <w:bottom w:w="40" w:type="dxa"/>
+              <w:end w:w="60" w:type="dxa"/>
+            </w:tcMar>
+            <w:shd w:val="clear" w:color="auto" w:fill="D4D4D4"/>
           </w:tcPr>
           <w:p>
+            <w:pPr>
+              <w:spacing w:line="276" w:lineRule="auto" w:after="0"/>
+            </w:pPr>
             <w:r>
               <w:rPr>
                 <w:rFonts w:ascii="黑体" w:hAnsi="黑体" w:eastAsia="黑体"/>
                 <w:b/>
-                <w:sz w:val="20"/>
+                <w:sz w:val="18"/>
               </w:rPr>
-              <w:t>里程碑</w:t>
+              <w:t>任务</w:t>
             </w:r>
           </w:p>
         </w:tc>
         <w:tc>
           <w:tcPr>
-            <w:tcW w:type="dxa" w:w="4366"/>
+            <w:tcW w:type="dxa" w:w="425"/>
+            <w:tcMar>
+              <w:top w:w="40" w:type="dxa"/>
+              <w:start w:w="60" w:type="dxa"/>
+              <w:bottom w:w="40" w:type="dxa"/>
+              <w:end w:w="60" w:type="dxa"/>
+            </w:tcMar>
+            <w:shd w:val="clear" w:color="auto" w:fill="D4D4D4"/>
           </w:tcPr>
           <w:p>
+            <w:pPr>
+              <w:jc w:val="center"/>
+              <w:spacing w:line="276" w:lineRule="auto" w:after="0"/>
+            </w:pPr>
             <w:r>
               <w:rPr>
                 <w:rFonts w:ascii="黑体" w:hAnsi="黑体" w:eastAsia="黑体"/>
                 <w:b/>
-                <w:sz w:val="20"/>
+                <w:sz w:val="18"/>
               </w:rPr>
-              <w:t>月份（1–12）</w:t>
+              <w:t>1</w:t>
+            </w:r>
+          </w:p>
+        </w:tc>
+        <w:tc>
+          <w:tcPr>
+            <w:tcW w:type="dxa" w:w="425"/>
+            <w:tcMar>
+              <w:top w:w="40" w:type="dxa"/>
+              <w:start w:w="60" w:type="dxa"/>
+              <w:bottom w:w="40" w:type="dxa"/>
+              <w:end w:w="60" w:type="dxa"/>
+            </w:tcMar>
+            <w:shd w:val="clear" w:color="auto" w:fill="D4D4D4"/>
+          </w:tcPr>
+          <w:p>
+            <w:pPr>
+              <w:jc w:val="center"/>
+              <w:spacing w:line="276" w:lineRule="auto" w:after="0"/>
+            </w:pPr>
+            <w:r>
+              <w:rPr>
+                <w:rFonts w:ascii="黑体" w:hAnsi="黑体" w:eastAsia="黑体"/>
+                <w:b/>
+                <w:sz w:val="18"/>
+              </w:rPr>
+              <w:t>2</w:t>
+            </w:r>
+          </w:p>
+        </w:tc>
+        <w:tc>
+          <w:tcPr>
+            <w:tcW w:type="dxa" w:w="425"/>
+            <w:tcMar>
+              <w:top w:w="40" w:type="dxa"/>
+              <w:start w:w="60" w:type="dxa"/>
+              <w:bottom w:w="40" w:type="dxa"/>
+              <w:end w:w="60" w:type="dxa"/>
+            </w:tcMar>
+            <w:shd w:val="clear" w:color="auto" w:fill="D4D4D4"/>
+          </w:tcPr>
+          <w:p>
+            <w:pPr>
+              <w:jc w:val="center"/>
+              <w:spacing w:line="276" w:lineRule="auto" w:after="0"/>
+            </w:pPr>
+            <w:r>
+              <w:rPr>
+                <w:rFonts w:ascii="黑体" w:hAnsi="黑体" w:eastAsia="黑体"/>
+                <w:b/>
+                <w:sz w:val="18"/>
+              </w:rPr>
+              <w:t>3</w:t>
+            </w:r>
+          </w:p>
+        </w:tc>
+        <w:tc>
+          <w:tcPr>
+            <w:tcW w:type="dxa" w:w="425"/>
+            <w:tcMar>
+              <w:top w:w="40" w:type="dxa"/>
+              <w:start w:w="60" w:type="dxa"/>
+              <w:bottom w:w="40" w:type="dxa"/>
+              <w:end w:w="60" w:type="dxa"/>
+            </w:tcMar>
+            <w:shd w:val="clear" w:color="auto" w:fill="D4D4D4"/>
+          </w:tcPr>
+          <w:p>
+            <w:pPr>
+              <w:jc w:val="center"/>
+              <w:spacing w:line="276" w:lineRule="auto" w:after="0"/>
+            </w:pPr>
+            <w:r>
+              <w:rPr>
+                <w:rFonts w:ascii="黑体" w:hAnsi="黑体" w:eastAsia="黑体"/>
+                <w:b/>
+                <w:sz w:val="18"/>
+              </w:rPr>
+              <w:t>4</w:t>
+            </w:r>
+          </w:p>
+        </w:tc>
+        <w:tc>
+          <w:tcPr>
+            <w:tcW w:type="dxa" w:w="425"/>
+            <w:tcMar>
+              <w:top w:w="40" w:type="dxa"/>
+              <w:start w:w="60" w:type="dxa"/>
+              <w:bottom w:w="40" w:type="dxa"/>
+              <w:end w:w="60" w:type="dxa"/>
+            </w:tcMar>
+            <w:shd w:val="clear" w:color="auto" w:fill="D4D4D4"/>
+          </w:tcPr>
+          <w:p>
+            <w:pPr>
+              <w:jc w:val="center"/>
+              <w:spacing w:line="276" w:lineRule="auto" w:after="0"/>
+            </w:pPr>
+            <w:r>
+              <w:rPr>
+                <w:rFonts w:ascii="黑体" w:hAnsi="黑体" w:eastAsia="黑体"/>
+                <w:b/>
+                <w:sz w:val="18"/>
+              </w:rPr>
+              <w:t>5</w:t>
+            </w:r>
+          </w:p>
+        </w:tc>
+        <w:tc>
+          <w:tcPr>
+            <w:tcW w:type="dxa" w:w="425"/>
+            <w:tcMar>
+              <w:top w:w="40" w:type="dxa"/>
+              <w:start w:w="60" w:type="dxa"/>
+              <w:bottom w:w="40" w:type="dxa"/>
+              <w:end w:w="60" w:type="dxa"/>
+            </w:tcMar>
+            <w:shd w:val="clear" w:color="auto" w:fill="D4D4D4"/>
+          </w:tcPr>
+          <w:p>
+            <w:pPr>
+              <w:jc w:val="center"/>
+              <w:spacing w:line="276" w:lineRule="auto" w:after="0"/>
+            </w:pPr>
+            <w:r>
+              <w:rPr>
+                <w:rFonts w:ascii="黑体" w:hAnsi="黑体" w:eastAsia="黑体"/>
+                <w:b/>
+                <w:sz w:val="18"/>
+              </w:rPr>
+              <w:t>6</w:t>
+            </w:r>
+          </w:p>
+        </w:tc>
+        <w:tc>
+          <w:tcPr>
+            <w:tcW w:type="dxa" w:w="425"/>
+            <w:tcMar>
+              <w:top w:w="40" w:type="dxa"/>
+              <w:start w:w="60" w:type="dxa"/>
+              <w:bottom w:w="40" w:type="dxa"/>
+              <w:end w:w="60" w:type="dxa"/>
+            </w:tcMar>
+            <w:shd w:val="clear" w:color="auto" w:fill="D4D4D4"/>
+          </w:tcPr>
+          <w:p>
+            <w:pPr>
+              <w:jc w:val="center"/>
+              <w:spacing w:line="276" w:lineRule="auto" w:after="0"/>
+            </w:pPr>
+            <w:r>
+              <w:rPr>
+                <w:rFonts w:ascii="黑体" w:hAnsi="黑体" w:eastAsia="黑体"/>
+                <w:b/>
+                <w:sz w:val="18"/>
+              </w:rPr>
+              <w:t>7</w:t>
+            </w:r>
+          </w:p>
+        </w:tc>
+        <w:tc>
+          <w:tcPr>
+            <w:tcW w:type="dxa" w:w="425"/>
+            <w:tcMar>
+              <w:top w:w="40" w:type="dxa"/>
+              <w:start w:w="60" w:type="dxa"/>
+              <w:bottom w:w="40" w:type="dxa"/>
+              <w:end w:w="60" w:type="dxa"/>
+            </w:tcMar>
+            <w:shd w:val="clear" w:color="auto" w:fill="D4D4D4"/>
+          </w:tcPr>
+          <w:p>
+            <w:pPr>
+              <w:jc w:val="center"/>
+              <w:spacing w:line="276" w:lineRule="auto" w:after="0"/>
+            </w:pPr>
+            <w:r>
+              <w:rPr>
+                <w:rFonts w:ascii="黑体" w:hAnsi="黑体" w:eastAsia="黑体"/>
+                <w:b/>
+                <w:sz w:val="18"/>
+              </w:rPr>
+              <w:t>8</w:t>
+            </w:r>
+          </w:p>
+        </w:tc>
+        <w:tc>
+          <w:tcPr>
+            <w:tcW w:type="dxa" w:w="425"/>
+            <w:tcMar>
+              <w:top w:w="40" w:type="dxa"/>
+              <w:start w:w="60" w:type="dxa"/>
+              <w:bottom w:w="40" w:type="dxa"/>
+              <w:end w:w="60" w:type="dxa"/>
+            </w:tcMar>
+            <w:shd w:val="clear" w:color="auto" w:fill="D4D4D4"/>
+          </w:tcPr>
+          <w:p>
+            <w:pPr>
+              <w:jc w:val="center"/>
+              <w:spacing w:line="276" w:lineRule="auto" w:after="0"/>
+            </w:pPr>
+            <w:r>
+              <w:rPr>
+                <w:rFonts w:ascii="黑体" w:hAnsi="黑体" w:eastAsia="黑体"/>
+                <w:b/>
+                <w:sz w:val="18"/>
+              </w:rPr>
+              <w:t>9</w:t>
+            </w:r>
+          </w:p>
+        </w:tc>
+        <w:tc>
+          <w:tcPr>
+            <w:tcW w:type="dxa" w:w="425"/>
+            <w:tcMar>
+              <w:top w:w="40" w:type="dxa"/>
+              <w:start w:w="60" w:type="dxa"/>
+              <w:bottom w:w="40" w:type="dxa"/>
+              <w:end w:w="60" w:type="dxa"/>
+            </w:tcMar>
+            <w:shd w:val="clear" w:color="auto" w:fill="D4D4D4"/>
+          </w:tcPr>
+          <w:p>
+            <w:pPr>
+              <w:jc w:val="center"/>
+              <w:spacing w:line="276" w:lineRule="auto" w:after="0"/>
+            </w:pPr>
+            <w:r>
+              <w:rPr>
+                <w:rFonts w:ascii="黑体" w:hAnsi="黑体" w:eastAsia="黑体"/>
+                <w:b/>
+                <w:sz w:val="18"/>
+              </w:rPr>
+              <w:t>10</w:t>
+            </w:r>
+          </w:p>
+        </w:tc>
+        <w:tc>
+          <w:tcPr>
+            <w:tcW w:type="dxa" w:w="425"/>
+            <w:tcMar>
+              <w:top w:w="40" w:type="dxa"/>
+              <w:start w:w="60" w:type="dxa"/>
+              <w:bottom w:w="40" w:type="dxa"/>
+              <w:end w:w="60" w:type="dxa"/>
+            </w:tcMar>
+            <w:shd w:val="clear" w:color="auto" w:fill="D4D4D4"/>
+          </w:tcPr>
+          <w:p>
+            <w:pPr>
+              <w:jc w:val="center"/>
+              <w:spacing w:line="276" w:lineRule="auto" w:after="0"/>
+            </w:pPr>
+            <w:r>
+              <w:rPr>
+                <w:rFonts w:ascii="黑体" w:hAnsi="黑体" w:eastAsia="黑体"/>
+                <w:b/>
+                <w:sz w:val="18"/>
+              </w:rPr>
+              <w:t>11</w:t>
+            </w:r>
+          </w:p>
+        </w:tc>
+        <w:tc>
+          <w:tcPr>
+            <w:tcW w:type="dxa" w:w="425"/>
+            <w:tcMar>
+              <w:top w:w="40" w:type="dxa"/>
+              <w:start w:w="60" w:type="dxa"/>
+              <w:bottom w:w="40" w:type="dxa"/>
+              <w:end w:w="60" w:type="dxa"/>
+            </w:tcMar>
+            <w:shd w:val="clear" w:color="auto" w:fill="D4D4D4"/>
+          </w:tcPr>
+          <w:p>
+            <w:pPr>
+              <w:jc w:val="center"/>
+              <w:spacing w:line="276" w:lineRule="auto" w:after="0"/>
+            </w:pPr>
+            <w:r>
+              <w:rPr>
+                <w:rFonts w:ascii="黑体" w:hAnsi="黑体" w:eastAsia="黑体"/>
+                <w:b/>
+                <w:sz w:val="18"/>
+              </w:rPr>
+              <w:t>12</w:t>
             </w:r>
           </w:p>
         </w:tc>
@@ -1102,13 +1908,22 @@
       <w:tr>
         <w:tc>
           <w:tcPr>
-            <w:tcW w:type="dxa" w:w="4366"/>
+            <w:tcW w:type="dxa" w:w="3061"/>
+            <w:tcMar>
+              <w:top w:w="40" w:type="dxa"/>
+              <w:start w:w="60" w:type="dxa"/>
+              <w:bottom w:w="40" w:type="dxa"/>
+              <w:end w:w="60" w:type="dxa"/>
+            </w:tcMar>
           </w:tcPr>
           <w:p>
+            <w:pPr>
+              <w:spacing w:line="276" w:lineRule="auto" w:after="0"/>
+            </w:pPr>
             <w:r>
               <w:rPr>
                 <w:rFonts w:ascii="宋体" w:hAnsi="宋体" w:eastAsia="宋体"/>
-                <w:sz w:val="20"/>
+                <w:sz w:val="18"/>
               </w:rPr>
               <w:t>M1 流水线设计与数据准备</w:t>
             </w:r>
@@ -1116,15 +1931,283 @@
         </w:tc>
         <w:tc>
           <w:tcPr>
-            <w:tcW w:type="dxa" w:w="4366"/>
+            <w:tcW w:type="dxa" w:w="425"/>
+            <w:tcMar>
+              <w:top w:w="40" w:type="dxa"/>
+              <w:start w:w="60" w:type="dxa"/>
+              <w:bottom w:w="40" w:type="dxa"/>
+              <w:end w:w="60" w:type="dxa"/>
+            </w:tcMar>
+            <w:shd w:val="clear" w:color="auto" w:fill="A0A0A0"/>
           </w:tcPr>
           <w:p>
+            <w:pPr>
+              <w:jc w:val="center"/>
+              <w:spacing w:line="276" w:lineRule="auto" w:after="0"/>
+            </w:pPr>
             <w:r>
               <w:rPr>
                 <w:rFonts w:ascii="宋体" w:hAnsi="宋体" w:eastAsia="宋体"/>
-                <w:sz w:val="20"/>
+                <w:sz w:val="18"/>
               </w:rPr>
-              <w:t>█████░░░░░░░</w:t>
+              <w:t>█</w:t>
+            </w:r>
+          </w:p>
+        </w:tc>
+        <w:tc>
+          <w:tcPr>
+            <w:tcW w:type="dxa" w:w="425"/>
+            <w:tcMar>
+              <w:top w:w="40" w:type="dxa"/>
+              <w:start w:w="60" w:type="dxa"/>
+              <w:bottom w:w="40" w:type="dxa"/>
+              <w:end w:w="60" w:type="dxa"/>
+            </w:tcMar>
+            <w:shd w:val="clear" w:color="auto" w:fill="A0A0A0"/>
+          </w:tcPr>
+          <w:p>
+            <w:pPr>
+              <w:jc w:val="center"/>
+              <w:spacing w:line="276" w:lineRule="auto" w:after="0"/>
+            </w:pPr>
+            <w:r>
+              <w:rPr>
+                <w:rFonts w:ascii="宋体" w:hAnsi="宋体" w:eastAsia="宋体"/>
+                <w:sz w:val="18"/>
+              </w:rPr>
+              <w:t>█</w:t>
+            </w:r>
+          </w:p>
+        </w:tc>
+        <w:tc>
+          <w:tcPr>
+            <w:tcW w:type="dxa" w:w="425"/>
+            <w:tcMar>
+              <w:top w:w="40" w:type="dxa"/>
+              <w:start w:w="60" w:type="dxa"/>
+              <w:bottom w:w="40" w:type="dxa"/>
+              <w:end w:w="60" w:type="dxa"/>
+            </w:tcMar>
+            <w:shd w:val="clear" w:color="auto" w:fill="A0A0A0"/>
+          </w:tcPr>
+          <w:p>
+            <w:pPr>
+              <w:jc w:val="center"/>
+              <w:spacing w:line="276" w:lineRule="auto" w:after="0"/>
+            </w:pPr>
+            <w:r>
+              <w:rPr>
+                <w:rFonts w:ascii="宋体" w:hAnsi="宋体" w:eastAsia="宋体"/>
+                <w:sz w:val="18"/>
+              </w:rPr>
+              <w:t>█</w:t>
+            </w:r>
+          </w:p>
+        </w:tc>
+        <w:tc>
+          <w:tcPr>
+            <w:tcW w:type="dxa" w:w="425"/>
+            <w:tcMar>
+              <w:top w:w="40" w:type="dxa"/>
+              <w:start w:w="60" w:type="dxa"/>
+              <w:bottom w:w="40" w:type="dxa"/>
+              <w:end w:w="60" w:type="dxa"/>
+            </w:tcMar>
+          </w:tcPr>
+          <w:p>
+            <w:pPr>
+              <w:jc w:val="center"/>
+              <w:spacing w:line="276" w:lineRule="auto" w:after="0"/>
+            </w:pPr>
+            <w:r>
+              <w:rPr>
+                <w:rFonts w:ascii="宋体" w:hAnsi="宋体" w:eastAsia="宋体"/>
+                <w:sz w:val="18"/>
+              </w:rPr>
+            </w:r>
+          </w:p>
+        </w:tc>
+        <w:tc>
+          <w:tcPr>
+            <w:tcW w:type="dxa" w:w="425"/>
+            <w:tcMar>
+              <w:top w:w="40" w:type="dxa"/>
+              <w:start w:w="60" w:type="dxa"/>
+              <w:bottom w:w="40" w:type="dxa"/>
+              <w:end w:w="60" w:type="dxa"/>
+            </w:tcMar>
+          </w:tcPr>
+          <w:p>
+            <w:pPr>
+              <w:jc w:val="center"/>
+              <w:spacing w:line="276" w:lineRule="auto" w:after="0"/>
+            </w:pPr>
+            <w:r>
+              <w:rPr>
+                <w:rFonts w:ascii="宋体" w:hAnsi="宋体" w:eastAsia="宋体"/>
+                <w:sz w:val="18"/>
+              </w:rPr>
+            </w:r>
+          </w:p>
+        </w:tc>
+        <w:tc>
+          <w:tcPr>
+            <w:tcW w:type="dxa" w:w="425"/>
+            <w:tcMar>
+              <w:top w:w="40" w:type="dxa"/>
+              <w:start w:w="60" w:type="dxa"/>
+              <w:bottom w:w="40" w:type="dxa"/>
+              <w:end w:w="60" w:type="dxa"/>
+            </w:tcMar>
+          </w:tcPr>
+          <w:p>
+            <w:pPr>
+              <w:jc w:val="center"/>
+              <w:spacing w:line="276" w:lineRule="auto" w:after="0"/>
+            </w:pPr>
+            <w:r>
+              <w:rPr>
+                <w:rFonts w:ascii="宋体" w:hAnsi="宋体" w:eastAsia="宋体"/>
+                <w:sz w:val="18"/>
+              </w:rPr>
+            </w:r>
+          </w:p>
+        </w:tc>
+        <w:tc>
+          <w:tcPr>
+            <w:tcW w:type="dxa" w:w="425"/>
+            <w:tcMar>
+              <w:top w:w="40" w:type="dxa"/>
+              <w:start w:w="60" w:type="dxa"/>
+              <w:bottom w:w="40" w:type="dxa"/>
+              <w:end w:w="60" w:type="dxa"/>
+            </w:tcMar>
+          </w:tcPr>
+          <w:p>
+            <w:pPr>
+              <w:jc w:val="center"/>
+              <w:spacing w:line="276" w:lineRule="auto" w:after="0"/>
+            </w:pPr>
+            <w:r>
+              <w:rPr>
+                <w:rFonts w:ascii="宋体" w:hAnsi="宋体" w:eastAsia="宋体"/>
+                <w:sz w:val="18"/>
+              </w:rPr>
+            </w:r>
+          </w:p>
+        </w:tc>
+        <w:tc>
+          <w:tcPr>
+            <w:tcW w:type="dxa" w:w="425"/>
+            <w:tcMar>
+              <w:top w:w="40" w:type="dxa"/>
+              <w:start w:w="60" w:type="dxa"/>
+              <w:bottom w:w="40" w:type="dxa"/>
+              <w:end w:w="60" w:type="dxa"/>
+            </w:tcMar>
+          </w:tcPr>
+          <w:p>
+            <w:pPr>
+              <w:jc w:val="center"/>
+              <w:spacing w:line="276" w:lineRule="auto" w:after="0"/>
+            </w:pPr>
+            <w:r>
+              <w:rPr>
+                <w:rFonts w:ascii="宋体" w:hAnsi="宋体" w:eastAsia="宋体"/>
+                <w:sz w:val="18"/>
+              </w:rPr>
+            </w:r>
+          </w:p>
+        </w:tc>
+        <w:tc>
+          <w:tcPr>
+            <w:tcW w:type="dxa" w:w="425"/>
+            <w:tcMar>
+              <w:top w:w="40" w:type="dxa"/>
+              <w:start w:w="60" w:type="dxa"/>
+              <w:bottom w:w="40" w:type="dxa"/>
+              <w:end w:w="60" w:type="dxa"/>
+            </w:tcMar>
+          </w:tcPr>
+          <w:p>
+            <w:pPr>
+              <w:jc w:val="center"/>
+              <w:spacing w:line="276" w:lineRule="auto" w:after="0"/>
+            </w:pPr>
+            <w:r>
+              <w:rPr>
+                <w:rFonts w:ascii="宋体" w:hAnsi="宋体" w:eastAsia="宋体"/>
+                <w:sz w:val="18"/>
+              </w:rPr>
+            </w:r>
+          </w:p>
+        </w:tc>
+        <w:tc>
+          <w:tcPr>
+            <w:tcW w:type="dxa" w:w="425"/>
+            <w:tcMar>
+              <w:top w:w="40" w:type="dxa"/>
+              <w:start w:w="60" w:type="dxa"/>
+              <w:bottom w:w="40" w:type="dxa"/>
+              <w:end w:w="60" w:type="dxa"/>
+            </w:tcMar>
+          </w:tcPr>
+          <w:p>
+            <w:pPr>
+              <w:jc w:val="center"/>
+              <w:spacing w:line="276" w:lineRule="auto" w:after="0"/>
+            </w:pPr>
+            <w:r>
+              <w:rPr>
+                <w:rFonts w:ascii="宋体" w:hAnsi="宋体" w:eastAsia="宋体"/>
+                <w:sz w:val="18"/>
+              </w:rPr>
+            </w:r>
+          </w:p>
+        </w:tc>
+        <w:tc>
+          <w:tcPr>
+            <w:tcW w:type="dxa" w:w="425"/>
+            <w:tcMar>
+              <w:top w:w="40" w:type="dxa"/>
+              <w:start w:w="60" w:type="dxa"/>
+              <w:bottom w:w="40" w:type="dxa"/>
+              <w:end w:w="60" w:type="dxa"/>
+            </w:tcMar>
+          </w:tcPr>
+          <w:p>
+            <w:pPr>
+              <w:jc w:val="center"/>
+              <w:spacing w:line="276" w:lineRule="auto" w:after="0"/>
+            </w:pPr>
+            <w:r>
+              <w:rPr>
+                <w:rFonts w:ascii="宋体" w:hAnsi="宋体" w:eastAsia="宋体"/>
+                <w:sz w:val="18"/>
+              </w:rPr>
+            </w:r>
+          </w:p>
+        </w:tc>
+        <w:tc>
+          <w:tcPr>
+            <w:tcW w:type="dxa" w:w="425"/>
+            <w:tcMar>
+              <w:top w:w="40" w:type="dxa"/>
+              <w:start w:w="60" w:type="dxa"/>
+              <w:bottom w:w="40" w:type="dxa"/>
+              <w:end w:w="60" w:type="dxa"/>
+            </w:tcMar>
+          </w:tcPr>
+          <w:p>
+            <w:pPr>
+              <w:jc w:val="center"/>
+              <w:spacing w:line="276" w:lineRule="auto" w:after="0"/>
+            </w:pPr>
+            <w:r>
+              <w:rPr>
+                <w:rFonts w:ascii="宋体" w:hAnsi="宋体" w:eastAsia="宋体"/>
+                <w:sz w:val="18"/>
+              </w:rPr>
             </w:r>
           </w:p>
         </w:tc>
@@ -1132,29 +2215,308 @@
       <w:tr>
         <w:tc>
           <w:tcPr>
-            <w:tcW w:type="dxa" w:w="4366"/>
+            <w:tcW w:type="dxa" w:w="3061"/>
+            <w:tcMar>
+              <w:top w:w="40" w:type="dxa"/>
+              <w:start w:w="60" w:type="dxa"/>
+              <w:bottom w:w="40" w:type="dxa"/>
+              <w:end w:w="60" w:type="dxa"/>
+            </w:tcMar>
           </w:tcPr>
           <w:p>
+            <w:pPr>
+              <w:spacing w:line="276" w:lineRule="auto" w:after="0"/>
+            </w:pPr>
             <w:r>
               <w:rPr>
                 <w:rFonts w:ascii="宋体" w:hAnsi="宋体" w:eastAsia="宋体"/>
-                <w:sz w:val="20"/>
+                <w:sz w:val="18"/>
               </w:rPr>
-              <w:t>M2 Cycle 2/3 训练与基准测试</w:t>
+              <w:t>M2 Cycle 2/3 训练与基准</w:t>
             </w:r>
           </w:p>
         </w:tc>
         <w:tc>
           <w:tcPr>
-            <w:tcW w:type="dxa" w:w="4366"/>
+            <w:tcW w:type="dxa" w:w="425"/>
+            <w:tcMar>
+              <w:top w:w="40" w:type="dxa"/>
+              <w:start w:w="60" w:type="dxa"/>
+              <w:bottom w:w="40" w:type="dxa"/>
+              <w:end w:w="60" w:type="dxa"/>
+            </w:tcMar>
           </w:tcPr>
           <w:p>
+            <w:pPr>
+              <w:jc w:val="center"/>
+              <w:spacing w:line="276" w:lineRule="auto" w:after="0"/>
+            </w:pPr>
             <w:r>
               <w:rPr>
                 <w:rFonts w:ascii="宋体" w:hAnsi="宋体" w:eastAsia="宋体"/>
-                <w:sz w:val="20"/>
+                <w:sz w:val="18"/>
               </w:rPr>
-              <w:t>░░░█████████░</w:t>
+            </w:r>
+          </w:p>
+        </w:tc>
+        <w:tc>
+          <w:tcPr>
+            <w:tcW w:type="dxa" w:w="425"/>
+            <w:tcMar>
+              <w:top w:w="40" w:type="dxa"/>
+              <w:start w:w="60" w:type="dxa"/>
+              <w:bottom w:w="40" w:type="dxa"/>
+              <w:end w:w="60" w:type="dxa"/>
+            </w:tcMar>
+          </w:tcPr>
+          <w:p>
+            <w:pPr>
+              <w:jc w:val="center"/>
+              <w:spacing w:line="276" w:lineRule="auto" w:after="0"/>
+            </w:pPr>
+            <w:r>
+              <w:rPr>
+                <w:rFonts w:ascii="宋体" w:hAnsi="宋体" w:eastAsia="宋体"/>
+                <w:sz w:val="18"/>
+              </w:rPr>
+            </w:r>
+          </w:p>
+        </w:tc>
+        <w:tc>
+          <w:tcPr>
+            <w:tcW w:type="dxa" w:w="425"/>
+            <w:tcMar>
+              <w:top w:w="40" w:type="dxa"/>
+              <w:start w:w="60" w:type="dxa"/>
+              <w:bottom w:w="40" w:type="dxa"/>
+              <w:end w:w="60" w:type="dxa"/>
+            </w:tcMar>
+          </w:tcPr>
+          <w:p>
+            <w:pPr>
+              <w:jc w:val="center"/>
+              <w:spacing w:line="276" w:lineRule="auto" w:after="0"/>
+            </w:pPr>
+            <w:r>
+              <w:rPr>
+                <w:rFonts w:ascii="宋体" w:hAnsi="宋体" w:eastAsia="宋体"/>
+                <w:sz w:val="18"/>
+              </w:rPr>
+            </w:r>
+          </w:p>
+        </w:tc>
+        <w:tc>
+          <w:tcPr>
+            <w:tcW w:type="dxa" w:w="425"/>
+            <w:tcMar>
+              <w:top w:w="40" w:type="dxa"/>
+              <w:start w:w="60" w:type="dxa"/>
+              <w:bottom w:w="40" w:type="dxa"/>
+              <w:end w:w="60" w:type="dxa"/>
+            </w:tcMar>
+            <w:shd w:val="clear" w:color="auto" w:fill="A0A0A0"/>
+          </w:tcPr>
+          <w:p>
+            <w:pPr>
+              <w:jc w:val="center"/>
+              <w:spacing w:line="276" w:lineRule="auto" w:after="0"/>
+            </w:pPr>
+            <w:r>
+              <w:rPr>
+                <w:rFonts w:ascii="宋体" w:hAnsi="宋体" w:eastAsia="宋体"/>
+                <w:sz w:val="18"/>
+              </w:rPr>
+              <w:t>█</w:t>
+            </w:r>
+          </w:p>
+        </w:tc>
+        <w:tc>
+          <w:tcPr>
+            <w:tcW w:type="dxa" w:w="425"/>
+            <w:tcMar>
+              <w:top w:w="40" w:type="dxa"/>
+              <w:start w:w="60" w:type="dxa"/>
+              <w:bottom w:w="40" w:type="dxa"/>
+              <w:end w:w="60" w:type="dxa"/>
+            </w:tcMar>
+            <w:shd w:val="clear" w:color="auto" w:fill="A0A0A0"/>
+          </w:tcPr>
+          <w:p>
+            <w:pPr>
+              <w:jc w:val="center"/>
+              <w:spacing w:line="276" w:lineRule="auto" w:after="0"/>
+            </w:pPr>
+            <w:r>
+              <w:rPr>
+                <w:rFonts w:ascii="宋体" w:hAnsi="宋体" w:eastAsia="宋体"/>
+                <w:sz w:val="18"/>
+              </w:rPr>
+              <w:t>█</w:t>
+            </w:r>
+          </w:p>
+        </w:tc>
+        <w:tc>
+          <w:tcPr>
+            <w:tcW w:type="dxa" w:w="425"/>
+            <w:tcMar>
+              <w:top w:w="40" w:type="dxa"/>
+              <w:start w:w="60" w:type="dxa"/>
+              <w:bottom w:w="40" w:type="dxa"/>
+              <w:end w:w="60" w:type="dxa"/>
+            </w:tcMar>
+            <w:shd w:val="clear" w:color="auto" w:fill="A0A0A0"/>
+          </w:tcPr>
+          <w:p>
+            <w:pPr>
+              <w:jc w:val="center"/>
+              <w:spacing w:line="276" w:lineRule="auto" w:after="0"/>
+            </w:pPr>
+            <w:r>
+              <w:rPr>
+                <w:rFonts w:ascii="宋体" w:hAnsi="宋体" w:eastAsia="宋体"/>
+                <w:sz w:val="18"/>
+              </w:rPr>
+              <w:t>█</w:t>
+            </w:r>
+          </w:p>
+        </w:tc>
+        <w:tc>
+          <w:tcPr>
+            <w:tcW w:type="dxa" w:w="425"/>
+            <w:tcMar>
+              <w:top w:w="40" w:type="dxa"/>
+              <w:start w:w="60" w:type="dxa"/>
+              <w:bottom w:w="40" w:type="dxa"/>
+              <w:end w:w="60" w:type="dxa"/>
+            </w:tcMar>
+            <w:shd w:val="clear" w:color="auto" w:fill="A0A0A0"/>
+          </w:tcPr>
+          <w:p>
+            <w:pPr>
+              <w:jc w:val="center"/>
+              <w:spacing w:line="276" w:lineRule="auto" w:after="0"/>
+            </w:pPr>
+            <w:r>
+              <w:rPr>
+                <w:rFonts w:ascii="宋体" w:hAnsi="宋体" w:eastAsia="宋体"/>
+                <w:sz w:val="18"/>
+              </w:rPr>
+              <w:t>█</w:t>
+            </w:r>
+          </w:p>
+        </w:tc>
+        <w:tc>
+          <w:tcPr>
+            <w:tcW w:type="dxa" w:w="425"/>
+            <w:tcMar>
+              <w:top w:w="40" w:type="dxa"/>
+              <w:start w:w="60" w:type="dxa"/>
+              <w:bottom w:w="40" w:type="dxa"/>
+              <w:end w:w="60" w:type="dxa"/>
+            </w:tcMar>
+          </w:tcPr>
+          <w:p>
+            <w:pPr>
+              <w:jc w:val="center"/>
+              <w:spacing w:line="276" w:lineRule="auto" w:after="0"/>
+            </w:pPr>
+            <w:r>
+              <w:rPr>
+                <w:rFonts w:ascii="宋体" w:hAnsi="宋体" w:eastAsia="宋体"/>
+                <w:sz w:val="18"/>
+              </w:rPr>
+            </w:r>
+          </w:p>
+        </w:tc>
+        <w:tc>
+          <w:tcPr>
+            <w:tcW w:type="dxa" w:w="425"/>
+            <w:tcMar>
+              <w:top w:w="40" w:type="dxa"/>
+              <w:start w:w="60" w:type="dxa"/>
+              <w:bottom w:w="40" w:type="dxa"/>
+              <w:end w:w="60" w:type="dxa"/>
+            </w:tcMar>
+          </w:tcPr>
+          <w:p>
+            <w:pPr>
+              <w:jc w:val="center"/>
+              <w:spacing w:line="276" w:lineRule="auto" w:after="0"/>
+            </w:pPr>
+            <w:r>
+              <w:rPr>
+                <w:rFonts w:ascii="宋体" w:hAnsi="宋体" w:eastAsia="宋体"/>
+                <w:sz w:val="18"/>
+              </w:rPr>
+            </w:r>
+          </w:p>
+        </w:tc>
+        <w:tc>
+          <w:tcPr>
+            <w:tcW w:type="dxa" w:w="425"/>
+            <w:tcMar>
+              <w:top w:w="40" w:type="dxa"/>
+              <w:start w:w="60" w:type="dxa"/>
+              <w:bottom w:w="40" w:type="dxa"/>
+              <w:end w:w="60" w:type="dxa"/>
+            </w:tcMar>
+          </w:tcPr>
+          <w:p>
+            <w:pPr>
+              <w:jc w:val="center"/>
+              <w:spacing w:line="276" w:lineRule="auto" w:after="0"/>
+            </w:pPr>
+            <w:r>
+              <w:rPr>
+                <w:rFonts w:ascii="宋体" w:hAnsi="宋体" w:eastAsia="宋体"/>
+                <w:sz w:val="18"/>
+              </w:rPr>
+            </w:r>
+          </w:p>
+        </w:tc>
+        <w:tc>
+          <w:tcPr>
+            <w:tcW w:type="dxa" w:w="425"/>
+            <w:tcMar>
+              <w:top w:w="40" w:type="dxa"/>
+              <w:start w:w="60" w:type="dxa"/>
+              <w:bottom w:w="40" w:type="dxa"/>
+              <w:end w:w="60" w:type="dxa"/>
+            </w:tcMar>
+          </w:tcPr>
+          <w:p>
+            <w:pPr>
+              <w:jc w:val="center"/>
+              <w:spacing w:line="276" w:lineRule="auto" w:after="0"/>
+            </w:pPr>
+            <w:r>
+              <w:rPr>
+                <w:rFonts w:ascii="宋体" w:hAnsi="宋体" w:eastAsia="宋体"/>
+                <w:sz w:val="18"/>
+              </w:rPr>
+            </w:r>
+          </w:p>
+        </w:tc>
+        <w:tc>
+          <w:tcPr>
+            <w:tcW w:type="dxa" w:w="425"/>
+            <w:tcMar>
+              <w:top w:w="40" w:type="dxa"/>
+              <w:start w:w="60" w:type="dxa"/>
+              <w:bottom w:w="40" w:type="dxa"/>
+              <w:end w:w="60" w:type="dxa"/>
+            </w:tcMar>
+          </w:tcPr>
+          <w:p>
+            <w:pPr>
+              <w:jc w:val="center"/>
+              <w:spacing w:line="276" w:lineRule="auto" w:after="0"/>
+            </w:pPr>
+            <w:r>
+              <w:rPr>
+                <w:rFonts w:ascii="宋体" w:hAnsi="宋体" w:eastAsia="宋体"/>
+                <w:sz w:val="18"/>
+              </w:rPr>
             </w:r>
           </w:p>
         </w:tc>
@@ -1162,29 +2524,304 @@
       <w:tr>
         <w:tc>
           <w:tcPr>
-            <w:tcW w:type="dxa" w:w="4366"/>
+            <w:tcW w:type="dxa" w:w="3061"/>
+            <w:tcMar>
+              <w:top w:w="40" w:type="dxa"/>
+              <w:start w:w="60" w:type="dxa"/>
+              <w:bottom w:w="40" w:type="dxa"/>
+              <w:end w:w="60" w:type="dxa"/>
+            </w:tcMar>
           </w:tcPr>
           <w:p>
+            <w:pPr>
+              <w:spacing w:line="276" w:lineRule="auto" w:after="0"/>
+            </w:pPr>
             <w:r>
               <w:rPr>
                 <w:rFonts w:ascii="宋体" w:hAnsi="宋体" w:eastAsia="宋体"/>
-                <w:sz w:val="20"/>
+                <w:sz w:val="18"/>
               </w:rPr>
-              <w:t>M3 Bootstrap 迭代与系统集成</w:t>
+              <w:t>M3 Bootstrap 与系统集成</w:t>
             </w:r>
           </w:p>
         </w:tc>
         <w:tc>
           <w:tcPr>
-            <w:tcW w:type="dxa" w:w="4366"/>
+            <w:tcW w:type="dxa" w:w="425"/>
+            <w:tcMar>
+              <w:top w:w="40" w:type="dxa"/>
+              <w:start w:w="60" w:type="dxa"/>
+              <w:bottom w:w="40" w:type="dxa"/>
+              <w:end w:w="60" w:type="dxa"/>
+            </w:tcMar>
           </w:tcPr>
           <w:p>
+            <w:pPr>
+              <w:jc w:val="center"/>
+              <w:spacing w:line="276" w:lineRule="auto" w:after="0"/>
+            </w:pPr>
             <w:r>
               <w:rPr>
                 <w:rFonts w:ascii="宋体" w:hAnsi="宋体" w:eastAsia="宋体"/>
-                <w:sz w:val="20"/>
+                <w:sz w:val="18"/>
               </w:rPr>
-              <w:t>░░░░░░░█████░</w:t>
+            </w:r>
+          </w:p>
+        </w:tc>
+        <w:tc>
+          <w:tcPr>
+            <w:tcW w:type="dxa" w:w="425"/>
+            <w:tcMar>
+              <w:top w:w="40" w:type="dxa"/>
+              <w:start w:w="60" w:type="dxa"/>
+              <w:bottom w:w="40" w:type="dxa"/>
+              <w:end w:w="60" w:type="dxa"/>
+            </w:tcMar>
+          </w:tcPr>
+          <w:p>
+            <w:pPr>
+              <w:jc w:val="center"/>
+              <w:spacing w:line="276" w:lineRule="auto" w:after="0"/>
+            </w:pPr>
+            <w:r>
+              <w:rPr>
+                <w:rFonts w:ascii="宋体" w:hAnsi="宋体" w:eastAsia="宋体"/>
+                <w:sz w:val="18"/>
+              </w:rPr>
+            </w:r>
+          </w:p>
+        </w:tc>
+        <w:tc>
+          <w:tcPr>
+            <w:tcW w:type="dxa" w:w="425"/>
+            <w:tcMar>
+              <w:top w:w="40" w:type="dxa"/>
+              <w:start w:w="60" w:type="dxa"/>
+              <w:bottom w:w="40" w:type="dxa"/>
+              <w:end w:w="60" w:type="dxa"/>
+            </w:tcMar>
+          </w:tcPr>
+          <w:p>
+            <w:pPr>
+              <w:jc w:val="center"/>
+              <w:spacing w:line="276" w:lineRule="auto" w:after="0"/>
+            </w:pPr>
+            <w:r>
+              <w:rPr>
+                <w:rFonts w:ascii="宋体" w:hAnsi="宋体" w:eastAsia="宋体"/>
+                <w:sz w:val="18"/>
+              </w:rPr>
+            </w:r>
+          </w:p>
+        </w:tc>
+        <w:tc>
+          <w:tcPr>
+            <w:tcW w:type="dxa" w:w="425"/>
+            <w:tcMar>
+              <w:top w:w="40" w:type="dxa"/>
+              <w:start w:w="60" w:type="dxa"/>
+              <w:bottom w:w="40" w:type="dxa"/>
+              <w:end w:w="60" w:type="dxa"/>
+            </w:tcMar>
+          </w:tcPr>
+          <w:p>
+            <w:pPr>
+              <w:jc w:val="center"/>
+              <w:spacing w:line="276" w:lineRule="auto" w:after="0"/>
+            </w:pPr>
+            <w:r>
+              <w:rPr>
+                <w:rFonts w:ascii="宋体" w:hAnsi="宋体" w:eastAsia="宋体"/>
+                <w:sz w:val="18"/>
+              </w:rPr>
+            </w:r>
+          </w:p>
+        </w:tc>
+        <w:tc>
+          <w:tcPr>
+            <w:tcW w:type="dxa" w:w="425"/>
+            <w:tcMar>
+              <w:top w:w="40" w:type="dxa"/>
+              <w:start w:w="60" w:type="dxa"/>
+              <w:bottom w:w="40" w:type="dxa"/>
+              <w:end w:w="60" w:type="dxa"/>
+            </w:tcMar>
+          </w:tcPr>
+          <w:p>
+            <w:pPr>
+              <w:jc w:val="center"/>
+              <w:spacing w:line="276" w:lineRule="auto" w:after="0"/>
+            </w:pPr>
+            <w:r>
+              <w:rPr>
+                <w:rFonts w:ascii="宋体" w:hAnsi="宋体" w:eastAsia="宋体"/>
+                <w:sz w:val="18"/>
+              </w:rPr>
+            </w:r>
+          </w:p>
+        </w:tc>
+        <w:tc>
+          <w:tcPr>
+            <w:tcW w:type="dxa" w:w="425"/>
+            <w:tcMar>
+              <w:top w:w="40" w:type="dxa"/>
+              <w:start w:w="60" w:type="dxa"/>
+              <w:bottom w:w="40" w:type="dxa"/>
+              <w:end w:w="60" w:type="dxa"/>
+            </w:tcMar>
+          </w:tcPr>
+          <w:p>
+            <w:pPr>
+              <w:jc w:val="center"/>
+              <w:spacing w:line="276" w:lineRule="auto" w:after="0"/>
+            </w:pPr>
+            <w:r>
+              <w:rPr>
+                <w:rFonts w:ascii="宋体" w:hAnsi="宋体" w:eastAsia="宋体"/>
+                <w:sz w:val="18"/>
+              </w:rPr>
+            </w:r>
+          </w:p>
+        </w:tc>
+        <w:tc>
+          <w:tcPr>
+            <w:tcW w:type="dxa" w:w="425"/>
+            <w:tcMar>
+              <w:top w:w="40" w:type="dxa"/>
+              <w:start w:w="60" w:type="dxa"/>
+              <w:bottom w:w="40" w:type="dxa"/>
+              <w:end w:w="60" w:type="dxa"/>
+            </w:tcMar>
+          </w:tcPr>
+          <w:p>
+            <w:pPr>
+              <w:jc w:val="center"/>
+              <w:spacing w:line="276" w:lineRule="auto" w:after="0"/>
+            </w:pPr>
+            <w:r>
+              <w:rPr>
+                <w:rFonts w:ascii="宋体" w:hAnsi="宋体" w:eastAsia="宋体"/>
+                <w:sz w:val="18"/>
+              </w:rPr>
+            </w:r>
+          </w:p>
+        </w:tc>
+        <w:tc>
+          <w:tcPr>
+            <w:tcW w:type="dxa" w:w="425"/>
+            <w:tcMar>
+              <w:top w:w="40" w:type="dxa"/>
+              <w:start w:w="60" w:type="dxa"/>
+              <w:bottom w:w="40" w:type="dxa"/>
+              <w:end w:w="60" w:type="dxa"/>
+            </w:tcMar>
+            <w:shd w:val="clear" w:color="auto" w:fill="A0A0A0"/>
+          </w:tcPr>
+          <w:p>
+            <w:pPr>
+              <w:jc w:val="center"/>
+              <w:spacing w:line="276" w:lineRule="auto" w:after="0"/>
+            </w:pPr>
+            <w:r>
+              <w:rPr>
+                <w:rFonts w:ascii="宋体" w:hAnsi="宋体" w:eastAsia="宋体"/>
+                <w:sz w:val="18"/>
+              </w:rPr>
+              <w:t>█</w:t>
+            </w:r>
+          </w:p>
+        </w:tc>
+        <w:tc>
+          <w:tcPr>
+            <w:tcW w:type="dxa" w:w="425"/>
+            <w:tcMar>
+              <w:top w:w="40" w:type="dxa"/>
+              <w:start w:w="60" w:type="dxa"/>
+              <w:bottom w:w="40" w:type="dxa"/>
+              <w:end w:w="60" w:type="dxa"/>
+            </w:tcMar>
+            <w:shd w:val="clear" w:color="auto" w:fill="A0A0A0"/>
+          </w:tcPr>
+          <w:p>
+            <w:pPr>
+              <w:jc w:val="center"/>
+              <w:spacing w:line="276" w:lineRule="auto" w:after="0"/>
+            </w:pPr>
+            <w:r>
+              <w:rPr>
+                <w:rFonts w:ascii="宋体" w:hAnsi="宋体" w:eastAsia="宋体"/>
+                <w:sz w:val="18"/>
+              </w:rPr>
+              <w:t>█</w:t>
+            </w:r>
+          </w:p>
+        </w:tc>
+        <w:tc>
+          <w:tcPr>
+            <w:tcW w:type="dxa" w:w="425"/>
+            <w:tcMar>
+              <w:top w:w="40" w:type="dxa"/>
+              <w:start w:w="60" w:type="dxa"/>
+              <w:bottom w:w="40" w:type="dxa"/>
+              <w:end w:w="60" w:type="dxa"/>
+            </w:tcMar>
+          </w:tcPr>
+          <w:p>
+            <w:pPr>
+              <w:jc w:val="center"/>
+              <w:spacing w:line="276" w:lineRule="auto" w:after="0"/>
+            </w:pPr>
+            <w:r>
+              <w:rPr>
+                <w:rFonts w:ascii="宋体" w:hAnsi="宋体" w:eastAsia="宋体"/>
+                <w:sz w:val="18"/>
+              </w:rPr>
+            </w:r>
+          </w:p>
+        </w:tc>
+        <w:tc>
+          <w:tcPr>
+            <w:tcW w:type="dxa" w:w="425"/>
+            <w:tcMar>
+              <w:top w:w="40" w:type="dxa"/>
+              <w:start w:w="60" w:type="dxa"/>
+              <w:bottom w:w="40" w:type="dxa"/>
+              <w:end w:w="60" w:type="dxa"/>
+            </w:tcMar>
+          </w:tcPr>
+          <w:p>
+            <w:pPr>
+              <w:jc w:val="center"/>
+              <w:spacing w:line="276" w:lineRule="auto" w:after="0"/>
+            </w:pPr>
+            <w:r>
+              <w:rPr>
+                <w:rFonts w:ascii="宋体" w:hAnsi="宋体" w:eastAsia="宋体"/>
+                <w:sz w:val="18"/>
+              </w:rPr>
+            </w:r>
+          </w:p>
+        </w:tc>
+        <w:tc>
+          <w:tcPr>
+            <w:tcW w:type="dxa" w:w="425"/>
+            <w:tcMar>
+              <w:top w:w="40" w:type="dxa"/>
+              <w:start w:w="60" w:type="dxa"/>
+              <w:bottom w:w="40" w:type="dxa"/>
+              <w:end w:w="60" w:type="dxa"/>
+            </w:tcMar>
+          </w:tcPr>
+          <w:p>
+            <w:pPr>
+              <w:jc w:val="center"/>
+              <w:spacing w:line="276" w:lineRule="auto" w:after="0"/>
+            </w:pPr>
+            <w:r>
+              <w:rPr>
+                <w:rFonts w:ascii="宋体" w:hAnsi="宋体" w:eastAsia="宋体"/>
+                <w:sz w:val="18"/>
+              </w:rPr>
             </w:r>
           </w:p>
         </w:tc>
@@ -1192,29 +2829,306 @@
       <w:tr>
         <w:tc>
           <w:tcPr>
-            <w:tcW w:type="dxa" w:w="4366"/>
+            <w:tcW w:type="dxa" w:w="3061"/>
+            <w:tcMar>
+              <w:top w:w="40" w:type="dxa"/>
+              <w:start w:w="60" w:type="dxa"/>
+              <w:bottom w:w="40" w:type="dxa"/>
+              <w:end w:w="60" w:type="dxa"/>
+            </w:tcMar>
           </w:tcPr>
           <w:p>
+            <w:pPr>
+              <w:spacing w:line="276" w:lineRule="auto" w:after="0"/>
+            </w:pPr>
             <w:r>
               <w:rPr>
                 <w:rFonts w:ascii="宋体" w:hAnsi="宋体" w:eastAsia="宋体"/>
-                <w:sz w:val="20"/>
+                <w:sz w:val="18"/>
               </w:rPr>
-              <w:t>M4 评估、专利申请与最终交付</w:t>
+              <w:t>M4 评估与最终交付</w:t>
             </w:r>
           </w:p>
         </w:tc>
         <w:tc>
           <w:tcPr>
-            <w:tcW w:type="dxa" w:w="4366"/>
+            <w:tcW w:type="dxa" w:w="425"/>
+            <w:tcMar>
+              <w:top w:w="40" w:type="dxa"/>
+              <w:start w:w="60" w:type="dxa"/>
+              <w:bottom w:w="40" w:type="dxa"/>
+              <w:end w:w="60" w:type="dxa"/>
+            </w:tcMar>
           </w:tcPr>
           <w:p>
+            <w:pPr>
+              <w:jc w:val="center"/>
+              <w:spacing w:line="276" w:lineRule="auto" w:after="0"/>
+            </w:pPr>
             <w:r>
               <w:rPr>
                 <w:rFonts w:ascii="宋体" w:hAnsi="宋体" w:eastAsia="宋体"/>
-                <w:sz w:val="20"/>
+                <w:sz w:val="18"/>
               </w:rPr>
-              <w:t>░░░░░░░░░████</w:t>
+            </w:r>
+          </w:p>
+        </w:tc>
+        <w:tc>
+          <w:tcPr>
+            <w:tcW w:type="dxa" w:w="425"/>
+            <w:tcMar>
+              <w:top w:w="40" w:type="dxa"/>
+              <w:start w:w="60" w:type="dxa"/>
+              <w:bottom w:w="40" w:type="dxa"/>
+              <w:end w:w="60" w:type="dxa"/>
+            </w:tcMar>
+          </w:tcPr>
+          <w:p>
+            <w:pPr>
+              <w:jc w:val="center"/>
+              <w:spacing w:line="276" w:lineRule="auto" w:after="0"/>
+            </w:pPr>
+            <w:r>
+              <w:rPr>
+                <w:rFonts w:ascii="宋体" w:hAnsi="宋体" w:eastAsia="宋体"/>
+                <w:sz w:val="18"/>
+              </w:rPr>
+            </w:r>
+          </w:p>
+        </w:tc>
+        <w:tc>
+          <w:tcPr>
+            <w:tcW w:type="dxa" w:w="425"/>
+            <w:tcMar>
+              <w:top w:w="40" w:type="dxa"/>
+              <w:start w:w="60" w:type="dxa"/>
+              <w:bottom w:w="40" w:type="dxa"/>
+              <w:end w:w="60" w:type="dxa"/>
+            </w:tcMar>
+          </w:tcPr>
+          <w:p>
+            <w:pPr>
+              <w:jc w:val="center"/>
+              <w:spacing w:line="276" w:lineRule="auto" w:after="0"/>
+            </w:pPr>
+            <w:r>
+              <w:rPr>
+                <w:rFonts w:ascii="宋体" w:hAnsi="宋体" w:eastAsia="宋体"/>
+                <w:sz w:val="18"/>
+              </w:rPr>
+            </w:r>
+          </w:p>
+        </w:tc>
+        <w:tc>
+          <w:tcPr>
+            <w:tcW w:type="dxa" w:w="425"/>
+            <w:tcMar>
+              <w:top w:w="40" w:type="dxa"/>
+              <w:start w:w="60" w:type="dxa"/>
+              <w:bottom w:w="40" w:type="dxa"/>
+              <w:end w:w="60" w:type="dxa"/>
+            </w:tcMar>
+          </w:tcPr>
+          <w:p>
+            <w:pPr>
+              <w:jc w:val="center"/>
+              <w:spacing w:line="276" w:lineRule="auto" w:after="0"/>
+            </w:pPr>
+            <w:r>
+              <w:rPr>
+                <w:rFonts w:ascii="宋体" w:hAnsi="宋体" w:eastAsia="宋体"/>
+                <w:sz w:val="18"/>
+              </w:rPr>
+            </w:r>
+          </w:p>
+        </w:tc>
+        <w:tc>
+          <w:tcPr>
+            <w:tcW w:type="dxa" w:w="425"/>
+            <w:tcMar>
+              <w:top w:w="40" w:type="dxa"/>
+              <w:start w:w="60" w:type="dxa"/>
+              <w:bottom w:w="40" w:type="dxa"/>
+              <w:end w:w="60" w:type="dxa"/>
+            </w:tcMar>
+          </w:tcPr>
+          <w:p>
+            <w:pPr>
+              <w:jc w:val="center"/>
+              <w:spacing w:line="276" w:lineRule="auto" w:after="0"/>
+            </w:pPr>
+            <w:r>
+              <w:rPr>
+                <w:rFonts w:ascii="宋体" w:hAnsi="宋体" w:eastAsia="宋体"/>
+                <w:sz w:val="18"/>
+              </w:rPr>
+            </w:r>
+          </w:p>
+        </w:tc>
+        <w:tc>
+          <w:tcPr>
+            <w:tcW w:type="dxa" w:w="425"/>
+            <w:tcMar>
+              <w:top w:w="40" w:type="dxa"/>
+              <w:start w:w="60" w:type="dxa"/>
+              <w:bottom w:w="40" w:type="dxa"/>
+              <w:end w:w="60" w:type="dxa"/>
+            </w:tcMar>
+          </w:tcPr>
+          <w:p>
+            <w:pPr>
+              <w:jc w:val="center"/>
+              <w:spacing w:line="276" w:lineRule="auto" w:after="0"/>
+            </w:pPr>
+            <w:r>
+              <w:rPr>
+                <w:rFonts w:ascii="宋体" w:hAnsi="宋体" w:eastAsia="宋体"/>
+                <w:sz w:val="18"/>
+              </w:rPr>
+            </w:r>
+          </w:p>
+        </w:tc>
+        <w:tc>
+          <w:tcPr>
+            <w:tcW w:type="dxa" w:w="425"/>
+            <w:tcMar>
+              <w:top w:w="40" w:type="dxa"/>
+              <w:start w:w="60" w:type="dxa"/>
+              <w:bottom w:w="40" w:type="dxa"/>
+              <w:end w:w="60" w:type="dxa"/>
+            </w:tcMar>
+          </w:tcPr>
+          <w:p>
+            <w:pPr>
+              <w:jc w:val="center"/>
+              <w:spacing w:line="276" w:lineRule="auto" w:after="0"/>
+            </w:pPr>
+            <w:r>
+              <w:rPr>
+                <w:rFonts w:ascii="宋体" w:hAnsi="宋体" w:eastAsia="宋体"/>
+                <w:sz w:val="18"/>
+              </w:rPr>
+            </w:r>
+          </w:p>
+        </w:tc>
+        <w:tc>
+          <w:tcPr>
+            <w:tcW w:type="dxa" w:w="425"/>
+            <w:tcMar>
+              <w:top w:w="40" w:type="dxa"/>
+              <w:start w:w="60" w:type="dxa"/>
+              <w:bottom w:w="40" w:type="dxa"/>
+              <w:end w:w="60" w:type="dxa"/>
+            </w:tcMar>
+          </w:tcPr>
+          <w:p>
+            <w:pPr>
+              <w:jc w:val="center"/>
+              <w:spacing w:line="276" w:lineRule="auto" w:after="0"/>
+            </w:pPr>
+            <w:r>
+              <w:rPr>
+                <w:rFonts w:ascii="宋体" w:hAnsi="宋体" w:eastAsia="宋体"/>
+                <w:sz w:val="18"/>
+              </w:rPr>
+            </w:r>
+          </w:p>
+        </w:tc>
+        <w:tc>
+          <w:tcPr>
+            <w:tcW w:type="dxa" w:w="425"/>
+            <w:tcMar>
+              <w:top w:w="40" w:type="dxa"/>
+              <w:start w:w="60" w:type="dxa"/>
+              <w:bottom w:w="40" w:type="dxa"/>
+              <w:end w:w="60" w:type="dxa"/>
+            </w:tcMar>
+          </w:tcPr>
+          <w:p>
+            <w:pPr>
+              <w:jc w:val="center"/>
+              <w:spacing w:line="276" w:lineRule="auto" w:after="0"/>
+            </w:pPr>
+            <w:r>
+              <w:rPr>
+                <w:rFonts w:ascii="宋体" w:hAnsi="宋体" w:eastAsia="宋体"/>
+                <w:sz w:val="18"/>
+              </w:rPr>
+            </w:r>
+          </w:p>
+        </w:tc>
+        <w:tc>
+          <w:tcPr>
+            <w:tcW w:type="dxa" w:w="425"/>
+            <w:tcMar>
+              <w:top w:w="40" w:type="dxa"/>
+              <w:start w:w="60" w:type="dxa"/>
+              <w:bottom w:w="40" w:type="dxa"/>
+              <w:end w:w="60" w:type="dxa"/>
+            </w:tcMar>
+            <w:shd w:val="clear" w:color="auto" w:fill="A0A0A0"/>
+          </w:tcPr>
+          <w:p>
+            <w:pPr>
+              <w:jc w:val="center"/>
+              <w:spacing w:line="276" w:lineRule="auto" w:after="0"/>
+            </w:pPr>
+            <w:r>
+              <w:rPr>
+                <w:rFonts w:ascii="宋体" w:hAnsi="宋体" w:eastAsia="宋体"/>
+                <w:sz w:val="18"/>
+              </w:rPr>
+              <w:t>█</w:t>
+            </w:r>
+          </w:p>
+        </w:tc>
+        <w:tc>
+          <w:tcPr>
+            <w:tcW w:type="dxa" w:w="425"/>
+            <w:tcMar>
+              <w:top w:w="40" w:type="dxa"/>
+              <w:start w:w="60" w:type="dxa"/>
+              <w:bottom w:w="40" w:type="dxa"/>
+              <w:end w:w="60" w:type="dxa"/>
+            </w:tcMar>
+            <w:shd w:val="clear" w:color="auto" w:fill="A0A0A0"/>
+          </w:tcPr>
+          <w:p>
+            <w:pPr>
+              <w:jc w:val="center"/>
+              <w:spacing w:line="276" w:lineRule="auto" w:after="0"/>
+            </w:pPr>
+            <w:r>
+              <w:rPr>
+                <w:rFonts w:ascii="宋体" w:hAnsi="宋体" w:eastAsia="宋体"/>
+                <w:sz w:val="18"/>
+              </w:rPr>
+              <w:t>█</w:t>
+            </w:r>
+          </w:p>
+        </w:tc>
+        <w:tc>
+          <w:tcPr>
+            <w:tcW w:type="dxa" w:w="425"/>
+            <w:tcMar>
+              <w:top w:w="40" w:type="dxa"/>
+              <w:start w:w="60" w:type="dxa"/>
+              <w:bottom w:w="40" w:type="dxa"/>
+              <w:end w:w="60" w:type="dxa"/>
+            </w:tcMar>
+            <w:shd w:val="clear" w:color="auto" w:fill="A0A0A0"/>
+          </w:tcPr>
+          <w:p>
+            <w:pPr>
+              <w:jc w:val="center"/>
+              <w:spacing w:line="276" w:lineRule="auto" w:after="0"/>
+            </w:pPr>
+            <w:r>
+              <w:rPr>
+                <w:rFonts w:ascii="宋体" w:hAnsi="宋体" w:eastAsia="宋体"/>
+                <w:sz w:val="18"/>
+              </w:rPr>
+              <w:t>█</w:t>
             </w:r>
           </w:p>
         </w:tc>
@@ -1222,7 +3136,7 @@
     </w:tbl>
     <w:p>
       <w:pPr>
-        <w:spacing w:before="280" w:after="120"/>
+        <w:spacing w:line="276" w:lineRule="auto" w:after="120"/>
         <w:pBdr>
           <w:bottom w:val="single" w:sz="6" w:space="4" w:color="000000"/>
         </w:pBdr>
@@ -1238,7 +3152,7 @@
     </w:p>
     <w:p>
       <w:pPr>
-        <w:spacing w:before="60" w:after="60"/>
+        <w:spacing w:line="276" w:lineRule="auto" w:after="120"/>
       </w:pPr>
       <w:r>
         <w:rPr>
@@ -1250,8 +3164,8 @@
     </w:p>
     <w:p>
       <w:pPr>
-        <w:spacing w:before="60" w:after="60"/>
         <w:ind w:left="170"/>
+        <w:spacing w:line="276" w:lineRule="auto" w:after="80"/>
       </w:pPr>
       <w:r>
         <w:rPr>
@@ -1272,8 +3186,8 @@
     </w:p>
     <w:p>
       <w:pPr>
-        <w:spacing w:before="60" w:after="60"/>
         <w:ind w:left="170"/>
+        <w:spacing w:line="276" w:lineRule="auto" w:after="80"/>
       </w:pPr>
       <w:r>
         <w:rPr>
@@ -1294,8 +3208,8 @@
     </w:p>
     <w:p>
       <w:pPr>
-        <w:spacing w:before="60" w:after="60"/>
         <w:ind w:left="170"/>
+        <w:spacing w:line="276" w:lineRule="auto" w:after="80"/>
       </w:pPr>
       <w:r>
         <w:rPr>
@@ -1316,8 +3230,8 @@
     </w:p>
     <w:p>
       <w:pPr>
-        <w:spacing w:before="60" w:after="60"/>
         <w:ind w:left="170"/>
+        <w:spacing w:line="276" w:lineRule="auto" w:after="80"/>
       </w:pPr>
       <w:r>
         <w:rPr>
@@ -1338,8 +3252,8 @@
     </w:p>
     <w:p>
       <w:pPr>
-        <w:spacing w:before="60" w:after="60"/>
         <w:ind w:left="170"/>
+        <w:spacing w:line="276" w:lineRule="auto" w:after="80"/>
       </w:pPr>
       <w:r>
         <w:rPr>
@@ -1360,8 +3274,8 @@
     </w:p>
     <w:p>
       <w:pPr>
-        <w:spacing w:before="60" w:after="60"/>
         <w:ind w:left="170"/>
+        <w:spacing w:line="276" w:lineRule="auto" w:after="80"/>
       </w:pPr>
       <w:r>
         <w:rPr>
@@ -1382,8 +3296,8 @@
     </w:p>
     <w:p>
       <w:pPr>
-        <w:spacing w:before="60" w:after="60"/>
         <w:ind w:left="170"/>
+        <w:spacing w:line="276" w:lineRule="auto" w:after="80"/>
       </w:pPr>
       <w:r>
         <w:rPr>
@@ -1404,8 +3318,8 @@
     </w:p>
     <w:p>
       <w:pPr>
-        <w:spacing w:before="60" w:after="60"/>
         <w:ind w:left="170"/>
+        <w:spacing w:line="276" w:lineRule="auto" w:after="80"/>
       </w:pPr>
       <w:r>
         <w:rPr>
@@ -1426,8 +3340,8 @@
     </w:p>
     <w:p>
       <w:pPr>
-        <w:spacing w:before="60" w:after="60"/>
         <w:ind w:left="170"/>
+        <w:spacing w:line="276" w:lineRule="auto" w:after="80"/>
       </w:pPr>
       <w:r>
         <w:rPr>
@@ -1449,21 +3363,22 @@
     <w:p/>
     <w:p>
       <w:pPr>
-        <w:spacing w:before="60" w:after="60"/>
+        <w:spacing w:line="276" w:lineRule="auto" w:after="120"/>
       </w:pPr>
       <w:r>
         <w:rPr>
           <w:rFonts w:ascii="宋体" w:hAnsi="宋体" w:eastAsia="宋体"/>
           <w:sz w:val="22"/>
         </w:rPr>
-        <w:t>交付成果汇总（含交付方式）：</w:t>
+        <w:t>表2  交付成果汇总（含交付方式）。</w:t>
       </w:r>
     </w:p>
     <w:tbl>
       <w:tblPr>
         <w:tblStyle w:val="TableGrid"/>
-        <w:tblW w:type="auto" w:w="0"/>
+        <w:jc w:val="center"/>
         <w:tblLook w:firstColumn="1" w:firstRow="1" w:lastColumn="0" w:lastRow="0" w:noHBand="0" w:noVBand="1" w:val="04A0"/>
+        <w:tblW w:w="8164" w:type="dxa"/>
       </w:tblPr>
       <w:tblGrid>
         <w:gridCol w:w="2911"/>
@@ -1473,9 +3388,19 @@
       <w:tr>
         <w:tc>
           <w:tcPr>
-            <w:tcW w:type="dxa" w:w="2911"/>
+            <w:tcW w:type="dxa" w:w="3685"/>
+            <w:tcMar>
+              <w:top w:w="60" w:type="dxa"/>
+              <w:start w:w="100" w:type="dxa"/>
+              <w:bottom w:w="60" w:type="dxa"/>
+              <w:end w:w="100" w:type="dxa"/>
+            </w:tcMar>
+            <w:shd w:val="clear" w:color="auto" w:fill="D4D4D4"/>
           </w:tcPr>
           <w:p>
+            <w:pPr>
+              <w:spacing w:line="276" w:lineRule="auto" w:after="0"/>
+            </w:pPr>
             <w:r>
               <w:rPr>
                 <w:rFonts w:ascii="黑体" w:hAnsi="黑体" w:eastAsia="黑体"/>
@@ -1488,9 +3413,19 @@
         </w:tc>
         <w:tc>
           <w:tcPr>
-            <w:tcW w:type="dxa" w:w="2911"/>
+            <w:tcW w:type="dxa" w:w="1984"/>
+            <w:tcMar>
+              <w:top w:w="60" w:type="dxa"/>
+              <w:start w:w="100" w:type="dxa"/>
+              <w:bottom w:w="60" w:type="dxa"/>
+              <w:end w:w="100" w:type="dxa"/>
+            </w:tcMar>
+            <w:shd w:val="clear" w:color="auto" w:fill="D4D4D4"/>
           </w:tcPr>
           <w:p>
+            <w:pPr>
+              <w:spacing w:line="276" w:lineRule="auto" w:after="0"/>
+            </w:pPr>
             <w:r>
               <w:rPr>
                 <w:rFonts w:ascii="黑体" w:hAnsi="黑体" w:eastAsia="黑体"/>
@@ -1503,9 +3438,19 @@
         </w:tc>
         <w:tc>
           <w:tcPr>
-            <w:tcW w:type="dxa" w:w="2911"/>
+            <w:tcW w:type="dxa" w:w="2494"/>
+            <w:tcMar>
+              <w:top w:w="60" w:type="dxa"/>
+              <w:start w:w="100" w:type="dxa"/>
+              <w:bottom w:w="60" w:type="dxa"/>
+              <w:end w:w="100" w:type="dxa"/>
+            </w:tcMar>
+            <w:shd w:val="clear" w:color="auto" w:fill="D4D4D4"/>
           </w:tcPr>
           <w:p>
+            <w:pPr>
+              <w:spacing w:line="276" w:lineRule="auto" w:after="0"/>
+            </w:pPr>
             <w:r>
               <w:rPr>
                 <w:rFonts w:ascii="黑体" w:hAnsi="黑体" w:eastAsia="黑体"/>
@@ -1520,9 +3465,18 @@
       <w:tr>
         <w:tc>
           <w:tcPr>
-            <w:tcW w:type="dxa" w:w="2911"/>
+            <w:tcW w:type="dxa" w:w="3685"/>
+            <w:tcMar>
+              <w:top w:w="60" w:type="dxa"/>
+              <w:start w:w="100" w:type="dxa"/>
+              <w:bottom w:w="60" w:type="dxa"/>
+              <w:end w:w="100" w:type="dxa"/>
+            </w:tcMar>
           </w:tcPr>
           <w:p>
+            <w:pPr>
+              <w:spacing w:line="276" w:lineRule="auto" w:after="0"/>
+            </w:pPr>
             <w:r>
               <w:rPr>
                 <w:rFonts w:ascii="宋体" w:hAnsi="宋体" w:eastAsia="宋体"/>
@@ -1534,9 +3488,18 @@
         </w:tc>
         <w:tc>
           <w:tcPr>
-            <w:tcW w:type="dxa" w:w="2911"/>
+            <w:tcW w:type="dxa" w:w="1984"/>
+            <w:tcMar>
+              <w:top w:w="60" w:type="dxa"/>
+              <w:start w:w="100" w:type="dxa"/>
+              <w:bottom w:w="60" w:type="dxa"/>
+              <w:end w:w="100" w:type="dxa"/>
+            </w:tcMar>
           </w:tcPr>
           <w:p>
+            <w:pPr>
+              <w:spacing w:line="276" w:lineRule="auto" w:after="0"/>
+            </w:pPr>
             <w:r>
               <w:rPr>
                 <w:rFonts w:ascii="宋体" w:hAnsi="宋体" w:eastAsia="宋体"/>
@@ -1548,9 +3511,18 @@
         </w:tc>
         <w:tc>
           <w:tcPr>
-            <w:tcW w:type="dxa" w:w="2911"/>
+            <w:tcW w:type="dxa" w:w="2494"/>
+            <w:tcMar>
+              <w:top w:w="60" w:type="dxa"/>
+              <w:start w:w="100" w:type="dxa"/>
+              <w:bottom w:w="60" w:type="dxa"/>
+              <w:end w:w="100" w:type="dxa"/>
+            </w:tcMar>
           </w:tcPr>
           <w:p>
+            <w:pPr>
+              <w:spacing w:line="276" w:lineRule="auto" w:after="0"/>
+            </w:pPr>
             <w:r>
               <w:rPr>
                 <w:rFonts w:ascii="宋体" w:hAnsi="宋体" w:eastAsia="宋体"/>
@@ -1564,9 +3536,18 @@
       <w:tr>
         <w:tc>
           <w:tcPr>
-            <w:tcW w:type="dxa" w:w="2911"/>
+            <w:tcW w:type="dxa" w:w="3685"/>
+            <w:tcMar>
+              <w:top w:w="60" w:type="dxa"/>
+              <w:start w:w="100" w:type="dxa"/>
+              <w:bottom w:w="60" w:type="dxa"/>
+              <w:end w:w="100" w:type="dxa"/>
+            </w:tcMar>
           </w:tcPr>
           <w:p>
+            <w:pPr>
+              <w:spacing w:line="276" w:lineRule="auto" w:after="0"/>
+            </w:pPr>
             <w:r>
               <w:rPr>
                 <w:rFonts w:ascii="宋体" w:hAnsi="宋体" w:eastAsia="宋体"/>
@@ -1578,9 +3559,18 @@
         </w:tc>
         <w:tc>
           <w:tcPr>
-            <w:tcW w:type="dxa" w:w="2911"/>
+            <w:tcW w:type="dxa" w:w="1984"/>
+            <w:tcMar>
+              <w:top w:w="60" w:type="dxa"/>
+              <w:start w:w="100" w:type="dxa"/>
+              <w:bottom w:w="60" w:type="dxa"/>
+              <w:end w:w="100" w:type="dxa"/>
+            </w:tcMar>
           </w:tcPr>
           <w:p>
+            <w:pPr>
+              <w:spacing w:line="276" w:lineRule="auto" w:after="0"/>
+            </w:pPr>
             <w:r>
               <w:rPr>
                 <w:rFonts w:ascii="宋体" w:hAnsi="宋体" w:eastAsia="宋体"/>
@@ -1592,9 +3582,18 @@
         </w:tc>
         <w:tc>
           <w:tcPr>
-            <w:tcW w:type="dxa" w:w="2911"/>
+            <w:tcW w:type="dxa" w:w="2494"/>
+            <w:tcMar>
+              <w:top w:w="60" w:type="dxa"/>
+              <w:start w:w="100" w:type="dxa"/>
+              <w:bottom w:w="60" w:type="dxa"/>
+              <w:end w:w="100" w:type="dxa"/>
+            </w:tcMar>
           </w:tcPr>
           <w:p>
+            <w:pPr>
+              <w:spacing w:line="276" w:lineRule="auto" w:after="0"/>
+            </w:pPr>
             <w:r>
               <w:rPr>
                 <w:rFonts w:ascii="宋体" w:hAnsi="宋体" w:eastAsia="宋体"/>
@@ -1608,9 +3607,18 @@
       <w:tr>
         <w:tc>
           <w:tcPr>
-            <w:tcW w:type="dxa" w:w="2911"/>
+            <w:tcW w:type="dxa" w:w="3685"/>
+            <w:tcMar>
+              <w:top w:w="60" w:type="dxa"/>
+              <w:start w:w="100" w:type="dxa"/>
+              <w:bottom w:w="60" w:type="dxa"/>
+              <w:end w:w="100" w:type="dxa"/>
+            </w:tcMar>
           </w:tcPr>
           <w:p>
+            <w:pPr>
+              <w:spacing w:line="276" w:lineRule="auto" w:after="0"/>
+            </w:pPr>
             <w:r>
               <w:rPr>
                 <w:rFonts w:ascii="宋体" w:hAnsi="宋体" w:eastAsia="宋体"/>
@@ -1622,9 +3630,18 @@
         </w:tc>
         <w:tc>
           <w:tcPr>
-            <w:tcW w:type="dxa" w:w="2911"/>
+            <w:tcW w:type="dxa" w:w="1984"/>
+            <w:tcMar>
+              <w:top w:w="60" w:type="dxa"/>
+              <w:start w:w="100" w:type="dxa"/>
+              <w:bottom w:w="60" w:type="dxa"/>
+              <w:end w:w="100" w:type="dxa"/>
+            </w:tcMar>
           </w:tcPr>
           <w:p>
+            <w:pPr>
+              <w:spacing w:line="276" w:lineRule="auto" w:after="0"/>
+            </w:pPr>
             <w:r>
               <w:rPr>
                 <w:rFonts w:ascii="宋体" w:hAnsi="宋体" w:eastAsia="宋体"/>
@@ -1636,9 +3653,18 @@
         </w:tc>
         <w:tc>
           <w:tcPr>
-            <w:tcW w:type="dxa" w:w="2911"/>
+            <w:tcW w:type="dxa" w:w="2494"/>
+            <w:tcMar>
+              <w:top w:w="60" w:type="dxa"/>
+              <w:start w:w="100" w:type="dxa"/>
+              <w:bottom w:w="60" w:type="dxa"/>
+              <w:end w:w="100" w:type="dxa"/>
+            </w:tcMar>
           </w:tcPr>
           <w:p>
+            <w:pPr>
+              <w:spacing w:line="276" w:lineRule="auto" w:after="0"/>
+            </w:pPr>
             <w:r>
               <w:rPr>
                 <w:rFonts w:ascii="宋体" w:hAnsi="宋体" w:eastAsia="宋体"/>
@@ -1652,9 +3678,18 @@
       <w:tr>
         <w:tc>
           <w:tcPr>
-            <w:tcW w:type="dxa" w:w="2911"/>
+            <w:tcW w:type="dxa" w:w="3685"/>
+            <w:tcMar>
+              <w:top w:w="60" w:type="dxa"/>
+              <w:start w:w="100" w:type="dxa"/>
+              <w:bottom w:w="60" w:type="dxa"/>
+              <w:end w:w="100" w:type="dxa"/>
+            </w:tcMar>
           </w:tcPr>
           <w:p>
+            <w:pPr>
+              <w:spacing w:line="276" w:lineRule="auto" w:after="0"/>
+            </w:pPr>
             <w:r>
               <w:rPr>
                 <w:rFonts w:ascii="宋体" w:hAnsi="宋体" w:eastAsia="宋体"/>
@@ -1666,9 +3701,18 @@
         </w:tc>
         <w:tc>
           <w:tcPr>
-            <w:tcW w:type="dxa" w:w="2911"/>
+            <w:tcW w:type="dxa" w:w="1984"/>
+            <w:tcMar>
+              <w:top w:w="60" w:type="dxa"/>
+              <w:start w:w="100" w:type="dxa"/>
+              <w:bottom w:w="60" w:type="dxa"/>
+              <w:end w:w="100" w:type="dxa"/>
+            </w:tcMar>
           </w:tcPr>
           <w:p>
+            <w:pPr>
+              <w:spacing w:line="276" w:lineRule="auto" w:after="0"/>
+            </w:pPr>
             <w:r>
               <w:rPr>
                 <w:rFonts w:ascii="宋体" w:hAnsi="宋体" w:eastAsia="宋体"/>
@@ -1680,9 +3724,18 @@
         </w:tc>
         <w:tc>
           <w:tcPr>
-            <w:tcW w:type="dxa" w:w="2911"/>
+            <w:tcW w:type="dxa" w:w="2494"/>
+            <w:tcMar>
+              <w:top w:w="60" w:type="dxa"/>
+              <w:start w:w="100" w:type="dxa"/>
+              <w:bottom w:w="60" w:type="dxa"/>
+              <w:end w:w="100" w:type="dxa"/>
+            </w:tcMar>
           </w:tcPr>
           <w:p>
+            <w:pPr>
+              <w:spacing w:line="276" w:lineRule="auto" w:after="0"/>
+            </w:pPr>
             <w:r>
               <w:rPr>
                 <w:rFonts w:ascii="宋体" w:hAnsi="宋体" w:eastAsia="宋体"/>
@@ -1696,9 +3749,18 @@
       <w:tr>
         <w:tc>
           <w:tcPr>
-            <w:tcW w:type="dxa" w:w="2911"/>
+            <w:tcW w:type="dxa" w:w="3685"/>
+            <w:tcMar>
+              <w:top w:w="60" w:type="dxa"/>
+              <w:start w:w="100" w:type="dxa"/>
+              <w:bottom w:w="60" w:type="dxa"/>
+              <w:end w:w="100" w:type="dxa"/>
+            </w:tcMar>
           </w:tcPr>
           <w:p>
+            <w:pPr>
+              <w:spacing w:line="276" w:lineRule="auto" w:after="0"/>
+            </w:pPr>
             <w:r>
               <w:rPr>
                 <w:rFonts w:ascii="宋体" w:hAnsi="宋体" w:eastAsia="宋体"/>
@@ -1710,9 +3772,18 @@
         </w:tc>
         <w:tc>
           <w:tcPr>
-            <w:tcW w:type="dxa" w:w="2911"/>
+            <w:tcW w:type="dxa" w:w="1984"/>
+            <w:tcMar>
+              <w:top w:w="60" w:type="dxa"/>
+              <w:start w:w="100" w:type="dxa"/>
+              <w:bottom w:w="60" w:type="dxa"/>
+              <w:end w:w="100" w:type="dxa"/>
+            </w:tcMar>
           </w:tcPr>
           <w:p>
+            <w:pPr>
+              <w:spacing w:line="276" w:lineRule="auto" w:after="0"/>
+            </w:pPr>
             <w:r>
               <w:rPr>
                 <w:rFonts w:ascii="宋体" w:hAnsi="宋体" w:eastAsia="宋体"/>
@@ -1724,9 +3795,18 @@
         </w:tc>
         <w:tc>
           <w:tcPr>
-            <w:tcW w:type="dxa" w:w="2911"/>
+            <w:tcW w:type="dxa" w:w="2494"/>
+            <w:tcMar>
+              <w:top w:w="60" w:type="dxa"/>
+              <w:start w:w="100" w:type="dxa"/>
+              <w:bottom w:w="60" w:type="dxa"/>
+              <w:end w:w="100" w:type="dxa"/>
+            </w:tcMar>
           </w:tcPr>
           <w:p>
+            <w:pPr>
+              <w:spacing w:line="276" w:lineRule="auto" w:after="0"/>
+            </w:pPr>
             <w:r>
               <w:rPr>
                 <w:rFonts w:ascii="宋体" w:hAnsi="宋体" w:eastAsia="宋体"/>
@@ -1740,9 +3820,18 @@
       <w:tr>
         <w:tc>
           <w:tcPr>
-            <w:tcW w:type="dxa" w:w="2911"/>
+            <w:tcW w:type="dxa" w:w="3685"/>
+            <w:tcMar>
+              <w:top w:w="60" w:type="dxa"/>
+              <w:start w:w="100" w:type="dxa"/>
+              <w:bottom w:w="60" w:type="dxa"/>
+              <w:end w:w="100" w:type="dxa"/>
+            </w:tcMar>
           </w:tcPr>
           <w:p>
+            <w:pPr>
+              <w:spacing w:line="276" w:lineRule="auto" w:after="0"/>
+            </w:pPr>
             <w:r>
               <w:rPr>
                 <w:rFonts w:ascii="宋体" w:hAnsi="宋体" w:eastAsia="宋体"/>
@@ -1754,9 +3843,18 @@
         </w:tc>
         <w:tc>
           <w:tcPr>
-            <w:tcW w:type="dxa" w:w="2911"/>
+            <w:tcW w:type="dxa" w:w="1984"/>
+            <w:tcMar>
+              <w:top w:w="60" w:type="dxa"/>
+              <w:start w:w="100" w:type="dxa"/>
+              <w:bottom w:w="60" w:type="dxa"/>
+              <w:end w:w="100" w:type="dxa"/>
+            </w:tcMar>
           </w:tcPr>
           <w:p>
+            <w:pPr>
+              <w:spacing w:line="276" w:lineRule="auto" w:after="0"/>
+            </w:pPr>
             <w:r>
               <w:rPr>
                 <w:rFonts w:ascii="宋体" w:hAnsi="宋体" w:eastAsia="宋体"/>
@@ -1768,9 +3866,18 @@
         </w:tc>
         <w:tc>
           <w:tcPr>
-            <w:tcW w:type="dxa" w:w="2911"/>
+            <w:tcW w:type="dxa" w:w="2494"/>
+            <w:tcMar>
+              <w:top w:w="60" w:type="dxa"/>
+              <w:start w:w="100" w:type="dxa"/>
+              <w:bottom w:w="60" w:type="dxa"/>
+              <w:end w:w="100" w:type="dxa"/>
+            </w:tcMar>
           </w:tcPr>
           <w:p>
+            <w:pPr>
+              <w:spacing w:line="276" w:lineRule="auto" w:after="0"/>
+            </w:pPr>
             <w:r>
               <w:rPr>
                 <w:rFonts w:ascii="宋体" w:hAnsi="宋体" w:eastAsia="宋体"/>
@@ -1784,9 +3891,18 @@
       <w:tr>
         <w:tc>
           <w:tcPr>
-            <w:tcW w:type="dxa" w:w="2911"/>
+            <w:tcW w:type="dxa" w:w="3685"/>
+            <w:tcMar>
+              <w:top w:w="60" w:type="dxa"/>
+              <w:start w:w="100" w:type="dxa"/>
+              <w:bottom w:w="60" w:type="dxa"/>
+              <w:end w:w="100" w:type="dxa"/>
+            </w:tcMar>
           </w:tcPr>
           <w:p>
+            <w:pPr>
+              <w:spacing w:line="276" w:lineRule="auto" w:after="0"/>
+            </w:pPr>
             <w:r>
               <w:rPr>
                 <w:rFonts w:ascii="宋体" w:hAnsi="宋体" w:eastAsia="宋体"/>
@@ -1798,9 +3914,18 @@
         </w:tc>
         <w:tc>
           <w:tcPr>
-            <w:tcW w:type="dxa" w:w="2911"/>
+            <w:tcW w:type="dxa" w:w="1984"/>
+            <w:tcMar>
+              <w:top w:w="60" w:type="dxa"/>
+              <w:start w:w="100" w:type="dxa"/>
+              <w:bottom w:w="60" w:type="dxa"/>
+              <w:end w:w="100" w:type="dxa"/>
+            </w:tcMar>
           </w:tcPr>
           <w:p>
+            <w:pPr>
+              <w:spacing w:line="276" w:lineRule="auto" w:after="0"/>
+            </w:pPr>
             <w:r>
               <w:rPr>
                 <w:rFonts w:ascii="宋体" w:hAnsi="宋体" w:eastAsia="宋体"/>
@@ -1812,9 +3937,18 @@
         </w:tc>
         <w:tc>
           <w:tcPr>
-            <w:tcW w:type="dxa" w:w="2911"/>
+            <w:tcW w:type="dxa" w:w="2494"/>
+            <w:tcMar>
+              <w:top w:w="60" w:type="dxa"/>
+              <w:start w:w="100" w:type="dxa"/>
+              <w:bottom w:w="60" w:type="dxa"/>
+              <w:end w:w="100" w:type="dxa"/>
+            </w:tcMar>
           </w:tcPr>
           <w:p>
+            <w:pPr>
+              <w:spacing w:line="276" w:lineRule="auto" w:after="0"/>
+            </w:pPr>
             <w:r>
               <w:rPr>
                 <w:rFonts w:ascii="宋体" w:hAnsi="宋体" w:eastAsia="宋体"/>
@@ -1828,7 +3962,7 @@
     </w:tbl>
     <w:p>
       <w:pPr>
-        <w:spacing w:before="280" w:after="120"/>
+        <w:spacing w:line="276" w:lineRule="auto" w:after="120"/>
         <w:pBdr>
           <w:bottom w:val="single" w:sz="6" w:space="4" w:color="000000"/>
         </w:pBdr>
@@ -1844,7 +3978,7 @@
     </w:p>
     <w:p>
       <w:pPr>
-        <w:spacing w:before="200" w:after="80"/>
+        <w:spacing w:line="276" w:lineRule="auto" w:after="80"/>
       </w:pPr>
       <w:r>
         <w:rPr>
@@ -1858,8 +3992,9 @@
     <w:tbl>
       <w:tblPr>
         <w:tblStyle w:val="TableGrid"/>
-        <w:tblW w:type="auto" w:w="0"/>
+        <w:jc w:val="center"/>
         <w:tblLook w:firstColumn="1" w:firstRow="1" w:lastColumn="0" w:lastRow="0" w:noHBand="0" w:noVBand="1" w:val="04A0"/>
+        <w:tblW w:w="8164" w:type="dxa"/>
       </w:tblPr>
       <w:tblGrid>
         <w:gridCol w:w="1091"/>
@@ -1875,8 +4010,19 @@
         <w:tc>
           <w:tcPr>
             <w:tcW w:type="dxa" w:w="1091"/>
+            <w:tcMar>
+              <w:top w:w="40" w:type="dxa"/>
+              <w:start w:w="60" w:type="dxa"/>
+              <w:bottom w:w="40" w:type="dxa"/>
+              <w:end w:w="60" w:type="dxa"/>
+            </w:tcMar>
+            <w:shd w:val="clear" w:color="auto" w:fill="D4D4D4"/>
           </w:tcPr>
           <w:p>
+            <w:pPr>
+              <w:jc w:val="center"/>
+              <w:spacing w:line="276" w:lineRule="auto" w:after="0"/>
+            </w:pPr>
             <w:r>
               <w:rPr>
                 <w:rFonts w:ascii="黑体" w:hAnsi="黑体" w:eastAsia="黑体"/>
@@ -1890,8 +4036,19 @@
         <w:tc>
           <w:tcPr>
             <w:tcW w:type="dxa" w:w="1091"/>
+            <w:tcMar>
+              <w:top w:w="40" w:type="dxa"/>
+              <w:start w:w="60" w:type="dxa"/>
+              <w:bottom w:w="40" w:type="dxa"/>
+              <w:end w:w="60" w:type="dxa"/>
+            </w:tcMar>
+            <w:shd w:val="clear" w:color="auto" w:fill="D4D4D4"/>
           </w:tcPr>
           <w:p>
+            <w:pPr>
+              <w:jc w:val="center"/>
+              <w:spacing w:line="276" w:lineRule="auto" w:after="0"/>
+            </w:pPr>
             <w:r>
               <w:rPr>
                 <w:rFonts w:ascii="黑体" w:hAnsi="黑体" w:eastAsia="黑体"/>
@@ -1905,8 +4062,19 @@
         <w:tc>
           <w:tcPr>
             <w:tcW w:type="dxa" w:w="1091"/>
+            <w:tcMar>
+              <w:top w:w="40" w:type="dxa"/>
+              <w:start w:w="60" w:type="dxa"/>
+              <w:bottom w:w="40" w:type="dxa"/>
+              <w:end w:w="60" w:type="dxa"/>
+            </w:tcMar>
+            <w:shd w:val="clear" w:color="auto" w:fill="D4D4D4"/>
           </w:tcPr>
           <w:p>
+            <w:pPr>
+              <w:jc w:val="center"/>
+              <w:spacing w:line="276" w:lineRule="auto" w:after="0"/>
+            </w:pPr>
             <w:r>
               <w:rPr>
                 <w:rFonts w:ascii="黑体" w:hAnsi="黑体" w:eastAsia="黑体"/>
@@ -1920,8 +4088,19 @@
         <w:tc>
           <w:tcPr>
             <w:tcW w:type="dxa" w:w="1091"/>
+            <w:tcMar>
+              <w:top w:w="40" w:type="dxa"/>
+              <w:start w:w="60" w:type="dxa"/>
+              <w:bottom w:w="40" w:type="dxa"/>
+              <w:end w:w="60" w:type="dxa"/>
+            </w:tcMar>
+            <w:shd w:val="clear" w:color="auto" w:fill="D4D4D4"/>
           </w:tcPr>
           <w:p>
+            <w:pPr>
+              <w:jc w:val="center"/>
+              <w:spacing w:line="276" w:lineRule="auto" w:after="0"/>
+            </w:pPr>
             <w:r>
               <w:rPr>
                 <w:rFonts w:ascii="黑体" w:hAnsi="黑体" w:eastAsia="黑体"/>
@@ -1935,8 +4114,19 @@
         <w:tc>
           <w:tcPr>
             <w:tcW w:type="dxa" w:w="1091"/>
+            <w:tcMar>
+              <w:top w:w="40" w:type="dxa"/>
+              <w:start w:w="60" w:type="dxa"/>
+              <w:bottom w:w="40" w:type="dxa"/>
+              <w:end w:w="60" w:type="dxa"/>
+            </w:tcMar>
+            <w:shd w:val="clear" w:color="auto" w:fill="D4D4D4"/>
           </w:tcPr>
           <w:p>
+            <w:pPr>
+              <w:jc w:val="center"/>
+              <w:spacing w:line="276" w:lineRule="auto" w:after="0"/>
+            </w:pPr>
             <w:r>
               <w:rPr>
                 <w:rFonts w:ascii="黑体" w:hAnsi="黑体" w:eastAsia="黑体"/>
@@ -1950,8 +4140,19 @@
         <w:tc>
           <w:tcPr>
             <w:tcW w:type="dxa" w:w="1091"/>
+            <w:tcMar>
+              <w:top w:w="40" w:type="dxa"/>
+              <w:start w:w="60" w:type="dxa"/>
+              <w:bottom w:w="40" w:type="dxa"/>
+              <w:end w:w="60" w:type="dxa"/>
+            </w:tcMar>
+            <w:shd w:val="clear" w:color="auto" w:fill="D4D4D4"/>
           </w:tcPr>
           <w:p>
+            <w:pPr>
+              <w:jc w:val="center"/>
+              <w:spacing w:line="276" w:lineRule="auto" w:after="0"/>
+            </w:pPr>
             <w:r>
               <w:rPr>
                 <w:rFonts w:ascii="黑体" w:hAnsi="黑体" w:eastAsia="黑体"/>
@@ -1965,8 +4166,19 @@
         <w:tc>
           <w:tcPr>
             <w:tcW w:type="dxa" w:w="1091"/>
+            <w:tcMar>
+              <w:top w:w="40" w:type="dxa"/>
+              <w:start w:w="60" w:type="dxa"/>
+              <w:bottom w:w="40" w:type="dxa"/>
+              <w:end w:w="60" w:type="dxa"/>
+            </w:tcMar>
+            <w:shd w:val="clear" w:color="auto" w:fill="D4D4D4"/>
           </w:tcPr>
           <w:p>
+            <w:pPr>
+              <w:jc w:val="center"/>
+              <w:spacing w:line="276" w:lineRule="auto" w:after="0"/>
+            </w:pPr>
             <w:r>
               <w:rPr>
                 <w:rFonts w:ascii="黑体" w:hAnsi="黑体" w:eastAsia="黑体"/>
@@ -1980,8 +4192,19 @@
         <w:tc>
           <w:tcPr>
             <w:tcW w:type="dxa" w:w="1091"/>
+            <w:tcMar>
+              <w:top w:w="40" w:type="dxa"/>
+              <w:start w:w="60" w:type="dxa"/>
+              <w:bottom w:w="40" w:type="dxa"/>
+              <w:end w:w="60" w:type="dxa"/>
+            </w:tcMar>
+            <w:shd w:val="clear" w:color="auto" w:fill="D4D4D4"/>
           </w:tcPr>
           <w:p>
+            <w:pPr>
+              <w:jc w:val="center"/>
+              <w:spacing w:line="276" w:lineRule="auto" w:after="0"/>
+            </w:pPr>
             <w:r>
               <w:rPr>
                 <w:rFonts w:ascii="黑体" w:hAnsi="黑体" w:eastAsia="黑体"/>
@@ -1997,8 +4220,17 @@
         <w:tc>
           <w:tcPr>
             <w:tcW w:type="dxa" w:w="1091"/>
+            <w:tcMar>
+              <w:top w:w="40" w:type="dxa"/>
+              <w:start w:w="60" w:type="dxa"/>
+              <w:bottom w:w="40" w:type="dxa"/>
+              <w:end w:w="60" w:type="dxa"/>
+            </w:tcMar>
           </w:tcPr>
           <w:p>
+            <w:pPr>
+              <w:spacing w:line="276" w:lineRule="auto" w:after="0"/>
+            </w:pPr>
             <w:r>
               <w:rPr>
                 <w:rFonts w:ascii="宋体" w:hAnsi="宋体" w:eastAsia="宋体"/>
@@ -2011,22 +4243,42 @@
         <w:tc>
           <w:tcPr>
             <w:tcW w:type="dxa" w:w="1091"/>
+            <w:tcMar>
+              <w:top w:w="40" w:type="dxa"/>
+              <w:start w:w="60" w:type="dxa"/>
+              <w:bottom w:w="40" w:type="dxa"/>
+              <w:end w:w="60" w:type="dxa"/>
+            </w:tcMar>
           </w:tcPr>
           <w:p>
+            <w:pPr>
+              <w:spacing w:line="276" w:lineRule="auto" w:after="0"/>
+            </w:pPr>
             <w:r>
               <w:rPr>
                 <w:rFonts w:ascii="宋体" w:hAnsi="宋体" w:eastAsia="宋体"/>
                 <w:sz w:val="18"/>
               </w:rPr>
-              <w:t>研究助理教授，香港城市大学</w:t>
+              <w:t>研究助理教授，</w:t>
+              <w:br/>
+              <w:t>香港城市大学</w:t>
             </w:r>
           </w:p>
         </w:tc>
         <w:tc>
           <w:tcPr>
             <w:tcW w:type="dxa" w:w="1091"/>
+            <w:tcMar>
+              <w:top w:w="40" w:type="dxa"/>
+              <w:start w:w="60" w:type="dxa"/>
+              <w:bottom w:w="40" w:type="dxa"/>
+              <w:end w:w="60" w:type="dxa"/>
+            </w:tcMar>
           </w:tcPr>
           <w:p>
+            <w:pPr>
+              <w:spacing w:line="276" w:lineRule="auto" w:after="0"/>
+            </w:pPr>
             <w:r>
               <w:rPr>
                 <w:rFonts w:ascii="宋体" w:hAnsi="宋体" w:eastAsia="宋体"/>
@@ -2039,8 +4291,17 @@
         <w:tc>
           <w:tcPr>
             <w:tcW w:type="dxa" w:w="1091"/>
+            <w:tcMar>
+              <w:top w:w="40" w:type="dxa"/>
+              <w:start w:w="60" w:type="dxa"/>
+              <w:bottom w:w="40" w:type="dxa"/>
+              <w:end w:w="60" w:type="dxa"/>
+            </w:tcMar>
           </w:tcPr>
           <w:p>
+            <w:pPr>
+              <w:spacing w:line="276" w:lineRule="auto" w:after="0"/>
+            </w:pPr>
             <w:r>
               <w:rPr>
                 <w:rFonts w:ascii="宋体" w:hAnsi="宋体" w:eastAsia="宋体"/>
@@ -2053,8 +4314,17 @@
         <w:tc>
           <w:tcPr>
             <w:tcW w:type="dxa" w:w="1091"/>
+            <w:tcMar>
+              <w:top w:w="40" w:type="dxa"/>
+              <w:start w:w="60" w:type="dxa"/>
+              <w:bottom w:w="40" w:type="dxa"/>
+              <w:end w:w="60" w:type="dxa"/>
+            </w:tcMar>
           </w:tcPr>
           <w:p>
+            <w:pPr>
+              <w:spacing w:line="276" w:lineRule="auto" w:after="0"/>
+            </w:pPr>
             <w:r>
               <w:rPr>
                 <w:rFonts w:ascii="宋体" w:hAnsi="宋体" w:eastAsia="宋体"/>
@@ -2067,8 +4337,17 @@
         <w:tc>
           <w:tcPr>
             <w:tcW w:type="dxa" w:w="1091"/>
+            <w:tcMar>
+              <w:top w:w="40" w:type="dxa"/>
+              <w:start w:w="60" w:type="dxa"/>
+              <w:bottom w:w="40" w:type="dxa"/>
+              <w:end w:w="60" w:type="dxa"/>
+            </w:tcMar>
           </w:tcPr>
           <w:p>
+            <w:pPr>
+              <w:spacing w:line="276" w:lineRule="auto" w:after="0"/>
+            </w:pPr>
             <w:r>
               <w:rPr>
                 <w:rFonts w:ascii="宋体" w:hAnsi="宋体" w:eastAsia="宋体"/>
@@ -2081,8 +4360,17 @@
         <w:tc>
           <w:tcPr>
             <w:tcW w:type="dxa" w:w="1091"/>
+            <w:tcMar>
+              <w:top w:w="40" w:type="dxa"/>
+              <w:start w:w="60" w:type="dxa"/>
+              <w:bottom w:w="40" w:type="dxa"/>
+              <w:end w:w="60" w:type="dxa"/>
+            </w:tcMar>
           </w:tcPr>
           <w:p>
+            <w:pPr>
+              <w:spacing w:line="276" w:lineRule="auto" w:after="0"/>
+            </w:pPr>
             <w:r>
               <w:rPr>
                 <w:rFonts w:ascii="宋体" w:hAnsi="宋体" w:eastAsia="宋体"/>
@@ -2095,8 +4383,17 @@
         <w:tc>
           <w:tcPr>
             <w:tcW w:type="dxa" w:w="1091"/>
+            <w:tcMar>
+              <w:top w:w="40" w:type="dxa"/>
+              <w:start w:w="60" w:type="dxa"/>
+              <w:bottom w:w="40" w:type="dxa"/>
+              <w:end w:w="60" w:type="dxa"/>
+            </w:tcMar>
           </w:tcPr>
           <w:p>
+            <w:pPr>
+              <w:spacing w:line="276" w:lineRule="auto" w:after="0"/>
+            </w:pPr>
             <w:r>
               <w:rPr>
                 <w:rFonts w:ascii="宋体" w:hAnsi="宋体" w:eastAsia="宋体"/>
@@ -2111,8 +4408,17 @@
         <w:tc>
           <w:tcPr>
             <w:tcW w:type="dxa" w:w="1091"/>
+            <w:tcMar>
+              <w:top w:w="40" w:type="dxa"/>
+              <w:start w:w="60" w:type="dxa"/>
+              <w:bottom w:w="40" w:type="dxa"/>
+              <w:end w:w="60" w:type="dxa"/>
+            </w:tcMar>
           </w:tcPr>
           <w:p>
+            <w:pPr>
+              <w:spacing w:line="276" w:lineRule="auto" w:after="0"/>
+            </w:pPr>
             <w:r>
               <w:rPr>
                 <w:rFonts w:ascii="宋体" w:hAnsi="宋体" w:eastAsia="宋体"/>
@@ -2125,22 +4431,42 @@
         <w:tc>
           <w:tcPr>
             <w:tcW w:type="dxa" w:w="1091"/>
+            <w:tcMar>
+              <w:top w:w="40" w:type="dxa"/>
+              <w:start w:w="60" w:type="dxa"/>
+              <w:bottom w:w="40" w:type="dxa"/>
+              <w:end w:w="60" w:type="dxa"/>
+            </w:tcMar>
           </w:tcPr>
           <w:p>
+            <w:pPr>
+              <w:spacing w:line="276" w:lineRule="auto" w:after="0"/>
+            </w:pPr>
             <w:r>
               <w:rPr>
                 <w:rFonts w:ascii="宋体" w:hAnsi="宋体" w:eastAsia="宋体"/>
                 <w:sz w:val="18"/>
               </w:rPr>
-              <w:t>博士生，&lt;FILL: Univ.&gt;</w:t>
+              <w:t>博士生，</w:t>
+              <w:br/>
+              <w:t>&lt;FILL: Univ.&gt;</w:t>
             </w:r>
           </w:p>
         </w:tc>
         <w:tc>
           <w:tcPr>
             <w:tcW w:type="dxa" w:w="1091"/>
+            <w:tcMar>
+              <w:top w:w="40" w:type="dxa"/>
+              <w:start w:w="60" w:type="dxa"/>
+              <w:bottom w:w="40" w:type="dxa"/>
+              <w:end w:w="60" w:type="dxa"/>
+            </w:tcMar>
           </w:tcPr>
           <w:p>
+            <w:pPr>
+              <w:spacing w:line="276" w:lineRule="auto" w:after="0"/>
+            </w:pPr>
             <w:r>
               <w:rPr>
                 <w:rFonts w:ascii="宋体" w:hAnsi="宋体" w:eastAsia="宋体"/>
@@ -2153,8 +4479,17 @@
         <w:tc>
           <w:tcPr>
             <w:tcW w:type="dxa" w:w="1091"/>
+            <w:tcMar>
+              <w:top w:w="40" w:type="dxa"/>
+              <w:start w:w="60" w:type="dxa"/>
+              <w:bottom w:w="40" w:type="dxa"/>
+              <w:end w:w="60" w:type="dxa"/>
+            </w:tcMar>
           </w:tcPr>
           <w:p>
+            <w:pPr>
+              <w:spacing w:line="276" w:lineRule="auto" w:after="0"/>
+            </w:pPr>
             <w:r>
               <w:rPr>
                 <w:rFonts w:ascii="宋体" w:hAnsi="宋体" w:eastAsia="宋体"/>
@@ -2167,8 +4502,17 @@
         <w:tc>
           <w:tcPr>
             <w:tcW w:type="dxa" w:w="1091"/>
+            <w:tcMar>
+              <w:top w:w="40" w:type="dxa"/>
+              <w:start w:w="60" w:type="dxa"/>
+              <w:bottom w:w="40" w:type="dxa"/>
+              <w:end w:w="60" w:type="dxa"/>
+            </w:tcMar>
           </w:tcPr>
           <w:p>
+            <w:pPr>
+              <w:spacing w:line="276" w:lineRule="auto" w:after="0"/>
+            </w:pPr>
             <w:r>
               <w:rPr>
                 <w:rFonts w:ascii="宋体" w:hAnsi="宋体" w:eastAsia="宋体"/>
@@ -2181,8 +4525,17 @@
         <w:tc>
           <w:tcPr>
             <w:tcW w:type="dxa" w:w="1091"/>
+            <w:tcMar>
+              <w:top w:w="40" w:type="dxa"/>
+              <w:start w:w="60" w:type="dxa"/>
+              <w:bottom w:w="40" w:type="dxa"/>
+              <w:end w:w="60" w:type="dxa"/>
+            </w:tcMar>
           </w:tcPr>
           <w:p>
+            <w:pPr>
+              <w:spacing w:line="276" w:lineRule="auto" w:after="0"/>
+            </w:pPr>
             <w:r>
               <w:rPr>
                 <w:rFonts w:ascii="宋体" w:hAnsi="宋体" w:eastAsia="宋体"/>
@@ -2195,8 +4548,17 @@
         <w:tc>
           <w:tcPr>
             <w:tcW w:type="dxa" w:w="1091"/>
+            <w:tcMar>
+              <w:top w:w="40" w:type="dxa"/>
+              <w:start w:w="60" w:type="dxa"/>
+              <w:bottom w:w="40" w:type="dxa"/>
+              <w:end w:w="60" w:type="dxa"/>
+            </w:tcMar>
           </w:tcPr>
           <w:p>
+            <w:pPr>
+              <w:spacing w:line="276" w:lineRule="auto" w:after="0"/>
+            </w:pPr>
             <w:r>
               <w:rPr>
                 <w:rFonts w:ascii="宋体" w:hAnsi="宋体" w:eastAsia="宋体"/>
@@ -2209,8 +4571,17 @@
         <w:tc>
           <w:tcPr>
             <w:tcW w:type="dxa" w:w="1091"/>
+            <w:tcMar>
+              <w:top w:w="40" w:type="dxa"/>
+              <w:start w:w="60" w:type="dxa"/>
+              <w:bottom w:w="40" w:type="dxa"/>
+              <w:end w:w="60" w:type="dxa"/>
+            </w:tcMar>
           </w:tcPr>
           <w:p>
+            <w:pPr>
+              <w:spacing w:line="276" w:lineRule="auto" w:after="0"/>
+            </w:pPr>
             <w:r>
               <w:rPr>
                 <w:rFonts w:ascii="宋体" w:hAnsi="宋体" w:eastAsia="宋体"/>
@@ -2225,8 +4596,17 @@
         <w:tc>
           <w:tcPr>
             <w:tcW w:type="dxa" w:w="1091"/>
+            <w:tcMar>
+              <w:top w:w="40" w:type="dxa"/>
+              <w:start w:w="60" w:type="dxa"/>
+              <w:bottom w:w="40" w:type="dxa"/>
+              <w:end w:w="60" w:type="dxa"/>
+            </w:tcMar>
           </w:tcPr>
           <w:p>
+            <w:pPr>
+              <w:spacing w:line="276" w:lineRule="auto" w:after="0"/>
+            </w:pPr>
             <w:r>
               <w:rPr>
                 <w:rFonts w:ascii="宋体" w:hAnsi="宋体" w:eastAsia="宋体"/>
@@ -2239,22 +4619,42 @@
         <w:tc>
           <w:tcPr>
             <w:tcW w:type="dxa" w:w="1091"/>
+            <w:tcMar>
+              <w:top w:w="40" w:type="dxa"/>
+              <w:start w:w="60" w:type="dxa"/>
+              <w:bottom w:w="40" w:type="dxa"/>
+              <w:end w:w="60" w:type="dxa"/>
+            </w:tcMar>
           </w:tcPr>
           <w:p>
+            <w:pPr>
+              <w:spacing w:line="276" w:lineRule="auto" w:after="0"/>
+            </w:pPr>
             <w:r>
               <w:rPr>
                 <w:rFonts w:ascii="宋体" w:hAnsi="宋体" w:eastAsia="宋体"/>
                 <w:sz w:val="18"/>
               </w:rPr>
-              <w:t>博士生，&lt;FILL: Univ.&gt;</w:t>
+              <w:t>博士生，</w:t>
+              <w:br/>
+              <w:t>&lt;FILL: Univ.&gt;</w:t>
             </w:r>
           </w:p>
         </w:tc>
         <w:tc>
           <w:tcPr>
             <w:tcW w:type="dxa" w:w="1091"/>
+            <w:tcMar>
+              <w:top w:w="40" w:type="dxa"/>
+              <w:start w:w="60" w:type="dxa"/>
+              <w:bottom w:w="40" w:type="dxa"/>
+              <w:end w:w="60" w:type="dxa"/>
+            </w:tcMar>
           </w:tcPr>
           <w:p>
+            <w:pPr>
+              <w:spacing w:line="276" w:lineRule="auto" w:after="0"/>
+            </w:pPr>
             <w:r>
               <w:rPr>
                 <w:rFonts w:ascii="宋体" w:hAnsi="宋体" w:eastAsia="宋体"/>
@@ -2267,8 +4667,17 @@
         <w:tc>
           <w:tcPr>
             <w:tcW w:type="dxa" w:w="1091"/>
+            <w:tcMar>
+              <w:top w:w="40" w:type="dxa"/>
+              <w:start w:w="60" w:type="dxa"/>
+              <w:bottom w:w="40" w:type="dxa"/>
+              <w:end w:w="60" w:type="dxa"/>
+            </w:tcMar>
           </w:tcPr>
           <w:p>
+            <w:pPr>
+              <w:spacing w:line="276" w:lineRule="auto" w:after="0"/>
+            </w:pPr>
             <w:r>
               <w:rPr>
                 <w:rFonts w:ascii="宋体" w:hAnsi="宋体" w:eastAsia="宋体"/>
@@ -2281,8 +4690,17 @@
         <w:tc>
           <w:tcPr>
             <w:tcW w:type="dxa" w:w="1091"/>
+            <w:tcMar>
+              <w:top w:w="40" w:type="dxa"/>
+              <w:start w:w="60" w:type="dxa"/>
+              <w:bottom w:w="40" w:type="dxa"/>
+              <w:end w:w="60" w:type="dxa"/>
+            </w:tcMar>
           </w:tcPr>
           <w:p>
+            <w:pPr>
+              <w:spacing w:line="276" w:lineRule="auto" w:after="0"/>
+            </w:pPr>
             <w:r>
               <w:rPr>
                 <w:rFonts w:ascii="宋体" w:hAnsi="宋体" w:eastAsia="宋体"/>
@@ -2295,8 +4713,17 @@
         <w:tc>
           <w:tcPr>
             <w:tcW w:type="dxa" w:w="1091"/>
+            <w:tcMar>
+              <w:top w:w="40" w:type="dxa"/>
+              <w:start w:w="60" w:type="dxa"/>
+              <w:bottom w:w="40" w:type="dxa"/>
+              <w:end w:w="60" w:type="dxa"/>
+            </w:tcMar>
           </w:tcPr>
           <w:p>
+            <w:pPr>
+              <w:spacing w:line="276" w:lineRule="auto" w:after="0"/>
+            </w:pPr>
             <w:r>
               <w:rPr>
                 <w:rFonts w:ascii="宋体" w:hAnsi="宋体" w:eastAsia="宋体"/>
@@ -2309,8 +4736,17 @@
         <w:tc>
           <w:tcPr>
             <w:tcW w:type="dxa" w:w="1091"/>
+            <w:tcMar>
+              <w:top w:w="40" w:type="dxa"/>
+              <w:start w:w="60" w:type="dxa"/>
+              <w:bottom w:w="40" w:type="dxa"/>
+              <w:end w:w="60" w:type="dxa"/>
+            </w:tcMar>
           </w:tcPr>
           <w:p>
+            <w:pPr>
+              <w:spacing w:line="276" w:lineRule="auto" w:after="0"/>
+            </w:pPr>
             <w:r>
               <w:rPr>
                 <w:rFonts w:ascii="宋体" w:hAnsi="宋体" w:eastAsia="宋体"/>
@@ -2323,8 +4759,17 @@
         <w:tc>
           <w:tcPr>
             <w:tcW w:type="dxa" w:w="1091"/>
+            <w:tcMar>
+              <w:top w:w="40" w:type="dxa"/>
+              <w:start w:w="60" w:type="dxa"/>
+              <w:bottom w:w="40" w:type="dxa"/>
+              <w:end w:w="60" w:type="dxa"/>
+            </w:tcMar>
           </w:tcPr>
           <w:p>
+            <w:pPr>
+              <w:spacing w:line="276" w:lineRule="auto" w:after="0"/>
+            </w:pPr>
             <w:r>
               <w:rPr>
                 <w:rFonts w:ascii="宋体" w:hAnsi="宋体" w:eastAsia="宋体"/>
@@ -2340,10 +4785,18 @@
           <w:tcPr>
             <w:tcW w:type="dxa" w:w="5455"/>
             <w:gridSpan w:val="5"/>
+            <w:tcMar>
+              <w:top w:w="40" w:type="dxa"/>
+              <w:start w:w="60" w:type="dxa"/>
+              <w:bottom w:w="40" w:type="dxa"/>
+              <w:end w:w="60" w:type="dxa"/>
+            </w:tcMar>
+            <w:shd w:val="clear" w:color="auto" w:fill="ECECEC"/>
           </w:tcPr>
           <w:p>
             <w:pPr>
               <w:jc w:val="right"/>
+              <w:spacing w:line="276" w:lineRule="auto" w:after="0"/>
             </w:pPr>
             <w:r>
               <w:rPr>
@@ -2358,8 +4811,18 @@
         <w:tc>
           <w:tcPr>
             <w:tcW w:type="dxa" w:w="1091"/>
+            <w:tcMar>
+              <w:top w:w="40" w:type="dxa"/>
+              <w:start w:w="60" w:type="dxa"/>
+              <w:bottom w:w="40" w:type="dxa"/>
+              <w:end w:w="60" w:type="dxa"/>
+            </w:tcMar>
+            <w:shd w:val="clear" w:color="auto" w:fill="ECECEC"/>
           </w:tcPr>
           <w:p>
+            <w:pPr>
+              <w:spacing w:line="276" w:lineRule="auto" w:after="0"/>
+            </w:pPr>
             <w:r>
               <w:rPr>
                 <w:rFonts w:ascii="黑体" w:hAnsi="黑体" w:eastAsia="黑体"/>
@@ -2386,7 +4849,7 @@
     </w:tbl>
     <w:p>
       <w:pPr>
-        <w:spacing w:before="60" w:after="60"/>
+        <w:spacing w:line="276" w:lineRule="auto" w:after="120"/>
       </w:pPr>
       <w:r>
         <w:rPr>
@@ -2398,7 +4861,7 @@
     </w:p>
     <w:p>
       <w:pPr>
-        <w:spacing w:before="200" w:after="80"/>
+        <w:spacing w:line="276" w:lineRule="auto" w:after="80"/>
       </w:pPr>
       <w:r>
         <w:rPr>
@@ -2412,8 +4875,9 @@
     <w:tbl>
       <w:tblPr>
         <w:tblStyle w:val="TableGrid"/>
-        <w:tblW w:type="auto" w:w="0"/>
+        <w:jc w:val="center"/>
         <w:tblLook w:firstColumn="1" w:firstRow="1" w:lastColumn="0" w:lastRow="0" w:noHBand="0" w:noVBand="1" w:val="04A0"/>
+        <w:tblW w:w="8164" w:type="dxa"/>
       </w:tblPr>
       <w:tblGrid>
         <w:gridCol w:w="2183"/>
@@ -2424,9 +4888,19 @@
       <w:tr>
         <w:tc>
           <w:tcPr>
-            <w:tcW w:type="dxa" w:w="2183"/>
+            <w:tcW w:type="dxa" w:w="3402"/>
+            <w:tcMar>
+              <w:top w:w="60" w:type="dxa"/>
+              <w:start w:w="100" w:type="dxa"/>
+              <w:bottom w:w="60" w:type="dxa"/>
+              <w:end w:w="100" w:type="dxa"/>
+            </w:tcMar>
+            <w:shd w:val="clear" w:color="auto" w:fill="D4D4D4"/>
           </w:tcPr>
           <w:p>
+            <w:pPr>
+              <w:spacing w:line="276" w:lineRule="auto" w:after="0"/>
+            </w:pPr>
             <w:r>
               <w:rPr>
                 <w:rFonts w:ascii="黑体" w:hAnsi="黑体" w:eastAsia="黑体"/>
@@ -2439,9 +4913,19 @@
         </w:tc>
         <w:tc>
           <w:tcPr>
-            <w:tcW w:type="dxa" w:w="2183"/>
+            <w:tcW w:type="dxa" w:w="1361"/>
+            <w:tcMar>
+              <w:top w:w="60" w:type="dxa"/>
+              <w:start w:w="100" w:type="dxa"/>
+              <w:bottom w:w="60" w:type="dxa"/>
+              <w:end w:w="100" w:type="dxa"/>
+            </w:tcMar>
+            <w:shd w:val="clear" w:color="auto" w:fill="D4D4D4"/>
           </w:tcPr>
           <w:p>
+            <w:pPr>
+              <w:spacing w:line="276" w:lineRule="auto" w:after="0"/>
+            </w:pPr>
             <w:r>
               <w:rPr>
                 <w:rFonts w:ascii="黑体" w:hAnsi="黑体" w:eastAsia="黑体"/>
@@ -2454,9 +4938,19 @@
         </w:tc>
         <w:tc>
           <w:tcPr>
-            <w:tcW w:type="dxa" w:w="2183"/>
+            <w:tcW w:type="dxa" w:w="1361"/>
+            <w:tcMar>
+              <w:top w:w="60" w:type="dxa"/>
+              <w:start w:w="100" w:type="dxa"/>
+              <w:bottom w:w="60" w:type="dxa"/>
+              <w:end w:w="100" w:type="dxa"/>
+            </w:tcMar>
+            <w:shd w:val="clear" w:color="auto" w:fill="D4D4D4"/>
           </w:tcPr>
           <w:p>
+            <w:pPr>
+              <w:spacing w:line="276" w:lineRule="auto" w:after="0"/>
+            </w:pPr>
             <w:r>
               <w:rPr>
                 <w:rFonts w:ascii="黑体" w:hAnsi="黑体" w:eastAsia="黑体"/>
@@ -2469,9 +4963,19 @@
         </w:tc>
         <w:tc>
           <w:tcPr>
-            <w:tcW w:type="dxa" w:w="2183"/>
+            <w:tcW w:type="dxa" w:w="2041"/>
+            <w:tcMar>
+              <w:top w:w="60" w:type="dxa"/>
+              <w:start w:w="100" w:type="dxa"/>
+              <w:bottom w:w="60" w:type="dxa"/>
+              <w:end w:w="100" w:type="dxa"/>
+            </w:tcMar>
+            <w:shd w:val="clear" w:color="auto" w:fill="D4D4D4"/>
           </w:tcPr>
           <w:p>
+            <w:pPr>
+              <w:spacing w:line="276" w:lineRule="auto" w:after="0"/>
+            </w:pPr>
             <w:r>
               <w:rPr>
                 <w:rFonts w:ascii="黑体" w:hAnsi="黑体" w:eastAsia="黑体"/>
@@ -2486,9 +4990,18 @@
       <w:tr>
         <w:tc>
           <w:tcPr>
-            <w:tcW w:type="dxa" w:w="2183"/>
+            <w:tcW w:type="dxa" w:w="3402"/>
+            <w:tcMar>
+              <w:top w:w="60" w:type="dxa"/>
+              <w:start w:w="100" w:type="dxa"/>
+              <w:bottom w:w="60" w:type="dxa"/>
+              <w:end w:w="100" w:type="dxa"/>
+            </w:tcMar>
           </w:tcPr>
           <w:p>
+            <w:pPr>
+              <w:spacing w:line="276" w:lineRule="auto" w:after="0"/>
+            </w:pPr>
             <w:r>
               <w:rPr>
                 <w:rFonts w:ascii="宋体" w:hAnsi="宋体" w:eastAsia="宋体"/>
@@ -2500,9 +5013,18 @@
         </w:tc>
         <w:tc>
           <w:tcPr>
-            <w:tcW w:type="dxa" w:w="2183"/>
+            <w:tcW w:type="dxa" w:w="1361"/>
+            <w:tcMar>
+              <w:top w:w="60" w:type="dxa"/>
+              <w:start w:w="100" w:type="dxa"/>
+              <w:bottom w:w="60" w:type="dxa"/>
+              <w:end w:w="100" w:type="dxa"/>
+            </w:tcMar>
           </w:tcPr>
           <w:p>
+            <w:pPr>
+              <w:spacing w:line="276" w:lineRule="auto" w:after="0"/>
+            </w:pPr>
             <w:r>
               <w:rPr>
                 <w:rFonts w:ascii="宋体" w:hAnsi="宋体" w:eastAsia="宋体"/>
@@ -2514,9 +5036,18 @@
         </w:tc>
         <w:tc>
           <w:tcPr>
-            <w:tcW w:type="dxa" w:w="2183"/>
+            <w:tcW w:type="dxa" w:w="1361"/>
+            <w:tcMar>
+              <w:top w:w="60" w:type="dxa"/>
+              <w:start w:w="100" w:type="dxa"/>
+              <w:bottom w:w="60" w:type="dxa"/>
+              <w:end w:w="100" w:type="dxa"/>
+            </w:tcMar>
           </w:tcPr>
           <w:p>
+            <w:pPr>
+              <w:spacing w:line="276" w:lineRule="auto" w:after="0"/>
+            </w:pPr>
             <w:r>
               <w:rPr>
                 <w:rFonts w:ascii="宋体" w:hAnsi="宋体" w:eastAsia="宋体"/>
@@ -2528,9 +5059,18 @@
         </w:tc>
         <w:tc>
           <w:tcPr>
-            <w:tcW w:type="dxa" w:w="2183"/>
+            <w:tcW w:type="dxa" w:w="2041"/>
+            <w:tcMar>
+              <w:top w:w="60" w:type="dxa"/>
+              <w:start w:w="100" w:type="dxa"/>
+              <w:bottom w:w="60" w:type="dxa"/>
+              <w:end w:w="100" w:type="dxa"/>
+            </w:tcMar>
           </w:tcPr>
           <w:p>
+            <w:pPr>
+              <w:spacing w:line="276" w:lineRule="auto" w:after="0"/>
+            </w:pPr>
             <w:r>
               <w:rPr>
                 <w:rFonts w:ascii="宋体" w:hAnsi="宋体" w:eastAsia="宋体"/>
@@ -2544,9 +5084,18 @@
       <w:tr>
         <w:tc>
           <w:tcPr>
-            <w:tcW w:type="dxa" w:w="2183"/>
+            <w:tcW w:type="dxa" w:w="3402"/>
+            <w:tcMar>
+              <w:top w:w="60" w:type="dxa"/>
+              <w:start w:w="100" w:type="dxa"/>
+              <w:bottom w:w="60" w:type="dxa"/>
+              <w:end w:w="100" w:type="dxa"/>
+            </w:tcMar>
           </w:tcPr>
           <w:p>
+            <w:pPr>
+              <w:spacing w:line="276" w:lineRule="auto" w:after="0"/>
+            </w:pPr>
             <w:r>
               <w:rPr>
                 <w:rFonts w:ascii="宋体" w:hAnsi="宋体" w:eastAsia="宋体"/>
@@ -2558,9 +5107,18 @@
         </w:tc>
         <w:tc>
           <w:tcPr>
-            <w:tcW w:type="dxa" w:w="2183"/>
+            <w:tcW w:type="dxa" w:w="1361"/>
+            <w:tcMar>
+              <w:top w:w="60" w:type="dxa"/>
+              <w:start w:w="100" w:type="dxa"/>
+              <w:bottom w:w="60" w:type="dxa"/>
+              <w:end w:w="100" w:type="dxa"/>
+            </w:tcMar>
           </w:tcPr>
           <w:p>
+            <w:pPr>
+              <w:spacing w:line="276" w:lineRule="auto" w:after="0"/>
+            </w:pPr>
             <w:r>
               <w:rPr>
                 <w:rFonts w:ascii="宋体" w:hAnsi="宋体" w:eastAsia="宋体"/>
@@ -2572,9 +5130,18 @@
         </w:tc>
         <w:tc>
           <w:tcPr>
-            <w:tcW w:type="dxa" w:w="2183"/>
+            <w:tcW w:type="dxa" w:w="1361"/>
+            <w:tcMar>
+              <w:top w:w="60" w:type="dxa"/>
+              <w:start w:w="100" w:type="dxa"/>
+              <w:bottom w:w="60" w:type="dxa"/>
+              <w:end w:w="100" w:type="dxa"/>
+            </w:tcMar>
           </w:tcPr>
           <w:p>
+            <w:pPr>
+              <w:spacing w:line="276" w:lineRule="auto" w:after="0"/>
+            </w:pPr>
             <w:r>
               <w:rPr>
                 <w:rFonts w:ascii="宋体" w:hAnsi="宋体" w:eastAsia="宋体"/>
@@ -2586,9 +5153,18 @@
         </w:tc>
         <w:tc>
           <w:tcPr>
-            <w:tcW w:type="dxa" w:w="2183"/>
+            <w:tcW w:type="dxa" w:w="2041"/>
+            <w:tcMar>
+              <w:top w:w="60" w:type="dxa"/>
+              <w:start w:w="100" w:type="dxa"/>
+              <w:bottom w:w="60" w:type="dxa"/>
+              <w:end w:w="100" w:type="dxa"/>
+            </w:tcMar>
           </w:tcPr>
           <w:p>
+            <w:pPr>
+              <w:spacing w:line="276" w:lineRule="auto" w:after="0"/>
+            </w:pPr>
             <w:r>
               <w:rPr>
                 <w:rFonts w:ascii="宋体" w:hAnsi="宋体" w:eastAsia="宋体"/>
@@ -2602,9 +5178,18 @@
       <w:tr>
         <w:tc>
           <w:tcPr>
-            <w:tcW w:type="dxa" w:w="2183"/>
+            <w:tcW w:type="dxa" w:w="3402"/>
+            <w:tcMar>
+              <w:top w:w="60" w:type="dxa"/>
+              <w:start w:w="100" w:type="dxa"/>
+              <w:bottom w:w="60" w:type="dxa"/>
+              <w:end w:w="100" w:type="dxa"/>
+            </w:tcMar>
           </w:tcPr>
           <w:p>
+            <w:pPr>
+              <w:spacing w:line="276" w:lineRule="auto" w:after="0"/>
+            </w:pPr>
             <w:r>
               <w:rPr>
                 <w:rFonts w:ascii="宋体" w:hAnsi="宋体" w:eastAsia="宋体"/>
@@ -2616,9 +5201,18 @@
         </w:tc>
         <w:tc>
           <w:tcPr>
-            <w:tcW w:type="dxa" w:w="2183"/>
+            <w:tcW w:type="dxa" w:w="1361"/>
+            <w:tcMar>
+              <w:top w:w="60" w:type="dxa"/>
+              <w:start w:w="100" w:type="dxa"/>
+              <w:bottom w:w="60" w:type="dxa"/>
+              <w:end w:w="100" w:type="dxa"/>
+            </w:tcMar>
           </w:tcPr>
           <w:p>
+            <w:pPr>
+              <w:spacing w:line="276" w:lineRule="auto" w:after="0"/>
+            </w:pPr>
             <w:r>
               <w:rPr>
                 <w:rFonts w:ascii="宋体" w:hAnsi="宋体" w:eastAsia="宋体"/>
@@ -2630,9 +5224,18 @@
         </w:tc>
         <w:tc>
           <w:tcPr>
-            <w:tcW w:type="dxa" w:w="2183"/>
+            <w:tcW w:type="dxa" w:w="1361"/>
+            <w:tcMar>
+              <w:top w:w="60" w:type="dxa"/>
+              <w:start w:w="100" w:type="dxa"/>
+              <w:bottom w:w="60" w:type="dxa"/>
+              <w:end w:w="100" w:type="dxa"/>
+            </w:tcMar>
           </w:tcPr>
           <w:p>
+            <w:pPr>
+              <w:spacing w:line="276" w:lineRule="auto" w:after="0"/>
+            </w:pPr>
             <w:r>
               <w:rPr>
                 <w:rFonts w:ascii="宋体" w:hAnsi="宋体" w:eastAsia="宋体"/>
@@ -2644,9 +5247,18 @@
         </w:tc>
         <w:tc>
           <w:tcPr>
-            <w:tcW w:type="dxa" w:w="2183"/>
+            <w:tcW w:type="dxa" w:w="2041"/>
+            <w:tcMar>
+              <w:top w:w="60" w:type="dxa"/>
+              <w:start w:w="100" w:type="dxa"/>
+              <w:bottom w:w="60" w:type="dxa"/>
+              <w:end w:w="100" w:type="dxa"/>
+            </w:tcMar>
           </w:tcPr>
           <w:p>
+            <w:pPr>
+              <w:spacing w:line="276" w:lineRule="auto" w:after="0"/>
+            </w:pPr>
             <w:r>
               <w:rPr>
                 <w:rFonts w:ascii="宋体" w:hAnsi="宋体" w:eastAsia="宋体"/>
@@ -2660,9 +5272,18 @@
       <w:tr>
         <w:tc>
           <w:tcPr>
-            <w:tcW w:type="dxa" w:w="2183"/>
+            <w:tcW w:type="dxa" w:w="3402"/>
+            <w:tcMar>
+              <w:top w:w="60" w:type="dxa"/>
+              <w:start w:w="100" w:type="dxa"/>
+              <w:bottom w:w="60" w:type="dxa"/>
+              <w:end w:w="100" w:type="dxa"/>
+            </w:tcMar>
           </w:tcPr>
           <w:p>
+            <w:pPr>
+              <w:spacing w:line="276" w:lineRule="auto" w:after="0"/>
+            </w:pPr>
             <w:r>
               <w:rPr>
                 <w:rFonts w:ascii="宋体" w:hAnsi="宋体" w:eastAsia="宋体"/>
@@ -2674,9 +5295,18 @@
         </w:tc>
         <w:tc>
           <w:tcPr>
-            <w:tcW w:type="dxa" w:w="2183"/>
+            <w:tcW w:type="dxa" w:w="1361"/>
+            <w:tcMar>
+              <w:top w:w="60" w:type="dxa"/>
+              <w:start w:w="100" w:type="dxa"/>
+              <w:bottom w:w="60" w:type="dxa"/>
+              <w:end w:w="100" w:type="dxa"/>
+            </w:tcMar>
           </w:tcPr>
           <w:p>
+            <w:pPr>
+              <w:spacing w:line="276" w:lineRule="auto" w:after="0"/>
+            </w:pPr>
             <w:r>
               <w:rPr>
                 <w:rFonts w:ascii="宋体" w:hAnsi="宋体" w:eastAsia="宋体"/>
@@ -2688,9 +5318,18 @@
         </w:tc>
         <w:tc>
           <w:tcPr>
-            <w:tcW w:type="dxa" w:w="2183"/>
+            <w:tcW w:type="dxa" w:w="1361"/>
+            <w:tcMar>
+              <w:top w:w="60" w:type="dxa"/>
+              <w:start w:w="100" w:type="dxa"/>
+              <w:bottom w:w="60" w:type="dxa"/>
+              <w:end w:w="100" w:type="dxa"/>
+            </w:tcMar>
           </w:tcPr>
           <w:p>
+            <w:pPr>
+              <w:spacing w:line="276" w:lineRule="auto" w:after="0"/>
+            </w:pPr>
             <w:r>
               <w:rPr>
                 <w:rFonts w:ascii="宋体" w:hAnsi="宋体" w:eastAsia="宋体"/>
@@ -2702,9 +5341,18 @@
         </w:tc>
         <w:tc>
           <w:tcPr>
-            <w:tcW w:type="dxa" w:w="2183"/>
+            <w:tcW w:type="dxa" w:w="2041"/>
+            <w:tcMar>
+              <w:top w:w="60" w:type="dxa"/>
+              <w:start w:w="100" w:type="dxa"/>
+              <w:bottom w:w="60" w:type="dxa"/>
+              <w:end w:w="100" w:type="dxa"/>
+            </w:tcMar>
           </w:tcPr>
           <w:p>
+            <w:pPr>
+              <w:spacing w:line="276" w:lineRule="auto" w:after="0"/>
+            </w:pPr>
             <w:r>
               <w:rPr>
                 <w:rFonts w:ascii="宋体" w:hAnsi="宋体" w:eastAsia="宋体"/>
@@ -2720,10 +5368,18 @@
           <w:tcPr>
             <w:tcW w:type="dxa" w:w="4366"/>
             <w:gridSpan w:val="2"/>
+            <w:tcMar>
+              <w:top w:w="60" w:type="dxa"/>
+              <w:start w:w="100" w:type="dxa"/>
+              <w:bottom w:w="60" w:type="dxa"/>
+              <w:end w:w="100" w:type="dxa"/>
+            </w:tcMar>
+            <w:shd w:val="clear" w:color="auto" w:fill="ECECEC"/>
           </w:tcPr>
           <w:p>
             <w:pPr>
               <w:jc w:val="right"/>
+              <w:spacing w:line="276" w:lineRule="auto" w:after="0"/>
             </w:pPr>
             <w:r>
               <w:rPr>
@@ -2738,8 +5394,18 @@
         <w:tc>
           <w:tcPr>
             <w:tcW w:type="dxa" w:w="2183"/>
+            <w:tcMar>
+              <w:top w:w="60" w:type="dxa"/>
+              <w:start w:w="100" w:type="dxa"/>
+              <w:bottom w:w="60" w:type="dxa"/>
+              <w:end w:w="100" w:type="dxa"/>
+            </w:tcMar>
+            <w:shd w:val="clear" w:color="auto" w:fill="ECECEC"/>
           </w:tcPr>
           <w:p>
+            <w:pPr>
+              <w:spacing w:line="276" w:lineRule="auto" w:after="0"/>
+            </w:pPr>
             <w:r>
               <w:rPr>
                 <w:rFonts w:ascii="黑体" w:hAnsi="黑体" w:eastAsia="黑体"/>
@@ -2760,7 +5426,7 @@
     </w:tbl>
     <w:p>
       <w:pPr>
-        <w:spacing w:before="200" w:after="80"/>
+        <w:spacing w:line="276" w:lineRule="auto" w:after="80"/>
       </w:pPr>
       <w:r>
         <w:rPr>
@@ -2774,8 +5440,9 @@
     <w:tbl>
       <w:tblPr>
         <w:tblStyle w:val="TableGrid"/>
-        <w:tblW w:type="auto" w:w="0"/>
+        <w:jc w:val="center"/>
         <w:tblLook w:firstColumn="1" w:firstRow="1" w:lastColumn="0" w:lastRow="0" w:noHBand="0" w:noVBand="1" w:val="04A0"/>
+        <w:tblW w:w="8164" w:type="dxa"/>
       </w:tblPr>
       <w:tblGrid>
         <w:gridCol w:w="2911"/>
@@ -2785,9 +5452,19 @@
       <w:tr>
         <w:tc>
           <w:tcPr>
-            <w:tcW w:type="dxa" w:w="2911"/>
+            <w:tcW w:type="dxa" w:w="2268"/>
+            <w:tcMar>
+              <w:top w:w="60" w:type="dxa"/>
+              <w:start w:w="100" w:type="dxa"/>
+              <w:bottom w:w="60" w:type="dxa"/>
+              <w:end w:w="100" w:type="dxa"/>
+            </w:tcMar>
+            <w:shd w:val="clear" w:color="auto" w:fill="D4D4D4"/>
           </w:tcPr>
           <w:p>
+            <w:pPr>
+              <w:spacing w:line="276" w:lineRule="auto" w:after="0"/>
+            </w:pPr>
             <w:r>
               <w:rPr>
                 <w:rFonts w:ascii="黑体" w:hAnsi="黑体" w:eastAsia="黑体"/>
@@ -2800,9 +5477,19 @@
         </w:tc>
         <w:tc>
           <w:tcPr>
-            <w:tcW w:type="dxa" w:w="2911"/>
+            <w:tcW w:type="dxa" w:w="4195"/>
+            <w:tcMar>
+              <w:top w:w="60" w:type="dxa"/>
+              <w:start w:w="100" w:type="dxa"/>
+              <w:bottom w:w="60" w:type="dxa"/>
+              <w:end w:w="100" w:type="dxa"/>
+            </w:tcMar>
+            <w:shd w:val="clear" w:color="auto" w:fill="D4D4D4"/>
           </w:tcPr>
           <w:p>
+            <w:pPr>
+              <w:spacing w:line="276" w:lineRule="auto" w:after="0"/>
+            </w:pPr>
             <w:r>
               <w:rPr>
                 <w:rFonts w:ascii="黑体" w:hAnsi="黑体" w:eastAsia="黑体"/>
@@ -2815,9 +5502,19 @@
         </w:tc>
         <w:tc>
           <w:tcPr>
-            <w:tcW w:type="dxa" w:w="2911"/>
+            <w:tcW w:type="dxa" w:w="1701"/>
+            <w:tcMar>
+              <w:top w:w="60" w:type="dxa"/>
+              <w:start w:w="100" w:type="dxa"/>
+              <w:bottom w:w="60" w:type="dxa"/>
+              <w:end w:w="100" w:type="dxa"/>
+            </w:tcMar>
+            <w:shd w:val="clear" w:color="auto" w:fill="D4D4D4"/>
           </w:tcPr>
           <w:p>
+            <w:pPr>
+              <w:spacing w:line="276" w:lineRule="auto" w:after="0"/>
+            </w:pPr>
             <w:r>
               <w:rPr>
                 <w:rFonts w:ascii="黑体" w:hAnsi="黑体" w:eastAsia="黑体"/>
@@ -2832,9 +5529,18 @@
       <w:tr>
         <w:tc>
           <w:tcPr>
-            <w:tcW w:type="dxa" w:w="2911"/>
+            <w:tcW w:type="dxa" w:w="2268"/>
+            <w:tcMar>
+              <w:top w:w="60" w:type="dxa"/>
+              <w:start w:w="100" w:type="dxa"/>
+              <w:bottom w:w="60" w:type="dxa"/>
+              <w:end w:w="100" w:type="dxa"/>
+            </w:tcMar>
           </w:tcPr>
           <w:p>
+            <w:pPr>
+              <w:spacing w:line="276" w:lineRule="auto" w:after="0"/>
+            </w:pPr>
             <w:r>
               <w:rPr>
                 <w:rFonts w:ascii="宋体" w:hAnsi="宋体" w:eastAsia="宋体"/>
@@ -2846,9 +5552,18 @@
         </w:tc>
         <w:tc>
           <w:tcPr>
-            <w:tcW w:type="dxa" w:w="2911"/>
+            <w:tcW w:type="dxa" w:w="4195"/>
+            <w:tcMar>
+              <w:top w:w="60" w:type="dxa"/>
+              <w:start w:w="100" w:type="dxa"/>
+              <w:bottom w:w="60" w:type="dxa"/>
+              <w:end w:w="100" w:type="dxa"/>
+            </w:tcMar>
           </w:tcPr>
           <w:p>
+            <w:pPr>
+              <w:spacing w:line="276" w:lineRule="auto" w:after="0"/>
+            </w:pPr>
             <w:r>
               <w:rPr>
                 <w:rFonts w:ascii="宋体" w:hAnsi="宋体" w:eastAsia="宋体"/>
@@ -2860,9 +5575,18 @@
         </w:tc>
         <w:tc>
           <w:tcPr>
-            <w:tcW w:type="dxa" w:w="2911"/>
+            <w:tcW w:type="dxa" w:w="1701"/>
+            <w:tcMar>
+              <w:top w:w="60" w:type="dxa"/>
+              <w:start w:w="100" w:type="dxa"/>
+              <w:bottom w:w="60" w:type="dxa"/>
+              <w:end w:w="100" w:type="dxa"/>
+            </w:tcMar>
           </w:tcPr>
           <w:p>
+            <w:pPr>
+              <w:spacing w:line="276" w:lineRule="auto" w:after="0"/>
+            </w:pPr>
             <w:r>
               <w:rPr>
                 <w:rFonts w:ascii="宋体" w:hAnsi="宋体" w:eastAsia="宋体"/>
@@ -2876,9 +5600,18 @@
       <w:tr>
         <w:tc>
           <w:tcPr>
-            <w:tcW w:type="dxa" w:w="2911"/>
+            <w:tcW w:type="dxa" w:w="2268"/>
+            <w:tcMar>
+              <w:top w:w="60" w:type="dxa"/>
+              <w:start w:w="100" w:type="dxa"/>
+              <w:bottom w:w="60" w:type="dxa"/>
+              <w:end w:w="100" w:type="dxa"/>
+            </w:tcMar>
           </w:tcPr>
           <w:p>
+            <w:pPr>
+              <w:spacing w:line="276" w:lineRule="auto" w:after="0"/>
+            </w:pPr>
             <w:r>
               <w:rPr>
                 <w:rFonts w:ascii="宋体" w:hAnsi="宋体" w:eastAsia="宋体"/>
@@ -2890,9 +5623,18 @@
         </w:tc>
         <w:tc>
           <w:tcPr>
-            <w:tcW w:type="dxa" w:w="2911"/>
+            <w:tcW w:type="dxa" w:w="4195"/>
+            <w:tcMar>
+              <w:top w:w="60" w:type="dxa"/>
+              <w:start w:w="100" w:type="dxa"/>
+              <w:bottom w:w="60" w:type="dxa"/>
+              <w:end w:w="100" w:type="dxa"/>
+            </w:tcMar>
           </w:tcPr>
           <w:p>
+            <w:pPr>
+              <w:spacing w:line="276" w:lineRule="auto" w:after="0"/>
+            </w:pPr>
             <w:r>
               <w:rPr>
                 <w:rFonts w:ascii="宋体" w:hAnsi="宋体" w:eastAsia="宋体"/>
@@ -2904,9 +5646,18 @@
         </w:tc>
         <w:tc>
           <w:tcPr>
-            <w:tcW w:type="dxa" w:w="2911"/>
+            <w:tcW w:type="dxa" w:w="1701"/>
+            <w:tcMar>
+              <w:top w:w="60" w:type="dxa"/>
+              <w:start w:w="100" w:type="dxa"/>
+              <w:bottom w:w="60" w:type="dxa"/>
+              <w:end w:w="100" w:type="dxa"/>
+            </w:tcMar>
           </w:tcPr>
           <w:p>
+            <w:pPr>
+              <w:spacing w:line="276" w:lineRule="auto" w:after="0"/>
+            </w:pPr>
             <w:r>
               <w:rPr>
                 <w:rFonts w:ascii="宋体" w:hAnsi="宋体" w:eastAsia="宋体"/>
@@ -2920,9 +5671,18 @@
       <w:tr>
         <w:tc>
           <w:tcPr>
-            <w:tcW w:type="dxa" w:w="2911"/>
+            <w:tcW w:type="dxa" w:w="2268"/>
+            <w:tcMar>
+              <w:top w:w="60" w:type="dxa"/>
+              <w:start w:w="100" w:type="dxa"/>
+              <w:bottom w:w="60" w:type="dxa"/>
+              <w:end w:w="100" w:type="dxa"/>
+            </w:tcMar>
           </w:tcPr>
           <w:p>
+            <w:pPr>
+              <w:spacing w:line="276" w:lineRule="auto" w:after="0"/>
+            </w:pPr>
             <w:r>
               <w:rPr>
                 <w:rFonts w:ascii="宋体" w:hAnsi="宋体" w:eastAsia="宋体"/>
@@ -2934,9 +5694,18 @@
         </w:tc>
         <w:tc>
           <w:tcPr>
-            <w:tcW w:type="dxa" w:w="2911"/>
+            <w:tcW w:type="dxa" w:w="4195"/>
+            <w:tcMar>
+              <w:top w:w="60" w:type="dxa"/>
+              <w:start w:w="100" w:type="dxa"/>
+              <w:bottom w:w="60" w:type="dxa"/>
+              <w:end w:w="100" w:type="dxa"/>
+            </w:tcMar>
           </w:tcPr>
           <w:p>
+            <w:pPr>
+              <w:spacing w:line="276" w:lineRule="auto" w:after="0"/>
+            </w:pPr>
             <w:r>
               <w:rPr>
                 <w:rFonts w:ascii="宋体" w:hAnsi="宋体" w:eastAsia="宋体"/>
@@ -2948,9 +5717,18 @@
         </w:tc>
         <w:tc>
           <w:tcPr>
-            <w:tcW w:type="dxa" w:w="2911"/>
+            <w:tcW w:type="dxa" w:w="1701"/>
+            <w:tcMar>
+              <w:top w:w="60" w:type="dxa"/>
+              <w:start w:w="100" w:type="dxa"/>
+              <w:bottom w:w="60" w:type="dxa"/>
+              <w:end w:w="100" w:type="dxa"/>
+            </w:tcMar>
           </w:tcPr>
           <w:p>
+            <w:pPr>
+              <w:spacing w:line="276" w:lineRule="auto" w:after="0"/>
+            </w:pPr>
             <w:r>
               <w:rPr>
                 <w:rFonts w:ascii="宋体" w:hAnsi="宋体" w:eastAsia="宋体"/>
@@ -2964,9 +5742,19 @@
       <w:tr>
         <w:tc>
           <w:tcPr>
-            <w:tcW w:type="dxa" w:w="2911"/>
+            <w:tcW w:type="dxa" w:w="2268"/>
+            <w:shd w:val="clear" w:color="auto" w:fill="ECECEC"/>
+            <w:tcMar>
+              <w:top w:w="60" w:type="dxa"/>
+              <w:start w:w="100" w:type="dxa"/>
+              <w:bottom w:w="60" w:type="dxa"/>
+              <w:end w:w="100" w:type="dxa"/>
+            </w:tcMar>
           </w:tcPr>
           <w:p>
+            <w:pPr>
+              <w:spacing w:line="276" w:lineRule="auto" w:after="0"/>
+            </w:pPr>
             <w:r>
               <w:rPr>
                 <w:rFonts w:ascii="黑体" w:hAnsi="黑体" w:eastAsia="黑体"/>
@@ -2979,12 +5767,23 @@
         </w:tc>
         <w:tc>
           <w:tcPr>
-            <w:tcW w:type="dxa" w:w="2911"/>
+            <w:tcW w:type="dxa" w:w="4195"/>
+            <w:shd w:val="clear" w:color="auto" w:fill="ECECEC"/>
+            <w:tcMar>
+              <w:top w:w="60" w:type="dxa"/>
+              <w:start w:w="100" w:type="dxa"/>
+              <w:bottom w:w="60" w:type="dxa"/>
+              <w:end w:w="100" w:type="dxa"/>
+            </w:tcMar>
           </w:tcPr>
           <w:p>
+            <w:pPr>
+              <w:spacing w:line="276" w:lineRule="auto" w:after="0"/>
+            </w:pPr>
             <w:r>
               <w:rPr>
                 <w:rFonts w:ascii="宋体" w:hAnsi="宋体" w:eastAsia="宋体"/>
+                <w:b w:val="0"/>
                 <w:sz w:val="20"/>
               </w:rPr>
               <w:t>（a）+（b）+（c）</w:t>
@@ -2993,9 +5792,19 @@
         </w:tc>
         <w:tc>
           <w:tcPr>
-            <w:tcW w:type="dxa" w:w="2911"/>
+            <w:tcW w:type="dxa" w:w="1701"/>
+            <w:shd w:val="clear" w:color="auto" w:fill="ECECEC"/>
+            <w:tcMar>
+              <w:top w:w="60" w:type="dxa"/>
+              <w:start w:w="100" w:type="dxa"/>
+              <w:bottom w:w="60" w:type="dxa"/>
+              <w:end w:w="100" w:type="dxa"/>
+            </w:tcMar>
           </w:tcPr>
           <w:p>
+            <w:pPr>
+              <w:spacing w:line="276" w:lineRule="auto" w:after="0"/>
+            </w:pPr>
             <w:r>
               <w:rPr>
                 <w:rFonts w:ascii="黑体" w:hAnsi="黑体" w:eastAsia="黑体"/>
@@ -3010,7 +5819,7 @@
     </w:tbl>
     <w:p>
       <w:pPr>
-        <w:spacing w:before="280" w:after="120"/>
+        <w:spacing w:line="276" w:lineRule="auto" w:after="120"/>
         <w:pBdr>
           <w:bottom w:val="single" w:sz="6" w:space="4" w:color="000000"/>
         </w:pBdr>
@@ -3025,6 +5834,9 @@
       </w:r>
     </w:p>
     <w:p>
+      <w:pPr>
+        <w:spacing w:line="276" w:lineRule="auto" w:after="80"/>
+      </w:pPr>
       <w:r>
         <w:rPr>
           <w:rFonts w:ascii="黑体" w:hAnsi="黑体" w:eastAsia="黑体"/>
@@ -3036,7 +5848,7 @@
     </w:p>
     <w:p>
       <w:pPr>
-        <w:spacing w:before="60" w:after="60"/>
+        <w:spacing w:line="276" w:lineRule="auto" w:after="120"/>
       </w:pPr>
       <w:r>
         <w:rPr>
@@ -3051,6 +5863,9 @@
       </w:r>
     </w:p>
     <w:p>
+      <w:pPr>
+        <w:spacing w:line="276" w:lineRule="auto" w:after="60"/>
+      </w:pPr>
       <w:r>
         <w:rPr>
           <w:rFonts w:ascii="黑体" w:hAnsi="黑体" w:eastAsia="黑体"/>
@@ -3063,8 +5878,8 @@
     <w:p>
       <w:pPr>
         <w:pStyle w:val="ListBullet"/>
-        <w:spacing w:before="40" w:after="40"/>
         <w:ind w:left="283"/>
+        <w:spacing w:line="276" w:lineRule="auto" w:after="60"/>
       </w:pPr>
       <w:r>
         <w:rPr>
@@ -3079,8 +5894,8 @@
     <w:p>
       <w:pPr>
         <w:pStyle w:val="ListBullet"/>
-        <w:spacing w:before="40" w:after="40"/>
         <w:ind w:left="283"/>
+        <w:spacing w:line="276" w:lineRule="auto" w:after="60"/>
       </w:pPr>
       <w:r>
         <w:rPr>
@@ -3093,8 +5908,8 @@
     <w:p>
       <w:pPr>
         <w:pStyle w:val="ListBullet"/>
-        <w:spacing w:before="40" w:after="40"/>
         <w:ind w:left="283"/>
+        <w:spacing w:line="276" w:lineRule="auto" w:after="60"/>
       </w:pPr>
       <w:r>
         <w:rPr>
@@ -3105,6 +5920,9 @@
       </w:r>
     </w:p>
     <w:p>
+      <w:pPr>
+        <w:spacing w:line="276" w:lineRule="auto" w:after="60"/>
+      </w:pPr>
       <w:r>
         <w:rPr>
           <w:rFonts w:ascii="黑体" w:hAnsi="黑体" w:eastAsia="黑体"/>
@@ -3116,7 +5934,7 @@
     </w:p>
     <w:p>
       <w:pPr>
-        <w:spacing w:before="60" w:after="60"/>
+        <w:spacing w:line="276" w:lineRule="auto" w:after="120"/>
       </w:pPr>
       <w:r>
         <w:rPr>
@@ -3127,6 +5945,9 @@
       </w:r>
     </w:p>
     <w:p>
+      <w:pPr>
+        <w:spacing w:line="276" w:lineRule="auto" w:after="60"/>
+      </w:pPr>
       <w:r>
         <w:rPr>
           <w:rFonts w:ascii="黑体" w:hAnsi="黑体" w:eastAsia="黑体"/>
@@ -3138,70 +5959,73 @@
     </w:p>
     <w:p>
       <w:pPr>
-        <w:spacing w:before="40" w:after="40"/>
-        <w:ind w:left="283"/>
+        <w:ind w:left="283" w:hanging="283"/>
+        <w:spacing w:line="276" w:lineRule="auto" w:after="80"/>
       </w:pPr>
       <w:r>
         <w:rPr>
           <w:rFonts w:ascii="宋体" w:hAnsi="宋体" w:eastAsia="宋体"/>
           <w:sz w:val="22"/>
         </w:rPr>
-        <w:t>1. Wang M. et al. "FLUID-MMRec: Stein-Guided Entropic Flow for Multi-Modal Sequential Recommendation." KDD 2025（CCF-A）。[第一作者]</w:t>
+        <w:t>1. Wang M. et al. "FLUID-MMRec: Stein-Guided Entropic Flow for Multi-Modal Sequential Recommendation." KDD 2025（CCF-A）。[第一作者]</w:t>
       </w:r>
     </w:p>
     <w:p>
       <w:pPr>
-        <w:spacing w:before="40" w:after="40"/>
-        <w:ind w:left="283"/>
+        <w:ind w:left="283" w:hanging="283"/>
+        <w:spacing w:line="276" w:lineRule="auto" w:after="80"/>
       </w:pPr>
       <w:r>
         <w:rPr>
           <w:rFonts w:ascii="宋体" w:hAnsi="宋体" w:eastAsia="宋体"/>
           <w:sz w:val="22"/>
         </w:rPr>
-        <w:t>2. Wang M. et al. "DANCE: Resource-Efficient Neural Architecture Search with Data-Aware and Continuous Adaptation." KDD 2025 &amp; IJCAI 2025（CCF-A）。[第一作者]</w:t>
+        <w:t>2. Wang M. et al. "DANCE: Resource-Efficient Neural Architecture Search with Data-Aware and Continuous Adaptation." KDD 2025 &amp; IJCAI 2025（CCF-A）。[第一作者]</w:t>
       </w:r>
     </w:p>
     <w:p>
       <w:pPr>
-        <w:spacing w:before="40" w:after="40"/>
-        <w:ind w:left="283"/>
+        <w:ind w:left="283" w:hanging="283"/>
+        <w:spacing w:line="276" w:lineRule="auto" w:after="80"/>
       </w:pPr>
       <w:r>
         <w:rPr>
           <w:rFonts w:ascii="宋体" w:hAnsi="宋体" w:eastAsia="宋体"/>
           <w:sz w:val="22"/>
         </w:rPr>
-        <w:t>3. Peng J., Wang M. et al. "Stepwise Reasoning Error Disruption Attack of LLMs." ACL 2025（CCF-A）。</w:t>
+        <w:t>3. Peng J., Wang M. et al. "Stepwise Reasoning Error Disruption Attack of LLMs." ACL 2025（CCF-A）。</w:t>
       </w:r>
     </w:p>
     <w:p>
       <w:pPr>
-        <w:spacing w:before="40" w:after="40"/>
-        <w:ind w:left="283"/>
+        <w:ind w:left="283" w:hanging="283"/>
+        <w:spacing w:line="276" w:lineRule="auto" w:after="80"/>
       </w:pPr>
       <w:r>
         <w:rPr>
           <w:rFonts w:ascii="宋体" w:hAnsi="宋体" w:eastAsia="宋体"/>
           <w:sz w:val="22"/>
         </w:rPr>
-        <w:t>4. Liu Z., Liu Q., Wang M. et al. "SIGMA: Selective Gated Mamba for Sequential Recommendation." AAAI 2025（CCF-A）。</w:t>
+        <w:t>4. Liu Z., Liu Q., Wang M. et al. "SIGMA: Selective Gated Mamba for Sequential Recommendation." AAAI 2025（CCF-A）。</w:t>
       </w:r>
     </w:p>
     <w:p>
       <w:pPr>
-        <w:spacing w:before="40" w:after="40"/>
-        <w:ind w:left="283"/>
+        <w:ind w:left="283" w:hanging="283"/>
+        <w:spacing w:line="276" w:lineRule="auto" w:after="80"/>
       </w:pPr>
       <w:r>
         <w:rPr>
           <w:rFonts w:ascii="宋体" w:hAnsi="宋体" w:eastAsia="宋体"/>
           <w:sz w:val="22"/>
         </w:rPr>
-        <w:t>5. Han X., Wang M. et al. "Data Efficient Adaptation in Large Language Models via Continuous Low-Rank Fine-Tuning." NeurIPS 2025（CCF-A）。</w:t>
+        <w:t>5. Han X., Wang M. et al. "Data Efficient Adaptation in Large Language Models via Continuous Low-Rank Fine-Tuning." NeurIPS 2025（CCF-A）。</w:t>
       </w:r>
     </w:p>
     <w:p>
+      <w:pPr>
+        <w:spacing w:line="276" w:lineRule="auto" w:after="60"/>
+      </w:pPr>
       <w:r>
         <w:rPr>
           <w:rFonts w:ascii="黑体" w:hAnsi="黑体" w:eastAsia="黑体"/>
@@ -3214,8 +6038,8 @@
     <w:p>
       <w:pPr>
         <w:pStyle w:val="ListBullet"/>
-        <w:spacing w:before="40" w:after="40"/>
         <w:ind w:left="283"/>
+        <w:spacing w:line="276" w:lineRule="auto" w:after="60"/>
       </w:pPr>
       <w:r>
         <w:rPr>
@@ -3228,8 +6052,8 @@
     <w:p>
       <w:pPr>
         <w:pStyle w:val="ListBullet"/>
-        <w:spacing w:before="40" w:after="40"/>
         <w:ind w:left="283"/>
+        <w:spacing w:line="276" w:lineRule="auto" w:after="60"/>
       </w:pPr>
       <w:r>
         <w:rPr>
@@ -3242,8 +6066,8 @@
     <w:p>
       <w:pPr>
         <w:pStyle w:val="ListBullet"/>
-        <w:spacing w:before="40" w:after="40"/>
         <w:ind w:left="283"/>
+        <w:spacing w:line="276" w:lineRule="auto" w:after="60"/>
       </w:pPr>
       <w:r>
         <w:rPr>
@@ -3254,6 +6078,9 @@
       </w:r>
     </w:p>
     <w:p>
+      <w:pPr>
+        <w:spacing w:line="276" w:lineRule="auto" w:after="60"/>
+      </w:pPr>
       <w:r>
         <w:rPr>
           <w:rFonts w:ascii="黑体" w:hAnsi="黑体" w:eastAsia="黑体"/>
@@ -3266,8 +6093,8 @@
     <w:p>
       <w:pPr>
         <w:pStyle w:val="ListBullet"/>
-        <w:spacing w:before="40" w:after="40"/>
         <w:ind w:left="283"/>
+        <w:spacing w:line="276" w:lineRule="auto" w:after="60"/>
       </w:pPr>
       <w:r>
         <w:rPr>
@@ -3278,6 +6105,9 @@
       </w:r>
     </w:p>
     <w:p>
+      <w:pPr>
+        <w:spacing w:line="276" w:lineRule="auto" w:after="60"/>
+      </w:pPr>
       <w:r>
         <w:rPr>
           <w:rFonts w:ascii="黑体" w:hAnsi="黑体" w:eastAsia="黑体"/>
@@ -3289,51 +6119,213 @@
     </w:p>
     <w:p>
       <w:pPr>
-        <w:spacing w:before="40" w:after="40"/>
-        <w:ind w:left="283"/>
+        <w:ind w:left="283" w:hanging="283"/>
+        <w:spacing w:line="276" w:lineRule="auto" w:after="80"/>
       </w:pPr>
       <w:r>
         <w:rPr>
           <w:rFonts w:ascii="宋体" w:hAnsi="宋体" w:eastAsia="宋体"/>
           <w:sz w:val="22"/>
         </w:rPr>
-        <w:t>1. &lt;FILL: 在该方向于[列举 CCF-A 会议及年份]发表论文 N 篇，其中 N 篇以第一作者或通讯作者身份发表。代表论文：[1] … [2] …&gt;</w:t>
+        <w:t>1. &lt;FILL: 在该方向于[列举 CCF-A 会议及年份]发表论文 N 篇，其中 N 篇以第一作者或通讯作者身份发表。代表论文：[1] … [2] …&gt;</w:t>
       </w:r>
     </w:p>
     <w:p>
       <w:pPr>
-        <w:spacing w:before="40" w:after="40"/>
-        <w:ind w:left="283"/>
+        <w:ind w:left="283" w:hanging="283"/>
+        <w:spacing w:line="276" w:lineRule="auto" w:after="80"/>
       </w:pPr>
       <w:r>
         <w:rPr>
           <w:rFonts w:ascii="宋体" w:hAnsi="宋体" w:eastAsia="宋体"/>
           <w:sz w:val="22"/>
         </w:rPr>
-        <w:t>2. &lt;FILL: 在[公司]研究合作/实习期间（[时长]），作为核心成员参与[项目名称]，主导[具体模型/组件]在[N]条业务线（[产品名称]）上的部署，取得[具体量化成果]。&gt;</w:t>
+        <w:t>2. &lt;FILL: 在[公司]研究合作/实习期间（[时长]），作为核心成员参与[项目名称]，主导[具体模型/组件]在[N]条业务线（[产品名称]）上的部署，取得[具体量化成果]。&gt;</w:t>
       </w:r>
     </w:p>
     <w:p>
       <w:pPr>
-        <w:spacing w:before="40" w:after="40"/>
-        <w:ind w:left="283"/>
+        <w:ind w:left="283" w:hanging="283"/>
+        <w:spacing w:line="276" w:lineRule="auto" w:after="80"/>
       </w:pPr>
       <w:r>
         <w:rPr>
           <w:rFonts w:ascii="宋体" w:hAnsi="宋体" w:eastAsia="宋体"/>
           <w:sz w:val="22"/>
         </w:rPr>
-        <w:t>3. &lt;FILL: 在 CCF-A 会议（[列举会议及年份]）就[相关主题]发表[教程/特邀报告]。就该主题撰写综述论文 [题目, arXiv/会议, 年份]。&gt;</w:t>
+        <w:t>3. &lt;FILL: 在 CCF-A 会议（[列举会议及年份]）就[相关主题]发表[教程/特邀报告]。就该主题撰写综述论文 [题目, arXiv/会议, 年份]。&gt;</w:t>
+      </w:r>
+    </w:p>
+    <w:p>
+      <w:pPr>
+        <w:spacing w:line="276" w:lineRule="auto" w:after="120"/>
+        <w:pBdr>
+          <w:bottom w:val="single" w:sz="6" w:space="4" w:color="000000"/>
+        </w:pBdr>
+      </w:pPr>
+      <w:r>
+        <w:rPr>
+          <w:rFonts w:ascii="黑体" w:hAnsi="黑体" w:eastAsia="黑体"/>
+          <w:b/>
+          <w:sz w:val="26"/>
+        </w:rPr>
+        <w:t>6.  参考文献</w:t>
+      </w:r>
+    </w:p>
+    <w:p>
+      <w:pPr>
+        <w:ind w:left="283" w:hanging="283"/>
+        <w:spacing w:line="276" w:lineRule="auto" w:after="60"/>
+      </w:pPr>
+      <w:r>
+        <w:rPr>
+          <w:rFonts w:ascii="宋体" w:hAnsi="宋体" w:eastAsia="宋体"/>
+          <w:sz w:val="20"/>
+        </w:rPr>
+        <w:t>[1] Huang R. et al. "AIOps Challenge 2022: Cloud Microservice Anomaly Detection." 2022.</w:t>
+      </w:r>
+    </w:p>
+    <w:p>
+      <w:pPr>
+        <w:ind w:left="283" w:hanging="283"/>
+        <w:spacing w:line="276" w:lineRule="auto" w:after="60"/>
+      </w:pPr>
+      <w:r>
+        <w:rPr>
+          <w:rFonts w:ascii="宋体" w:hAnsi="宋体" w:eastAsia="宋体"/>
+          <w:sz w:val="20"/>
+        </w:rPr>
+        <w:t>[2] Gu Y. et al. "MiniLLM: Knowledge Distillation of Large Language Models." ICLR 2024.</w:t>
+      </w:r>
+    </w:p>
+    <w:p>
+      <w:pPr>
+        <w:ind w:left="283" w:hanging="283"/>
+        <w:spacing w:line="276" w:lineRule="auto" w:after="60"/>
+      </w:pPr>
+      <w:r>
+        <w:rPr>
+          <w:rFonts w:ascii="宋体" w:hAnsi="宋体" w:eastAsia="宋体"/>
+          <w:sz w:val="20"/>
+        </w:rPr>
+        <w:t>[3] Agarwal R. et al. "On-Policy Distillation of Language Models." NeurIPS 2024.</w:t>
+      </w:r>
+    </w:p>
+    <w:p>
+      <w:pPr>
+        <w:ind w:left="283" w:hanging="283"/>
+        <w:spacing w:line="276" w:lineRule="auto" w:after="60"/>
+      </w:pPr>
+      <w:r>
+        <w:rPr>
+          <w:rFonts w:ascii="宋体" w:hAnsi="宋体" w:eastAsia="宋体"/>
+          <w:sz w:val="20"/>
+        </w:rPr>
+        <w:t>[4] Zelikman E. et al. "STaR: Bootstrapping Reasoning With Reasoning." NeurIPS 2022.</w:t>
+      </w:r>
+    </w:p>
+    <w:p>
+      <w:pPr>
+        <w:ind w:left="283" w:hanging="283"/>
+        <w:spacing w:line="276" w:lineRule="auto" w:after="60"/>
+      </w:pPr>
+      <w:r>
+        <w:rPr>
+          <w:rFonts w:ascii="宋体" w:hAnsi="宋体" w:eastAsia="宋体"/>
+          <w:sz w:val="20"/>
+        </w:rPr>
+        <w:t>[5] Wei J. et al. "Chain-of-Thought Prompting Elicits Reasoning in Large Language Models." NeurIPS 2022.</w:t>
+      </w:r>
+    </w:p>
+    <w:p>
+      <w:pPr>
+        <w:ind w:left="283" w:hanging="283"/>
+        <w:spacing w:line="276" w:lineRule="auto" w:after="60"/>
+      </w:pPr>
+      <w:r>
+        <w:rPr>
+          <w:rFonts w:ascii="宋体" w:hAnsi="宋体" w:eastAsia="宋体"/>
+          <w:sz w:val="20"/>
+        </w:rPr>
+        <w:t>[6] Hinton G. et al. "Distilling the Knowledge in a Neural Network." NIPS Workshop 2014.</w:t>
+      </w:r>
+    </w:p>
+    <w:p>
+      <w:pPr>
+        <w:ind w:left="283" w:hanging="283"/>
+        <w:spacing w:line="276" w:lineRule="auto" w:after="60"/>
+      </w:pPr>
+      <w:r>
+        <w:rPr>
+          <w:rFonts w:ascii="宋体" w:hAnsi="宋体" w:eastAsia="宋体"/>
+          <w:sz w:val="20"/>
+        </w:rPr>
+        <w:t>[7] Chen L. et al. "Logos: Empowering Molecule Design with Expert-Guided Reasoning." 2024.</w:t>
       </w:r>
     </w:p>
     <w:sectPr>
+      <w:headerReference w:type="default" r:id="rId9"/>
+      <w:footerReference w:type="default" r:id="rId10"/>
       <w:pgSz w:w="11906" w:h="16838"/>
       <w:pgMar w:top="1417" w:right="1587" w:bottom="1417" w:left="1587" w:header="720" w:footer="720" w:gutter="0"/>
       <w:cols w:space="720"/>
+      <w:titlePg/>
       <w:docGrid w:linePitch="360"/>
     </w:sectPr>
   </w:body>
 </w:document>
+</file>
+
+<file path=word/footer1.xml><?xml version="1.0" encoding="utf-8"?>
+<w:ftr xmlns:m="http://schemas.openxmlformats.org/officeDocument/2006/math" xmlns:mc="http://schemas.openxmlformats.org/markup-compatibility/2006" xmlns:mo="http://schemas.microsoft.com/office/mac/office/2008/main" xmlns:mv="urn:schemas-microsoft-com:mac:vml" xmlns:o="urn:schemas-microsoft-com:office:office" xmlns:r="http://schemas.openxmlformats.org/officeDocument/2006/relationships" xmlns:v="urn:schemas-microsoft-com:vml" xmlns:w10="urn:schemas-microsoft-com:office:word" xmlns:w14="http://schemas.microsoft.com/office/word/2010/wordml" xmlns:w="http://schemas.openxmlformats.org/wordprocessingml/2006/main" xmlns:wne="http://schemas.microsoft.com/office/word/2006/wordml" xmlns:wp14="http://schemas.microsoft.com/office/word/2010/wordprocessingDrawing" xmlns:wp="http://schemas.openxmlformats.org/drawingml/2006/wordprocessingDrawing" xmlns:wpc="http://schemas.microsoft.com/office/word/2010/wordprocessingCanvas" xmlns:wpg="http://schemas.microsoft.com/office/word/2010/wordprocessingGroup" xmlns:wpi="http://schemas.microsoft.com/office/word/2010/wordprocessingInk" xmlns:wps="http://schemas.microsoft.com/office/word/2010/wordprocessingShape" mc:Ignorable="w14 wp14">
+  <w:p>
+    <w:pPr>
+      <w:pStyle w:val="Footer"/>
+      <w:jc w:val="center"/>
+    </w:pPr>
+    <w:r>
+      <w:rPr>
+        <w:sz w:val="18"/>
+      </w:rPr>
+      <w:fldChar w:fldCharType="begin"/>
+      <w:instrText>PAGE</w:instrText>
+      <w:fldChar w:fldCharType="end"/>
+    </w:r>
+  </w:p>
+</w:ftr>
+</file>
+
+<file path=word/header1.xml><?xml version="1.0" encoding="utf-8"?>
+<w:hdr xmlns:m="http://schemas.openxmlformats.org/officeDocument/2006/math" xmlns:mc="http://schemas.openxmlformats.org/markup-compatibility/2006" xmlns:mo="http://schemas.microsoft.com/office/mac/office/2008/main" xmlns:mv="urn:schemas-microsoft-com:mac:vml" xmlns:o="urn:schemas-microsoft-com:office:office" xmlns:r="http://schemas.openxmlformats.org/officeDocument/2006/relationships" xmlns:v="urn:schemas-microsoft-com:vml" xmlns:w10="urn:schemas-microsoft-com:office:word" xmlns:w14="http://schemas.microsoft.com/office/word/2010/wordml" xmlns:w="http://schemas.openxmlformats.org/wordprocessingml/2006/main" xmlns:wne="http://schemas.microsoft.com/office/word/2006/wordml" xmlns:wp14="http://schemas.microsoft.com/office/word/2010/wordprocessingDrawing" xmlns:wp="http://schemas.openxmlformats.org/drawingml/2006/wordprocessingDrawing" xmlns:wpc="http://schemas.microsoft.com/office/word/2010/wordprocessingCanvas" xmlns:wpg="http://schemas.microsoft.com/office/word/2010/wordprocessingGroup" xmlns:wpi="http://schemas.microsoft.com/office/word/2010/wordprocessingInk" xmlns:wps="http://schemas.microsoft.com/office/word/2010/wordprocessingShape" mc:Ignorable="w14 wp14">
+  <w:p>
+    <w:pPr>
+      <w:pStyle w:val="Header"/>
+      <w:tabs>
+        <w:tab w:pos="8164" w:val="right"/>
+      </w:tabs>
+      <w:pBdr>
+        <w:bottom w:val="single" w:sz="6" w:space="1" w:color="000000"/>
+      </w:pBdr>
+    </w:pPr>
+    <w:r>
+      <w:rPr>
+        <w:rFonts w:ascii="宋体" w:hAnsi="宋体" w:eastAsia="宋体"/>
+        <w:sz w:val="18"/>
+      </w:rPr>
+      <w:t>阿里巴巴 AI 研究资助计划 2026</w:t>
+    </w:r>
+    <w:r>
+      <w:tab/>
+    </w:r>
+    <w:r>
+      <w:rPr>
+        <w:rFonts w:ascii="宋体" w:hAnsi="宋体" w:eastAsia="宋体"/>
+        <w:sz w:val="18"/>
+      </w:rPr>
+      <w:t>课题一 &amp; 十</w:t>
+    </w:r>
+  </w:p>
+</w:hdr>
 </file>
 
 <file path=word/numbering.xml><?xml version="1.0" encoding="utf-8"?>

--- a/申请书_阿里巴巴AI研究资助计划2026.docx
+++ b/申请书_阿里巴巴AI研究资助计划2026.docx
@@ -486,6 +486,60 @@
     </w:p>
     <w:p>
       <w:pPr>
+        <w:jc w:val="center"/>
+        <w:spacing w:line="240" w:lineRule="auto" w:after="40"/>
+      </w:pPr>
+      <w:r>
+        <w:drawing>
+          <wp:inline xmlns:a="http://schemas.openxmlformats.org/drawingml/2006/main" xmlns:pic="http://schemas.openxmlformats.org/drawingml/2006/picture">
+            <wp:extent cx="4860000" cy="2493668"/>
+            <wp:docPr id="1" name="Picture 1"/>
+            <wp:cNvGraphicFramePr>
+              <a:graphicFrameLocks noChangeAspect="1"/>
+            </wp:cNvGraphicFramePr>
+            <a:graphic>
+              <a:graphicData uri="http://schemas.openxmlformats.org/drawingml/2006/picture">
+                <pic:pic>
+                  <pic:nvPicPr>
+                    <pic:cNvPr id="0" name="fig_gap.png"/>
+                    <pic:cNvPicPr/>
+                  </pic:nvPicPr>
+                  <pic:blipFill>
+                    <a:blip r:embed="rId11"/>
+                    <a:stretch>
+                      <a:fillRect/>
+                    </a:stretch>
+                  </pic:blipFill>
+                  <pic:spPr>
+                    <a:xfrm>
+                      <a:off x="0" y="0"/>
+                      <a:ext cx="4860000" cy="2493668"/>
+                    </a:xfrm>
+                    <a:prstGeom prst="rect"/>
+                  </pic:spPr>
+                </pic:pic>
+              </a:graphicData>
+            </a:graphic>
+          </wp:inline>
+        </w:drawing>
+      </w:r>
+    </w:p>
+    <w:p>
+      <w:pPr>
+        <w:jc w:val="center"/>
+        <w:spacing w:line="276" w:lineRule="auto" w:after="200"/>
+      </w:pPr>
+      <w:r>
+        <w:rPr>
+          <w:rFonts w:ascii="宋体" w:hAnsi="宋体" w:eastAsia="宋体"/>
+          <w:i/>
+          <w:sz w:val="18"/>
+        </w:rPr>
+        <w:t>图1  现有 SLM 生产方法在冷启动场景下失效（左）；本方案以历史记录中已有的标准答案作为自动验证器，绕过这一瓶颈（右）。</w:t>
+      </w:r>
+    </w:p>
+    <w:p>
+      <w:pPr>
         <w:spacing w:line="276" w:lineRule="auto" w:after="120"/>
       </w:pPr>
       <w:r>
@@ -743,6 +797,60 @@
     </w:p>
     <w:p>
       <w:pPr>
+        <w:jc w:val="center"/>
+        <w:spacing w:line="240" w:lineRule="auto" w:after="40"/>
+      </w:pPr>
+      <w:r>
+        <w:drawing>
+          <wp:inline xmlns:a="http://schemas.openxmlformats.org/drawingml/2006/main" xmlns:pic="http://schemas.openxmlformats.org/drawingml/2006/picture">
+            <wp:extent cx="4860000" cy="1688571"/>
+            <wp:docPr id="2" name="Picture 2"/>
+            <wp:cNvGraphicFramePr>
+              <a:graphicFrameLocks noChangeAspect="1"/>
+            </wp:cNvGraphicFramePr>
+            <a:graphic>
+              <a:graphicData uri="http://schemas.openxmlformats.org/drawingml/2006/picture">
+                <pic:pic>
+                  <pic:nvPicPr>
+                    <pic:cNvPr id="0" name="fig_pipeline.png"/>
+                    <pic:cNvPicPr/>
+                  </pic:nvPicPr>
+                  <pic:blipFill>
+                    <a:blip r:embed="rId12"/>
+                    <a:stretch>
+                      <a:fillRect/>
+                    </a:stretch>
+                  </pic:blipFill>
+                  <pic:spPr>
+                    <a:xfrm>
+                      <a:off x="0" y="0"/>
+                      <a:ext cx="4860000" cy="1688571"/>
+                    </a:xfrm>
+                    <a:prstGeom prst="rect"/>
+                  </pic:spPr>
+                </pic:pic>
+              </a:graphicData>
+            </a:graphic>
+          </wp:inline>
+        </w:drawing>
+      </w:r>
+    </w:p>
+    <w:p>
+      <w:pPr>
+        <w:jc w:val="center"/>
+        <w:spacing w:line="276" w:lineRule="auto" w:after="200"/>
+      </w:pPr>
+      <w:r>
+        <w:rPr>
+          <w:rFonts w:ascii="宋体" w:hAnsi="宋体" w:eastAsia="宋体"/>
+          <w:i/>
+          <w:sz w:val="18"/>
+        </w:rPr>
+        <w:t>图2  三循环迭代流水线：Cycle 1 产出验证数据集，Cycle 2 SFT 得到初始 SLM，Cycle 3 策略优化强化推理质量，Bootstrap 回路驱动数据与模型协同进化。</w:t>
+      </w:r>
+    </w:p>
+    <w:p>
+      <w:pPr>
         <w:spacing w:line="276" w:lineRule="auto" w:after="120"/>
       </w:pPr>
       <w:r>
@@ -951,6 +1059,60 @@
         <w:t>云端 LLM（72B 或同等模型）充当 Planner，将故障事件分解为子任务并路由至对应的专家小智能体（SLM）；每个小智能体专为单一 AIOps 子场景训练（如数据库慢查询诊断、网络分区检测、容器 OOM 分诊），本地推理延迟 &lt;100ms。</w:t>
         <w:br/>
         <w:t>Planner–专家小智能体分层设计同时保留了大模型的全局语义广度与小模型的窄域推理深度，端到端系统可在秒级内响应高频告警。</w:t>
+      </w:r>
+    </w:p>
+    <w:p>
+      <w:pPr>
+        <w:jc w:val="center"/>
+        <w:spacing w:line="240" w:lineRule="auto" w:after="40"/>
+      </w:pPr>
+      <w:r>
+        <w:drawing>
+          <wp:inline xmlns:a="http://schemas.openxmlformats.org/drawingml/2006/main" xmlns:pic="http://schemas.openxmlformats.org/drawingml/2006/picture">
+            <wp:extent cx="4860000" cy="2596611"/>
+            <wp:docPr id="3" name="Picture 3"/>
+            <wp:cNvGraphicFramePr>
+              <a:graphicFrameLocks noChangeAspect="1"/>
+            </wp:cNvGraphicFramePr>
+            <a:graphic>
+              <a:graphicData uri="http://schemas.openxmlformats.org/drawingml/2006/picture">
+                <pic:pic>
+                  <pic:nvPicPr>
+                    <pic:cNvPr id="0" name="fig_arch.png"/>
+                    <pic:cNvPicPr/>
+                  </pic:nvPicPr>
+                  <pic:blipFill>
+                    <a:blip r:embed="rId13"/>
+                    <a:stretch>
+                      <a:fillRect/>
+                    </a:stretch>
+                  </pic:blipFill>
+                  <pic:spPr>
+                    <a:xfrm>
+                      <a:off x="0" y="0"/>
+                      <a:ext cx="4860000" cy="2596611"/>
+                    </a:xfrm>
+                    <a:prstGeom prst="rect"/>
+                  </pic:spPr>
+                </pic:pic>
+              </a:graphicData>
+            </a:graphic>
+          </wp:inline>
+        </w:drawing>
+      </w:r>
+    </w:p>
+    <w:p>
+      <w:pPr>
+        <w:jc w:val="center"/>
+        <w:spacing w:line="276" w:lineRule="auto" w:after="200"/>
+      </w:pPr>
+      <w:r>
+        <w:rPr>
+          <w:rFonts w:ascii="宋体" w:hAnsi="宋体" w:eastAsia="宋体"/>
+          <w:i/>
+          <w:sz w:val="18"/>
+        </w:rPr>
+        <w:t>图3  系统架构：云端 LLM Planner 分解故障事件，调度由三循环流水线离线生产的专家小智能体（SLM）高效执行各子任务。</w:t>
       </w:r>
     </w:p>
     <w:p>
@@ -1531,1609 +1693,60 @@
         </w:tc>
       </w:tr>
     </w:tbl>
-    <w:p/>
     <w:p>
       <w:pPr>
-        <w:spacing w:line="276" w:lineRule="auto" w:after="120"/>
+        <w:jc w:val="center"/>
+        <w:spacing w:line="240" w:lineRule="auto" w:after="40"/>
+      </w:pPr>
+      <w:r>
+        <w:drawing>
+          <wp:inline xmlns:a="http://schemas.openxmlformats.org/drawingml/2006/main" xmlns:pic="http://schemas.openxmlformats.org/drawingml/2006/picture">
+            <wp:extent cx="4860000" cy="1750196"/>
+            <wp:docPr id="4" name="Picture 4"/>
+            <wp:cNvGraphicFramePr>
+              <a:graphicFrameLocks noChangeAspect="1"/>
+            </wp:cNvGraphicFramePr>
+            <a:graphic>
+              <a:graphicData uri="http://schemas.openxmlformats.org/drawingml/2006/picture">
+                <pic:pic>
+                  <pic:nvPicPr>
+                    <pic:cNvPr id="0" name="fig_gantt.png"/>
+                    <pic:cNvPicPr/>
+                  </pic:nvPicPr>
+                  <pic:blipFill>
+                    <a:blip r:embed="rId14"/>
+                    <a:stretch>
+                      <a:fillRect/>
+                    </a:stretch>
+                  </pic:blipFill>
+                  <pic:spPr>
+                    <a:xfrm>
+                      <a:off x="0" y="0"/>
+                      <a:ext cx="4860000" cy="1750196"/>
+                    </a:xfrm>
+                    <a:prstGeom prst="rect"/>
+                  </pic:spPr>
+                </pic:pic>
+              </a:graphicData>
+            </a:graphic>
+          </wp:inline>
+        </w:drawing>
+      </w:r>
+    </w:p>
+    <w:p>
+      <w:pPr>
+        <w:jc w:val="center"/>
+        <w:spacing w:line="276" w:lineRule="auto" w:after="200"/>
       </w:pPr>
       <w:r>
         <w:rPr>
           <w:rFonts w:ascii="宋体" w:hAnsi="宋体" w:eastAsia="宋体"/>
-          <w:sz w:val="22"/>
+          <w:i/>
+          <w:sz w:val="18"/>
         </w:rPr>
-        <w:t>图1  项目甘特图（四个里程碑）。</w:t>
+        <w:t>图4  项目甘特图（四个里程碑）。</w:t>
       </w:r>
     </w:p>
-    <w:tbl>
-      <w:tblPr>
-        <w:tblStyle w:val="TableGrid"/>
-        <w:jc w:val="center"/>
-        <w:tblLook w:firstColumn="1" w:firstRow="1" w:lastColumn="0" w:lastRow="0" w:noHBand="0" w:noVBand="1" w:val="04A0"/>
-        <w:tblW w:w="8164" w:type="dxa"/>
-      </w:tblPr>
-      <w:tblGrid>
-        <w:gridCol w:w="672"/>
-        <w:gridCol w:w="672"/>
-        <w:gridCol w:w="672"/>
-        <w:gridCol w:w="672"/>
-        <w:gridCol w:w="672"/>
-        <w:gridCol w:w="672"/>
-        <w:gridCol w:w="672"/>
-        <w:gridCol w:w="672"/>
-        <w:gridCol w:w="672"/>
-        <w:gridCol w:w="672"/>
-        <w:gridCol w:w="672"/>
-        <w:gridCol w:w="672"/>
-        <w:gridCol w:w="672"/>
-      </w:tblGrid>
-      <w:tr>
-        <w:tc>
-          <w:tcPr>
-            <w:tcW w:type="dxa" w:w="3061"/>
-            <w:tcMar>
-              <w:top w:w="40" w:type="dxa"/>
-              <w:start w:w="60" w:type="dxa"/>
-              <w:bottom w:w="40" w:type="dxa"/>
-              <w:end w:w="60" w:type="dxa"/>
-            </w:tcMar>
-            <w:shd w:val="clear" w:color="auto" w:fill="D4D4D4"/>
-          </w:tcPr>
-          <w:p>
-            <w:pPr>
-              <w:spacing w:line="276" w:lineRule="auto" w:after="0"/>
-            </w:pPr>
-            <w:r>
-              <w:rPr>
-                <w:rFonts w:ascii="黑体" w:hAnsi="黑体" w:eastAsia="黑体"/>
-                <w:b/>
-                <w:sz w:val="18"/>
-              </w:rPr>
-              <w:t>任务</w:t>
-            </w:r>
-          </w:p>
-        </w:tc>
-        <w:tc>
-          <w:tcPr>
-            <w:tcW w:type="dxa" w:w="425"/>
-            <w:tcMar>
-              <w:top w:w="40" w:type="dxa"/>
-              <w:start w:w="60" w:type="dxa"/>
-              <w:bottom w:w="40" w:type="dxa"/>
-              <w:end w:w="60" w:type="dxa"/>
-            </w:tcMar>
-            <w:shd w:val="clear" w:color="auto" w:fill="D4D4D4"/>
-          </w:tcPr>
-          <w:p>
-            <w:pPr>
-              <w:jc w:val="center"/>
-              <w:spacing w:line="276" w:lineRule="auto" w:after="0"/>
-            </w:pPr>
-            <w:r>
-              <w:rPr>
-                <w:rFonts w:ascii="黑体" w:hAnsi="黑体" w:eastAsia="黑体"/>
-                <w:b/>
-                <w:sz w:val="18"/>
-              </w:rPr>
-              <w:t>1</w:t>
-            </w:r>
-          </w:p>
-        </w:tc>
-        <w:tc>
-          <w:tcPr>
-            <w:tcW w:type="dxa" w:w="425"/>
-            <w:tcMar>
-              <w:top w:w="40" w:type="dxa"/>
-              <w:start w:w="60" w:type="dxa"/>
-              <w:bottom w:w="40" w:type="dxa"/>
-              <w:end w:w="60" w:type="dxa"/>
-            </w:tcMar>
-            <w:shd w:val="clear" w:color="auto" w:fill="D4D4D4"/>
-          </w:tcPr>
-          <w:p>
-            <w:pPr>
-              <w:jc w:val="center"/>
-              <w:spacing w:line="276" w:lineRule="auto" w:after="0"/>
-            </w:pPr>
-            <w:r>
-              <w:rPr>
-                <w:rFonts w:ascii="黑体" w:hAnsi="黑体" w:eastAsia="黑体"/>
-                <w:b/>
-                <w:sz w:val="18"/>
-              </w:rPr>
-              <w:t>2</w:t>
-            </w:r>
-          </w:p>
-        </w:tc>
-        <w:tc>
-          <w:tcPr>
-            <w:tcW w:type="dxa" w:w="425"/>
-            <w:tcMar>
-              <w:top w:w="40" w:type="dxa"/>
-              <w:start w:w="60" w:type="dxa"/>
-              <w:bottom w:w="40" w:type="dxa"/>
-              <w:end w:w="60" w:type="dxa"/>
-            </w:tcMar>
-            <w:shd w:val="clear" w:color="auto" w:fill="D4D4D4"/>
-          </w:tcPr>
-          <w:p>
-            <w:pPr>
-              <w:jc w:val="center"/>
-              <w:spacing w:line="276" w:lineRule="auto" w:after="0"/>
-            </w:pPr>
-            <w:r>
-              <w:rPr>
-                <w:rFonts w:ascii="黑体" w:hAnsi="黑体" w:eastAsia="黑体"/>
-                <w:b/>
-                <w:sz w:val="18"/>
-              </w:rPr>
-              <w:t>3</w:t>
-            </w:r>
-          </w:p>
-        </w:tc>
-        <w:tc>
-          <w:tcPr>
-            <w:tcW w:type="dxa" w:w="425"/>
-            <w:tcMar>
-              <w:top w:w="40" w:type="dxa"/>
-              <w:start w:w="60" w:type="dxa"/>
-              <w:bottom w:w="40" w:type="dxa"/>
-              <w:end w:w="60" w:type="dxa"/>
-            </w:tcMar>
-            <w:shd w:val="clear" w:color="auto" w:fill="D4D4D4"/>
-          </w:tcPr>
-          <w:p>
-            <w:pPr>
-              <w:jc w:val="center"/>
-              <w:spacing w:line="276" w:lineRule="auto" w:after="0"/>
-            </w:pPr>
-            <w:r>
-              <w:rPr>
-                <w:rFonts w:ascii="黑体" w:hAnsi="黑体" w:eastAsia="黑体"/>
-                <w:b/>
-                <w:sz w:val="18"/>
-              </w:rPr>
-              <w:t>4</w:t>
-            </w:r>
-          </w:p>
-        </w:tc>
-        <w:tc>
-          <w:tcPr>
-            <w:tcW w:type="dxa" w:w="425"/>
-            <w:tcMar>
-              <w:top w:w="40" w:type="dxa"/>
-              <w:start w:w="60" w:type="dxa"/>
-              <w:bottom w:w="40" w:type="dxa"/>
-              <w:end w:w="60" w:type="dxa"/>
-            </w:tcMar>
-            <w:shd w:val="clear" w:color="auto" w:fill="D4D4D4"/>
-          </w:tcPr>
-          <w:p>
-            <w:pPr>
-              <w:jc w:val="center"/>
-              <w:spacing w:line="276" w:lineRule="auto" w:after="0"/>
-            </w:pPr>
-            <w:r>
-              <w:rPr>
-                <w:rFonts w:ascii="黑体" w:hAnsi="黑体" w:eastAsia="黑体"/>
-                <w:b/>
-                <w:sz w:val="18"/>
-              </w:rPr>
-              <w:t>5</w:t>
-            </w:r>
-          </w:p>
-        </w:tc>
-        <w:tc>
-          <w:tcPr>
-            <w:tcW w:type="dxa" w:w="425"/>
-            <w:tcMar>
-              <w:top w:w="40" w:type="dxa"/>
-              <w:start w:w="60" w:type="dxa"/>
-              <w:bottom w:w="40" w:type="dxa"/>
-              <w:end w:w="60" w:type="dxa"/>
-            </w:tcMar>
-            <w:shd w:val="clear" w:color="auto" w:fill="D4D4D4"/>
-          </w:tcPr>
-          <w:p>
-            <w:pPr>
-              <w:jc w:val="center"/>
-              <w:spacing w:line="276" w:lineRule="auto" w:after="0"/>
-            </w:pPr>
-            <w:r>
-              <w:rPr>
-                <w:rFonts w:ascii="黑体" w:hAnsi="黑体" w:eastAsia="黑体"/>
-                <w:b/>
-                <w:sz w:val="18"/>
-              </w:rPr>
-              <w:t>6</w:t>
-            </w:r>
-          </w:p>
-        </w:tc>
-        <w:tc>
-          <w:tcPr>
-            <w:tcW w:type="dxa" w:w="425"/>
-            <w:tcMar>
-              <w:top w:w="40" w:type="dxa"/>
-              <w:start w:w="60" w:type="dxa"/>
-              <w:bottom w:w="40" w:type="dxa"/>
-              <w:end w:w="60" w:type="dxa"/>
-            </w:tcMar>
-            <w:shd w:val="clear" w:color="auto" w:fill="D4D4D4"/>
-          </w:tcPr>
-          <w:p>
-            <w:pPr>
-              <w:jc w:val="center"/>
-              <w:spacing w:line="276" w:lineRule="auto" w:after="0"/>
-            </w:pPr>
-            <w:r>
-              <w:rPr>
-                <w:rFonts w:ascii="黑体" w:hAnsi="黑体" w:eastAsia="黑体"/>
-                <w:b/>
-                <w:sz w:val="18"/>
-              </w:rPr>
-              <w:t>7</w:t>
-            </w:r>
-          </w:p>
-        </w:tc>
-        <w:tc>
-          <w:tcPr>
-            <w:tcW w:type="dxa" w:w="425"/>
-            <w:tcMar>
-              <w:top w:w="40" w:type="dxa"/>
-              <w:start w:w="60" w:type="dxa"/>
-              <w:bottom w:w="40" w:type="dxa"/>
-              <w:end w:w="60" w:type="dxa"/>
-            </w:tcMar>
-            <w:shd w:val="clear" w:color="auto" w:fill="D4D4D4"/>
-          </w:tcPr>
-          <w:p>
-            <w:pPr>
-              <w:jc w:val="center"/>
-              <w:spacing w:line="276" w:lineRule="auto" w:after="0"/>
-            </w:pPr>
-            <w:r>
-              <w:rPr>
-                <w:rFonts w:ascii="黑体" w:hAnsi="黑体" w:eastAsia="黑体"/>
-                <w:b/>
-                <w:sz w:val="18"/>
-              </w:rPr>
-              <w:t>8</w:t>
-            </w:r>
-          </w:p>
-        </w:tc>
-        <w:tc>
-          <w:tcPr>
-            <w:tcW w:type="dxa" w:w="425"/>
-            <w:tcMar>
-              <w:top w:w="40" w:type="dxa"/>
-              <w:start w:w="60" w:type="dxa"/>
-              <w:bottom w:w="40" w:type="dxa"/>
-              <w:end w:w="60" w:type="dxa"/>
-            </w:tcMar>
-            <w:shd w:val="clear" w:color="auto" w:fill="D4D4D4"/>
-          </w:tcPr>
-          <w:p>
-            <w:pPr>
-              <w:jc w:val="center"/>
-              <w:spacing w:line="276" w:lineRule="auto" w:after="0"/>
-            </w:pPr>
-            <w:r>
-              <w:rPr>
-                <w:rFonts w:ascii="黑体" w:hAnsi="黑体" w:eastAsia="黑体"/>
-                <w:b/>
-                <w:sz w:val="18"/>
-              </w:rPr>
-              <w:t>9</w:t>
-            </w:r>
-          </w:p>
-        </w:tc>
-        <w:tc>
-          <w:tcPr>
-            <w:tcW w:type="dxa" w:w="425"/>
-            <w:tcMar>
-              <w:top w:w="40" w:type="dxa"/>
-              <w:start w:w="60" w:type="dxa"/>
-              <w:bottom w:w="40" w:type="dxa"/>
-              <w:end w:w="60" w:type="dxa"/>
-            </w:tcMar>
-            <w:shd w:val="clear" w:color="auto" w:fill="D4D4D4"/>
-          </w:tcPr>
-          <w:p>
-            <w:pPr>
-              <w:jc w:val="center"/>
-              <w:spacing w:line="276" w:lineRule="auto" w:after="0"/>
-            </w:pPr>
-            <w:r>
-              <w:rPr>
-                <w:rFonts w:ascii="黑体" w:hAnsi="黑体" w:eastAsia="黑体"/>
-                <w:b/>
-                <w:sz w:val="18"/>
-              </w:rPr>
-              <w:t>10</w:t>
-            </w:r>
-          </w:p>
-        </w:tc>
-        <w:tc>
-          <w:tcPr>
-            <w:tcW w:type="dxa" w:w="425"/>
-            <w:tcMar>
-              <w:top w:w="40" w:type="dxa"/>
-              <w:start w:w="60" w:type="dxa"/>
-              <w:bottom w:w="40" w:type="dxa"/>
-              <w:end w:w="60" w:type="dxa"/>
-            </w:tcMar>
-            <w:shd w:val="clear" w:color="auto" w:fill="D4D4D4"/>
-          </w:tcPr>
-          <w:p>
-            <w:pPr>
-              <w:jc w:val="center"/>
-              <w:spacing w:line="276" w:lineRule="auto" w:after="0"/>
-            </w:pPr>
-            <w:r>
-              <w:rPr>
-                <w:rFonts w:ascii="黑体" w:hAnsi="黑体" w:eastAsia="黑体"/>
-                <w:b/>
-                <w:sz w:val="18"/>
-              </w:rPr>
-              <w:t>11</w:t>
-            </w:r>
-          </w:p>
-        </w:tc>
-        <w:tc>
-          <w:tcPr>
-            <w:tcW w:type="dxa" w:w="425"/>
-            <w:tcMar>
-              <w:top w:w="40" w:type="dxa"/>
-              <w:start w:w="60" w:type="dxa"/>
-              <w:bottom w:w="40" w:type="dxa"/>
-              <w:end w:w="60" w:type="dxa"/>
-            </w:tcMar>
-            <w:shd w:val="clear" w:color="auto" w:fill="D4D4D4"/>
-          </w:tcPr>
-          <w:p>
-            <w:pPr>
-              <w:jc w:val="center"/>
-              <w:spacing w:line="276" w:lineRule="auto" w:after="0"/>
-            </w:pPr>
-            <w:r>
-              <w:rPr>
-                <w:rFonts w:ascii="黑体" w:hAnsi="黑体" w:eastAsia="黑体"/>
-                <w:b/>
-                <w:sz w:val="18"/>
-              </w:rPr>
-              <w:t>12</w:t>
-            </w:r>
-          </w:p>
-        </w:tc>
-      </w:tr>
-      <w:tr>
-        <w:tc>
-          <w:tcPr>
-            <w:tcW w:type="dxa" w:w="3061"/>
-            <w:tcMar>
-              <w:top w:w="40" w:type="dxa"/>
-              <w:start w:w="60" w:type="dxa"/>
-              <w:bottom w:w="40" w:type="dxa"/>
-              <w:end w:w="60" w:type="dxa"/>
-            </w:tcMar>
-          </w:tcPr>
-          <w:p>
-            <w:pPr>
-              <w:spacing w:line="276" w:lineRule="auto" w:after="0"/>
-            </w:pPr>
-            <w:r>
-              <w:rPr>
-                <w:rFonts w:ascii="宋体" w:hAnsi="宋体" w:eastAsia="宋体"/>
-                <w:sz w:val="18"/>
-              </w:rPr>
-              <w:t>M1 流水线设计与数据准备</w:t>
-            </w:r>
-          </w:p>
-        </w:tc>
-        <w:tc>
-          <w:tcPr>
-            <w:tcW w:type="dxa" w:w="425"/>
-            <w:tcMar>
-              <w:top w:w="40" w:type="dxa"/>
-              <w:start w:w="60" w:type="dxa"/>
-              <w:bottom w:w="40" w:type="dxa"/>
-              <w:end w:w="60" w:type="dxa"/>
-            </w:tcMar>
-            <w:shd w:val="clear" w:color="auto" w:fill="A0A0A0"/>
-          </w:tcPr>
-          <w:p>
-            <w:pPr>
-              <w:jc w:val="center"/>
-              <w:spacing w:line="276" w:lineRule="auto" w:after="0"/>
-            </w:pPr>
-            <w:r>
-              <w:rPr>
-                <w:rFonts w:ascii="宋体" w:hAnsi="宋体" w:eastAsia="宋体"/>
-                <w:sz w:val="18"/>
-              </w:rPr>
-              <w:t>█</w:t>
-            </w:r>
-          </w:p>
-        </w:tc>
-        <w:tc>
-          <w:tcPr>
-            <w:tcW w:type="dxa" w:w="425"/>
-            <w:tcMar>
-              <w:top w:w="40" w:type="dxa"/>
-              <w:start w:w="60" w:type="dxa"/>
-              <w:bottom w:w="40" w:type="dxa"/>
-              <w:end w:w="60" w:type="dxa"/>
-            </w:tcMar>
-            <w:shd w:val="clear" w:color="auto" w:fill="A0A0A0"/>
-          </w:tcPr>
-          <w:p>
-            <w:pPr>
-              <w:jc w:val="center"/>
-              <w:spacing w:line="276" w:lineRule="auto" w:after="0"/>
-            </w:pPr>
-            <w:r>
-              <w:rPr>
-                <w:rFonts w:ascii="宋体" w:hAnsi="宋体" w:eastAsia="宋体"/>
-                <w:sz w:val="18"/>
-              </w:rPr>
-              <w:t>█</w:t>
-            </w:r>
-          </w:p>
-        </w:tc>
-        <w:tc>
-          <w:tcPr>
-            <w:tcW w:type="dxa" w:w="425"/>
-            <w:tcMar>
-              <w:top w:w="40" w:type="dxa"/>
-              <w:start w:w="60" w:type="dxa"/>
-              <w:bottom w:w="40" w:type="dxa"/>
-              <w:end w:w="60" w:type="dxa"/>
-            </w:tcMar>
-            <w:shd w:val="clear" w:color="auto" w:fill="A0A0A0"/>
-          </w:tcPr>
-          <w:p>
-            <w:pPr>
-              <w:jc w:val="center"/>
-              <w:spacing w:line="276" w:lineRule="auto" w:after="0"/>
-            </w:pPr>
-            <w:r>
-              <w:rPr>
-                <w:rFonts w:ascii="宋体" w:hAnsi="宋体" w:eastAsia="宋体"/>
-                <w:sz w:val="18"/>
-              </w:rPr>
-              <w:t>█</w:t>
-            </w:r>
-          </w:p>
-        </w:tc>
-        <w:tc>
-          <w:tcPr>
-            <w:tcW w:type="dxa" w:w="425"/>
-            <w:tcMar>
-              <w:top w:w="40" w:type="dxa"/>
-              <w:start w:w="60" w:type="dxa"/>
-              <w:bottom w:w="40" w:type="dxa"/>
-              <w:end w:w="60" w:type="dxa"/>
-            </w:tcMar>
-          </w:tcPr>
-          <w:p>
-            <w:pPr>
-              <w:jc w:val="center"/>
-              <w:spacing w:line="276" w:lineRule="auto" w:after="0"/>
-            </w:pPr>
-            <w:r>
-              <w:rPr>
-                <w:rFonts w:ascii="宋体" w:hAnsi="宋体" w:eastAsia="宋体"/>
-                <w:sz w:val="18"/>
-              </w:rPr>
-            </w:r>
-          </w:p>
-        </w:tc>
-        <w:tc>
-          <w:tcPr>
-            <w:tcW w:type="dxa" w:w="425"/>
-            <w:tcMar>
-              <w:top w:w="40" w:type="dxa"/>
-              <w:start w:w="60" w:type="dxa"/>
-              <w:bottom w:w="40" w:type="dxa"/>
-              <w:end w:w="60" w:type="dxa"/>
-            </w:tcMar>
-          </w:tcPr>
-          <w:p>
-            <w:pPr>
-              <w:jc w:val="center"/>
-              <w:spacing w:line="276" w:lineRule="auto" w:after="0"/>
-            </w:pPr>
-            <w:r>
-              <w:rPr>
-                <w:rFonts w:ascii="宋体" w:hAnsi="宋体" w:eastAsia="宋体"/>
-                <w:sz w:val="18"/>
-              </w:rPr>
-            </w:r>
-          </w:p>
-        </w:tc>
-        <w:tc>
-          <w:tcPr>
-            <w:tcW w:type="dxa" w:w="425"/>
-            <w:tcMar>
-              <w:top w:w="40" w:type="dxa"/>
-              <w:start w:w="60" w:type="dxa"/>
-              <w:bottom w:w="40" w:type="dxa"/>
-              <w:end w:w="60" w:type="dxa"/>
-            </w:tcMar>
-          </w:tcPr>
-          <w:p>
-            <w:pPr>
-              <w:jc w:val="center"/>
-              <w:spacing w:line="276" w:lineRule="auto" w:after="0"/>
-            </w:pPr>
-            <w:r>
-              <w:rPr>
-                <w:rFonts w:ascii="宋体" w:hAnsi="宋体" w:eastAsia="宋体"/>
-                <w:sz w:val="18"/>
-              </w:rPr>
-            </w:r>
-          </w:p>
-        </w:tc>
-        <w:tc>
-          <w:tcPr>
-            <w:tcW w:type="dxa" w:w="425"/>
-            <w:tcMar>
-              <w:top w:w="40" w:type="dxa"/>
-              <w:start w:w="60" w:type="dxa"/>
-              <w:bottom w:w="40" w:type="dxa"/>
-              <w:end w:w="60" w:type="dxa"/>
-            </w:tcMar>
-          </w:tcPr>
-          <w:p>
-            <w:pPr>
-              <w:jc w:val="center"/>
-              <w:spacing w:line="276" w:lineRule="auto" w:after="0"/>
-            </w:pPr>
-            <w:r>
-              <w:rPr>
-                <w:rFonts w:ascii="宋体" w:hAnsi="宋体" w:eastAsia="宋体"/>
-                <w:sz w:val="18"/>
-              </w:rPr>
-            </w:r>
-          </w:p>
-        </w:tc>
-        <w:tc>
-          <w:tcPr>
-            <w:tcW w:type="dxa" w:w="425"/>
-            <w:tcMar>
-              <w:top w:w="40" w:type="dxa"/>
-              <w:start w:w="60" w:type="dxa"/>
-              <w:bottom w:w="40" w:type="dxa"/>
-              <w:end w:w="60" w:type="dxa"/>
-            </w:tcMar>
-          </w:tcPr>
-          <w:p>
-            <w:pPr>
-              <w:jc w:val="center"/>
-              <w:spacing w:line="276" w:lineRule="auto" w:after="0"/>
-            </w:pPr>
-            <w:r>
-              <w:rPr>
-                <w:rFonts w:ascii="宋体" w:hAnsi="宋体" w:eastAsia="宋体"/>
-                <w:sz w:val="18"/>
-              </w:rPr>
-            </w:r>
-          </w:p>
-        </w:tc>
-        <w:tc>
-          <w:tcPr>
-            <w:tcW w:type="dxa" w:w="425"/>
-            <w:tcMar>
-              <w:top w:w="40" w:type="dxa"/>
-              <w:start w:w="60" w:type="dxa"/>
-              <w:bottom w:w="40" w:type="dxa"/>
-              <w:end w:w="60" w:type="dxa"/>
-            </w:tcMar>
-          </w:tcPr>
-          <w:p>
-            <w:pPr>
-              <w:jc w:val="center"/>
-              <w:spacing w:line="276" w:lineRule="auto" w:after="0"/>
-            </w:pPr>
-            <w:r>
-              <w:rPr>
-                <w:rFonts w:ascii="宋体" w:hAnsi="宋体" w:eastAsia="宋体"/>
-                <w:sz w:val="18"/>
-              </w:rPr>
-            </w:r>
-          </w:p>
-        </w:tc>
-        <w:tc>
-          <w:tcPr>
-            <w:tcW w:type="dxa" w:w="425"/>
-            <w:tcMar>
-              <w:top w:w="40" w:type="dxa"/>
-              <w:start w:w="60" w:type="dxa"/>
-              <w:bottom w:w="40" w:type="dxa"/>
-              <w:end w:w="60" w:type="dxa"/>
-            </w:tcMar>
-          </w:tcPr>
-          <w:p>
-            <w:pPr>
-              <w:jc w:val="center"/>
-              <w:spacing w:line="276" w:lineRule="auto" w:after="0"/>
-            </w:pPr>
-            <w:r>
-              <w:rPr>
-                <w:rFonts w:ascii="宋体" w:hAnsi="宋体" w:eastAsia="宋体"/>
-                <w:sz w:val="18"/>
-              </w:rPr>
-            </w:r>
-          </w:p>
-        </w:tc>
-        <w:tc>
-          <w:tcPr>
-            <w:tcW w:type="dxa" w:w="425"/>
-            <w:tcMar>
-              <w:top w:w="40" w:type="dxa"/>
-              <w:start w:w="60" w:type="dxa"/>
-              <w:bottom w:w="40" w:type="dxa"/>
-              <w:end w:w="60" w:type="dxa"/>
-            </w:tcMar>
-          </w:tcPr>
-          <w:p>
-            <w:pPr>
-              <w:jc w:val="center"/>
-              <w:spacing w:line="276" w:lineRule="auto" w:after="0"/>
-            </w:pPr>
-            <w:r>
-              <w:rPr>
-                <w:rFonts w:ascii="宋体" w:hAnsi="宋体" w:eastAsia="宋体"/>
-                <w:sz w:val="18"/>
-              </w:rPr>
-            </w:r>
-          </w:p>
-        </w:tc>
-        <w:tc>
-          <w:tcPr>
-            <w:tcW w:type="dxa" w:w="425"/>
-            <w:tcMar>
-              <w:top w:w="40" w:type="dxa"/>
-              <w:start w:w="60" w:type="dxa"/>
-              <w:bottom w:w="40" w:type="dxa"/>
-              <w:end w:w="60" w:type="dxa"/>
-            </w:tcMar>
-          </w:tcPr>
-          <w:p>
-            <w:pPr>
-              <w:jc w:val="center"/>
-              <w:spacing w:line="276" w:lineRule="auto" w:after="0"/>
-            </w:pPr>
-            <w:r>
-              <w:rPr>
-                <w:rFonts w:ascii="宋体" w:hAnsi="宋体" w:eastAsia="宋体"/>
-                <w:sz w:val="18"/>
-              </w:rPr>
-            </w:r>
-          </w:p>
-        </w:tc>
-      </w:tr>
-      <w:tr>
-        <w:tc>
-          <w:tcPr>
-            <w:tcW w:type="dxa" w:w="3061"/>
-            <w:tcMar>
-              <w:top w:w="40" w:type="dxa"/>
-              <w:start w:w="60" w:type="dxa"/>
-              <w:bottom w:w="40" w:type="dxa"/>
-              <w:end w:w="60" w:type="dxa"/>
-            </w:tcMar>
-          </w:tcPr>
-          <w:p>
-            <w:pPr>
-              <w:spacing w:line="276" w:lineRule="auto" w:after="0"/>
-            </w:pPr>
-            <w:r>
-              <w:rPr>
-                <w:rFonts w:ascii="宋体" w:hAnsi="宋体" w:eastAsia="宋体"/>
-                <w:sz w:val="18"/>
-              </w:rPr>
-              <w:t>M2 Cycle 2/3 训练与基准</w:t>
-            </w:r>
-          </w:p>
-        </w:tc>
-        <w:tc>
-          <w:tcPr>
-            <w:tcW w:type="dxa" w:w="425"/>
-            <w:tcMar>
-              <w:top w:w="40" w:type="dxa"/>
-              <w:start w:w="60" w:type="dxa"/>
-              <w:bottom w:w="40" w:type="dxa"/>
-              <w:end w:w="60" w:type="dxa"/>
-            </w:tcMar>
-          </w:tcPr>
-          <w:p>
-            <w:pPr>
-              <w:jc w:val="center"/>
-              <w:spacing w:line="276" w:lineRule="auto" w:after="0"/>
-            </w:pPr>
-            <w:r>
-              <w:rPr>
-                <w:rFonts w:ascii="宋体" w:hAnsi="宋体" w:eastAsia="宋体"/>
-                <w:sz w:val="18"/>
-              </w:rPr>
-            </w:r>
-          </w:p>
-        </w:tc>
-        <w:tc>
-          <w:tcPr>
-            <w:tcW w:type="dxa" w:w="425"/>
-            <w:tcMar>
-              <w:top w:w="40" w:type="dxa"/>
-              <w:start w:w="60" w:type="dxa"/>
-              <w:bottom w:w="40" w:type="dxa"/>
-              <w:end w:w="60" w:type="dxa"/>
-            </w:tcMar>
-          </w:tcPr>
-          <w:p>
-            <w:pPr>
-              <w:jc w:val="center"/>
-              <w:spacing w:line="276" w:lineRule="auto" w:after="0"/>
-            </w:pPr>
-            <w:r>
-              <w:rPr>
-                <w:rFonts w:ascii="宋体" w:hAnsi="宋体" w:eastAsia="宋体"/>
-                <w:sz w:val="18"/>
-              </w:rPr>
-            </w:r>
-          </w:p>
-        </w:tc>
-        <w:tc>
-          <w:tcPr>
-            <w:tcW w:type="dxa" w:w="425"/>
-            <w:tcMar>
-              <w:top w:w="40" w:type="dxa"/>
-              <w:start w:w="60" w:type="dxa"/>
-              <w:bottom w:w="40" w:type="dxa"/>
-              <w:end w:w="60" w:type="dxa"/>
-            </w:tcMar>
-          </w:tcPr>
-          <w:p>
-            <w:pPr>
-              <w:jc w:val="center"/>
-              <w:spacing w:line="276" w:lineRule="auto" w:after="0"/>
-            </w:pPr>
-            <w:r>
-              <w:rPr>
-                <w:rFonts w:ascii="宋体" w:hAnsi="宋体" w:eastAsia="宋体"/>
-                <w:sz w:val="18"/>
-              </w:rPr>
-            </w:r>
-          </w:p>
-        </w:tc>
-        <w:tc>
-          <w:tcPr>
-            <w:tcW w:type="dxa" w:w="425"/>
-            <w:tcMar>
-              <w:top w:w="40" w:type="dxa"/>
-              <w:start w:w="60" w:type="dxa"/>
-              <w:bottom w:w="40" w:type="dxa"/>
-              <w:end w:w="60" w:type="dxa"/>
-            </w:tcMar>
-            <w:shd w:val="clear" w:color="auto" w:fill="A0A0A0"/>
-          </w:tcPr>
-          <w:p>
-            <w:pPr>
-              <w:jc w:val="center"/>
-              <w:spacing w:line="276" w:lineRule="auto" w:after="0"/>
-            </w:pPr>
-            <w:r>
-              <w:rPr>
-                <w:rFonts w:ascii="宋体" w:hAnsi="宋体" w:eastAsia="宋体"/>
-                <w:sz w:val="18"/>
-              </w:rPr>
-              <w:t>█</w:t>
-            </w:r>
-          </w:p>
-        </w:tc>
-        <w:tc>
-          <w:tcPr>
-            <w:tcW w:type="dxa" w:w="425"/>
-            <w:tcMar>
-              <w:top w:w="40" w:type="dxa"/>
-              <w:start w:w="60" w:type="dxa"/>
-              <w:bottom w:w="40" w:type="dxa"/>
-              <w:end w:w="60" w:type="dxa"/>
-            </w:tcMar>
-            <w:shd w:val="clear" w:color="auto" w:fill="A0A0A0"/>
-          </w:tcPr>
-          <w:p>
-            <w:pPr>
-              <w:jc w:val="center"/>
-              <w:spacing w:line="276" w:lineRule="auto" w:after="0"/>
-            </w:pPr>
-            <w:r>
-              <w:rPr>
-                <w:rFonts w:ascii="宋体" w:hAnsi="宋体" w:eastAsia="宋体"/>
-                <w:sz w:val="18"/>
-              </w:rPr>
-              <w:t>█</w:t>
-            </w:r>
-          </w:p>
-        </w:tc>
-        <w:tc>
-          <w:tcPr>
-            <w:tcW w:type="dxa" w:w="425"/>
-            <w:tcMar>
-              <w:top w:w="40" w:type="dxa"/>
-              <w:start w:w="60" w:type="dxa"/>
-              <w:bottom w:w="40" w:type="dxa"/>
-              <w:end w:w="60" w:type="dxa"/>
-            </w:tcMar>
-            <w:shd w:val="clear" w:color="auto" w:fill="A0A0A0"/>
-          </w:tcPr>
-          <w:p>
-            <w:pPr>
-              <w:jc w:val="center"/>
-              <w:spacing w:line="276" w:lineRule="auto" w:after="0"/>
-            </w:pPr>
-            <w:r>
-              <w:rPr>
-                <w:rFonts w:ascii="宋体" w:hAnsi="宋体" w:eastAsia="宋体"/>
-                <w:sz w:val="18"/>
-              </w:rPr>
-              <w:t>█</w:t>
-            </w:r>
-          </w:p>
-        </w:tc>
-        <w:tc>
-          <w:tcPr>
-            <w:tcW w:type="dxa" w:w="425"/>
-            <w:tcMar>
-              <w:top w:w="40" w:type="dxa"/>
-              <w:start w:w="60" w:type="dxa"/>
-              <w:bottom w:w="40" w:type="dxa"/>
-              <w:end w:w="60" w:type="dxa"/>
-            </w:tcMar>
-            <w:shd w:val="clear" w:color="auto" w:fill="A0A0A0"/>
-          </w:tcPr>
-          <w:p>
-            <w:pPr>
-              <w:jc w:val="center"/>
-              <w:spacing w:line="276" w:lineRule="auto" w:after="0"/>
-            </w:pPr>
-            <w:r>
-              <w:rPr>
-                <w:rFonts w:ascii="宋体" w:hAnsi="宋体" w:eastAsia="宋体"/>
-                <w:sz w:val="18"/>
-              </w:rPr>
-              <w:t>█</w:t>
-            </w:r>
-          </w:p>
-        </w:tc>
-        <w:tc>
-          <w:tcPr>
-            <w:tcW w:type="dxa" w:w="425"/>
-            <w:tcMar>
-              <w:top w:w="40" w:type="dxa"/>
-              <w:start w:w="60" w:type="dxa"/>
-              <w:bottom w:w="40" w:type="dxa"/>
-              <w:end w:w="60" w:type="dxa"/>
-            </w:tcMar>
-          </w:tcPr>
-          <w:p>
-            <w:pPr>
-              <w:jc w:val="center"/>
-              <w:spacing w:line="276" w:lineRule="auto" w:after="0"/>
-            </w:pPr>
-            <w:r>
-              <w:rPr>
-                <w:rFonts w:ascii="宋体" w:hAnsi="宋体" w:eastAsia="宋体"/>
-                <w:sz w:val="18"/>
-              </w:rPr>
-            </w:r>
-          </w:p>
-        </w:tc>
-        <w:tc>
-          <w:tcPr>
-            <w:tcW w:type="dxa" w:w="425"/>
-            <w:tcMar>
-              <w:top w:w="40" w:type="dxa"/>
-              <w:start w:w="60" w:type="dxa"/>
-              <w:bottom w:w="40" w:type="dxa"/>
-              <w:end w:w="60" w:type="dxa"/>
-            </w:tcMar>
-          </w:tcPr>
-          <w:p>
-            <w:pPr>
-              <w:jc w:val="center"/>
-              <w:spacing w:line="276" w:lineRule="auto" w:after="0"/>
-            </w:pPr>
-            <w:r>
-              <w:rPr>
-                <w:rFonts w:ascii="宋体" w:hAnsi="宋体" w:eastAsia="宋体"/>
-                <w:sz w:val="18"/>
-              </w:rPr>
-            </w:r>
-          </w:p>
-        </w:tc>
-        <w:tc>
-          <w:tcPr>
-            <w:tcW w:type="dxa" w:w="425"/>
-            <w:tcMar>
-              <w:top w:w="40" w:type="dxa"/>
-              <w:start w:w="60" w:type="dxa"/>
-              <w:bottom w:w="40" w:type="dxa"/>
-              <w:end w:w="60" w:type="dxa"/>
-            </w:tcMar>
-          </w:tcPr>
-          <w:p>
-            <w:pPr>
-              <w:jc w:val="center"/>
-              <w:spacing w:line="276" w:lineRule="auto" w:after="0"/>
-            </w:pPr>
-            <w:r>
-              <w:rPr>
-                <w:rFonts w:ascii="宋体" w:hAnsi="宋体" w:eastAsia="宋体"/>
-                <w:sz w:val="18"/>
-              </w:rPr>
-            </w:r>
-          </w:p>
-        </w:tc>
-        <w:tc>
-          <w:tcPr>
-            <w:tcW w:type="dxa" w:w="425"/>
-            <w:tcMar>
-              <w:top w:w="40" w:type="dxa"/>
-              <w:start w:w="60" w:type="dxa"/>
-              <w:bottom w:w="40" w:type="dxa"/>
-              <w:end w:w="60" w:type="dxa"/>
-            </w:tcMar>
-          </w:tcPr>
-          <w:p>
-            <w:pPr>
-              <w:jc w:val="center"/>
-              <w:spacing w:line="276" w:lineRule="auto" w:after="0"/>
-            </w:pPr>
-            <w:r>
-              <w:rPr>
-                <w:rFonts w:ascii="宋体" w:hAnsi="宋体" w:eastAsia="宋体"/>
-                <w:sz w:val="18"/>
-              </w:rPr>
-            </w:r>
-          </w:p>
-        </w:tc>
-        <w:tc>
-          <w:tcPr>
-            <w:tcW w:type="dxa" w:w="425"/>
-            <w:tcMar>
-              <w:top w:w="40" w:type="dxa"/>
-              <w:start w:w="60" w:type="dxa"/>
-              <w:bottom w:w="40" w:type="dxa"/>
-              <w:end w:w="60" w:type="dxa"/>
-            </w:tcMar>
-          </w:tcPr>
-          <w:p>
-            <w:pPr>
-              <w:jc w:val="center"/>
-              <w:spacing w:line="276" w:lineRule="auto" w:after="0"/>
-            </w:pPr>
-            <w:r>
-              <w:rPr>
-                <w:rFonts w:ascii="宋体" w:hAnsi="宋体" w:eastAsia="宋体"/>
-                <w:sz w:val="18"/>
-              </w:rPr>
-            </w:r>
-          </w:p>
-        </w:tc>
-      </w:tr>
-      <w:tr>
-        <w:tc>
-          <w:tcPr>
-            <w:tcW w:type="dxa" w:w="3061"/>
-            <w:tcMar>
-              <w:top w:w="40" w:type="dxa"/>
-              <w:start w:w="60" w:type="dxa"/>
-              <w:bottom w:w="40" w:type="dxa"/>
-              <w:end w:w="60" w:type="dxa"/>
-            </w:tcMar>
-          </w:tcPr>
-          <w:p>
-            <w:pPr>
-              <w:spacing w:line="276" w:lineRule="auto" w:after="0"/>
-            </w:pPr>
-            <w:r>
-              <w:rPr>
-                <w:rFonts w:ascii="宋体" w:hAnsi="宋体" w:eastAsia="宋体"/>
-                <w:sz w:val="18"/>
-              </w:rPr>
-              <w:t>M3 Bootstrap 与系统集成</w:t>
-            </w:r>
-          </w:p>
-        </w:tc>
-        <w:tc>
-          <w:tcPr>
-            <w:tcW w:type="dxa" w:w="425"/>
-            <w:tcMar>
-              <w:top w:w="40" w:type="dxa"/>
-              <w:start w:w="60" w:type="dxa"/>
-              <w:bottom w:w="40" w:type="dxa"/>
-              <w:end w:w="60" w:type="dxa"/>
-            </w:tcMar>
-          </w:tcPr>
-          <w:p>
-            <w:pPr>
-              <w:jc w:val="center"/>
-              <w:spacing w:line="276" w:lineRule="auto" w:after="0"/>
-            </w:pPr>
-            <w:r>
-              <w:rPr>
-                <w:rFonts w:ascii="宋体" w:hAnsi="宋体" w:eastAsia="宋体"/>
-                <w:sz w:val="18"/>
-              </w:rPr>
-            </w:r>
-          </w:p>
-        </w:tc>
-        <w:tc>
-          <w:tcPr>
-            <w:tcW w:type="dxa" w:w="425"/>
-            <w:tcMar>
-              <w:top w:w="40" w:type="dxa"/>
-              <w:start w:w="60" w:type="dxa"/>
-              <w:bottom w:w="40" w:type="dxa"/>
-              <w:end w:w="60" w:type="dxa"/>
-            </w:tcMar>
-          </w:tcPr>
-          <w:p>
-            <w:pPr>
-              <w:jc w:val="center"/>
-              <w:spacing w:line="276" w:lineRule="auto" w:after="0"/>
-            </w:pPr>
-            <w:r>
-              <w:rPr>
-                <w:rFonts w:ascii="宋体" w:hAnsi="宋体" w:eastAsia="宋体"/>
-                <w:sz w:val="18"/>
-              </w:rPr>
-            </w:r>
-          </w:p>
-        </w:tc>
-        <w:tc>
-          <w:tcPr>
-            <w:tcW w:type="dxa" w:w="425"/>
-            <w:tcMar>
-              <w:top w:w="40" w:type="dxa"/>
-              <w:start w:w="60" w:type="dxa"/>
-              <w:bottom w:w="40" w:type="dxa"/>
-              <w:end w:w="60" w:type="dxa"/>
-            </w:tcMar>
-          </w:tcPr>
-          <w:p>
-            <w:pPr>
-              <w:jc w:val="center"/>
-              <w:spacing w:line="276" w:lineRule="auto" w:after="0"/>
-            </w:pPr>
-            <w:r>
-              <w:rPr>
-                <w:rFonts w:ascii="宋体" w:hAnsi="宋体" w:eastAsia="宋体"/>
-                <w:sz w:val="18"/>
-              </w:rPr>
-            </w:r>
-          </w:p>
-        </w:tc>
-        <w:tc>
-          <w:tcPr>
-            <w:tcW w:type="dxa" w:w="425"/>
-            <w:tcMar>
-              <w:top w:w="40" w:type="dxa"/>
-              <w:start w:w="60" w:type="dxa"/>
-              <w:bottom w:w="40" w:type="dxa"/>
-              <w:end w:w="60" w:type="dxa"/>
-            </w:tcMar>
-          </w:tcPr>
-          <w:p>
-            <w:pPr>
-              <w:jc w:val="center"/>
-              <w:spacing w:line="276" w:lineRule="auto" w:after="0"/>
-            </w:pPr>
-            <w:r>
-              <w:rPr>
-                <w:rFonts w:ascii="宋体" w:hAnsi="宋体" w:eastAsia="宋体"/>
-                <w:sz w:val="18"/>
-              </w:rPr>
-            </w:r>
-          </w:p>
-        </w:tc>
-        <w:tc>
-          <w:tcPr>
-            <w:tcW w:type="dxa" w:w="425"/>
-            <w:tcMar>
-              <w:top w:w="40" w:type="dxa"/>
-              <w:start w:w="60" w:type="dxa"/>
-              <w:bottom w:w="40" w:type="dxa"/>
-              <w:end w:w="60" w:type="dxa"/>
-            </w:tcMar>
-          </w:tcPr>
-          <w:p>
-            <w:pPr>
-              <w:jc w:val="center"/>
-              <w:spacing w:line="276" w:lineRule="auto" w:after="0"/>
-            </w:pPr>
-            <w:r>
-              <w:rPr>
-                <w:rFonts w:ascii="宋体" w:hAnsi="宋体" w:eastAsia="宋体"/>
-                <w:sz w:val="18"/>
-              </w:rPr>
-            </w:r>
-          </w:p>
-        </w:tc>
-        <w:tc>
-          <w:tcPr>
-            <w:tcW w:type="dxa" w:w="425"/>
-            <w:tcMar>
-              <w:top w:w="40" w:type="dxa"/>
-              <w:start w:w="60" w:type="dxa"/>
-              <w:bottom w:w="40" w:type="dxa"/>
-              <w:end w:w="60" w:type="dxa"/>
-            </w:tcMar>
-          </w:tcPr>
-          <w:p>
-            <w:pPr>
-              <w:jc w:val="center"/>
-              <w:spacing w:line="276" w:lineRule="auto" w:after="0"/>
-            </w:pPr>
-            <w:r>
-              <w:rPr>
-                <w:rFonts w:ascii="宋体" w:hAnsi="宋体" w:eastAsia="宋体"/>
-                <w:sz w:val="18"/>
-              </w:rPr>
-            </w:r>
-          </w:p>
-        </w:tc>
-        <w:tc>
-          <w:tcPr>
-            <w:tcW w:type="dxa" w:w="425"/>
-            <w:tcMar>
-              <w:top w:w="40" w:type="dxa"/>
-              <w:start w:w="60" w:type="dxa"/>
-              <w:bottom w:w="40" w:type="dxa"/>
-              <w:end w:w="60" w:type="dxa"/>
-            </w:tcMar>
-          </w:tcPr>
-          <w:p>
-            <w:pPr>
-              <w:jc w:val="center"/>
-              <w:spacing w:line="276" w:lineRule="auto" w:after="0"/>
-            </w:pPr>
-            <w:r>
-              <w:rPr>
-                <w:rFonts w:ascii="宋体" w:hAnsi="宋体" w:eastAsia="宋体"/>
-                <w:sz w:val="18"/>
-              </w:rPr>
-            </w:r>
-          </w:p>
-        </w:tc>
-        <w:tc>
-          <w:tcPr>
-            <w:tcW w:type="dxa" w:w="425"/>
-            <w:tcMar>
-              <w:top w:w="40" w:type="dxa"/>
-              <w:start w:w="60" w:type="dxa"/>
-              <w:bottom w:w="40" w:type="dxa"/>
-              <w:end w:w="60" w:type="dxa"/>
-            </w:tcMar>
-            <w:shd w:val="clear" w:color="auto" w:fill="A0A0A0"/>
-          </w:tcPr>
-          <w:p>
-            <w:pPr>
-              <w:jc w:val="center"/>
-              <w:spacing w:line="276" w:lineRule="auto" w:after="0"/>
-            </w:pPr>
-            <w:r>
-              <w:rPr>
-                <w:rFonts w:ascii="宋体" w:hAnsi="宋体" w:eastAsia="宋体"/>
-                <w:sz w:val="18"/>
-              </w:rPr>
-              <w:t>█</w:t>
-            </w:r>
-          </w:p>
-        </w:tc>
-        <w:tc>
-          <w:tcPr>
-            <w:tcW w:type="dxa" w:w="425"/>
-            <w:tcMar>
-              <w:top w:w="40" w:type="dxa"/>
-              <w:start w:w="60" w:type="dxa"/>
-              <w:bottom w:w="40" w:type="dxa"/>
-              <w:end w:w="60" w:type="dxa"/>
-            </w:tcMar>
-            <w:shd w:val="clear" w:color="auto" w:fill="A0A0A0"/>
-          </w:tcPr>
-          <w:p>
-            <w:pPr>
-              <w:jc w:val="center"/>
-              <w:spacing w:line="276" w:lineRule="auto" w:after="0"/>
-            </w:pPr>
-            <w:r>
-              <w:rPr>
-                <w:rFonts w:ascii="宋体" w:hAnsi="宋体" w:eastAsia="宋体"/>
-                <w:sz w:val="18"/>
-              </w:rPr>
-              <w:t>█</w:t>
-            </w:r>
-          </w:p>
-        </w:tc>
-        <w:tc>
-          <w:tcPr>
-            <w:tcW w:type="dxa" w:w="425"/>
-            <w:tcMar>
-              <w:top w:w="40" w:type="dxa"/>
-              <w:start w:w="60" w:type="dxa"/>
-              <w:bottom w:w="40" w:type="dxa"/>
-              <w:end w:w="60" w:type="dxa"/>
-            </w:tcMar>
-          </w:tcPr>
-          <w:p>
-            <w:pPr>
-              <w:jc w:val="center"/>
-              <w:spacing w:line="276" w:lineRule="auto" w:after="0"/>
-            </w:pPr>
-            <w:r>
-              <w:rPr>
-                <w:rFonts w:ascii="宋体" w:hAnsi="宋体" w:eastAsia="宋体"/>
-                <w:sz w:val="18"/>
-              </w:rPr>
-            </w:r>
-          </w:p>
-        </w:tc>
-        <w:tc>
-          <w:tcPr>
-            <w:tcW w:type="dxa" w:w="425"/>
-            <w:tcMar>
-              <w:top w:w="40" w:type="dxa"/>
-              <w:start w:w="60" w:type="dxa"/>
-              <w:bottom w:w="40" w:type="dxa"/>
-              <w:end w:w="60" w:type="dxa"/>
-            </w:tcMar>
-          </w:tcPr>
-          <w:p>
-            <w:pPr>
-              <w:jc w:val="center"/>
-              <w:spacing w:line="276" w:lineRule="auto" w:after="0"/>
-            </w:pPr>
-            <w:r>
-              <w:rPr>
-                <w:rFonts w:ascii="宋体" w:hAnsi="宋体" w:eastAsia="宋体"/>
-                <w:sz w:val="18"/>
-              </w:rPr>
-            </w:r>
-          </w:p>
-        </w:tc>
-        <w:tc>
-          <w:tcPr>
-            <w:tcW w:type="dxa" w:w="425"/>
-            <w:tcMar>
-              <w:top w:w="40" w:type="dxa"/>
-              <w:start w:w="60" w:type="dxa"/>
-              <w:bottom w:w="40" w:type="dxa"/>
-              <w:end w:w="60" w:type="dxa"/>
-            </w:tcMar>
-          </w:tcPr>
-          <w:p>
-            <w:pPr>
-              <w:jc w:val="center"/>
-              <w:spacing w:line="276" w:lineRule="auto" w:after="0"/>
-            </w:pPr>
-            <w:r>
-              <w:rPr>
-                <w:rFonts w:ascii="宋体" w:hAnsi="宋体" w:eastAsia="宋体"/>
-                <w:sz w:val="18"/>
-              </w:rPr>
-            </w:r>
-          </w:p>
-        </w:tc>
-      </w:tr>
-      <w:tr>
-        <w:tc>
-          <w:tcPr>
-            <w:tcW w:type="dxa" w:w="3061"/>
-            <w:tcMar>
-              <w:top w:w="40" w:type="dxa"/>
-              <w:start w:w="60" w:type="dxa"/>
-              <w:bottom w:w="40" w:type="dxa"/>
-              <w:end w:w="60" w:type="dxa"/>
-            </w:tcMar>
-          </w:tcPr>
-          <w:p>
-            <w:pPr>
-              <w:spacing w:line="276" w:lineRule="auto" w:after="0"/>
-            </w:pPr>
-            <w:r>
-              <w:rPr>
-                <w:rFonts w:ascii="宋体" w:hAnsi="宋体" w:eastAsia="宋体"/>
-                <w:sz w:val="18"/>
-              </w:rPr>
-              <w:t>M4 评估与最终交付</w:t>
-            </w:r>
-          </w:p>
-        </w:tc>
-        <w:tc>
-          <w:tcPr>
-            <w:tcW w:type="dxa" w:w="425"/>
-            <w:tcMar>
-              <w:top w:w="40" w:type="dxa"/>
-              <w:start w:w="60" w:type="dxa"/>
-              <w:bottom w:w="40" w:type="dxa"/>
-              <w:end w:w="60" w:type="dxa"/>
-            </w:tcMar>
-          </w:tcPr>
-          <w:p>
-            <w:pPr>
-              <w:jc w:val="center"/>
-              <w:spacing w:line="276" w:lineRule="auto" w:after="0"/>
-            </w:pPr>
-            <w:r>
-              <w:rPr>
-                <w:rFonts w:ascii="宋体" w:hAnsi="宋体" w:eastAsia="宋体"/>
-                <w:sz w:val="18"/>
-              </w:rPr>
-            </w:r>
-          </w:p>
-        </w:tc>
-        <w:tc>
-          <w:tcPr>
-            <w:tcW w:type="dxa" w:w="425"/>
-            <w:tcMar>
-              <w:top w:w="40" w:type="dxa"/>
-              <w:start w:w="60" w:type="dxa"/>
-              <w:bottom w:w="40" w:type="dxa"/>
-              <w:end w:w="60" w:type="dxa"/>
-            </w:tcMar>
-          </w:tcPr>
-          <w:p>
-            <w:pPr>
-              <w:jc w:val="center"/>
-              <w:spacing w:line="276" w:lineRule="auto" w:after="0"/>
-            </w:pPr>
-            <w:r>
-              <w:rPr>
-                <w:rFonts w:ascii="宋体" w:hAnsi="宋体" w:eastAsia="宋体"/>
-                <w:sz w:val="18"/>
-              </w:rPr>
-            </w:r>
-          </w:p>
-        </w:tc>
-        <w:tc>
-          <w:tcPr>
-            <w:tcW w:type="dxa" w:w="425"/>
-            <w:tcMar>
-              <w:top w:w="40" w:type="dxa"/>
-              <w:start w:w="60" w:type="dxa"/>
-              <w:bottom w:w="40" w:type="dxa"/>
-              <w:end w:w="60" w:type="dxa"/>
-            </w:tcMar>
-          </w:tcPr>
-          <w:p>
-            <w:pPr>
-              <w:jc w:val="center"/>
-              <w:spacing w:line="276" w:lineRule="auto" w:after="0"/>
-            </w:pPr>
-            <w:r>
-              <w:rPr>
-                <w:rFonts w:ascii="宋体" w:hAnsi="宋体" w:eastAsia="宋体"/>
-                <w:sz w:val="18"/>
-              </w:rPr>
-            </w:r>
-          </w:p>
-        </w:tc>
-        <w:tc>
-          <w:tcPr>
-            <w:tcW w:type="dxa" w:w="425"/>
-            <w:tcMar>
-              <w:top w:w="40" w:type="dxa"/>
-              <w:start w:w="60" w:type="dxa"/>
-              <w:bottom w:w="40" w:type="dxa"/>
-              <w:end w:w="60" w:type="dxa"/>
-            </w:tcMar>
-          </w:tcPr>
-          <w:p>
-            <w:pPr>
-              <w:jc w:val="center"/>
-              <w:spacing w:line="276" w:lineRule="auto" w:after="0"/>
-            </w:pPr>
-            <w:r>
-              <w:rPr>
-                <w:rFonts w:ascii="宋体" w:hAnsi="宋体" w:eastAsia="宋体"/>
-                <w:sz w:val="18"/>
-              </w:rPr>
-            </w:r>
-          </w:p>
-        </w:tc>
-        <w:tc>
-          <w:tcPr>
-            <w:tcW w:type="dxa" w:w="425"/>
-            <w:tcMar>
-              <w:top w:w="40" w:type="dxa"/>
-              <w:start w:w="60" w:type="dxa"/>
-              <w:bottom w:w="40" w:type="dxa"/>
-              <w:end w:w="60" w:type="dxa"/>
-            </w:tcMar>
-          </w:tcPr>
-          <w:p>
-            <w:pPr>
-              <w:jc w:val="center"/>
-              <w:spacing w:line="276" w:lineRule="auto" w:after="0"/>
-            </w:pPr>
-            <w:r>
-              <w:rPr>
-                <w:rFonts w:ascii="宋体" w:hAnsi="宋体" w:eastAsia="宋体"/>
-                <w:sz w:val="18"/>
-              </w:rPr>
-            </w:r>
-          </w:p>
-        </w:tc>
-        <w:tc>
-          <w:tcPr>
-            <w:tcW w:type="dxa" w:w="425"/>
-            <w:tcMar>
-              <w:top w:w="40" w:type="dxa"/>
-              <w:start w:w="60" w:type="dxa"/>
-              <w:bottom w:w="40" w:type="dxa"/>
-              <w:end w:w="60" w:type="dxa"/>
-            </w:tcMar>
-          </w:tcPr>
-          <w:p>
-            <w:pPr>
-              <w:jc w:val="center"/>
-              <w:spacing w:line="276" w:lineRule="auto" w:after="0"/>
-            </w:pPr>
-            <w:r>
-              <w:rPr>
-                <w:rFonts w:ascii="宋体" w:hAnsi="宋体" w:eastAsia="宋体"/>
-                <w:sz w:val="18"/>
-              </w:rPr>
-            </w:r>
-          </w:p>
-        </w:tc>
-        <w:tc>
-          <w:tcPr>
-            <w:tcW w:type="dxa" w:w="425"/>
-            <w:tcMar>
-              <w:top w:w="40" w:type="dxa"/>
-              <w:start w:w="60" w:type="dxa"/>
-              <w:bottom w:w="40" w:type="dxa"/>
-              <w:end w:w="60" w:type="dxa"/>
-            </w:tcMar>
-          </w:tcPr>
-          <w:p>
-            <w:pPr>
-              <w:jc w:val="center"/>
-              <w:spacing w:line="276" w:lineRule="auto" w:after="0"/>
-            </w:pPr>
-            <w:r>
-              <w:rPr>
-                <w:rFonts w:ascii="宋体" w:hAnsi="宋体" w:eastAsia="宋体"/>
-                <w:sz w:val="18"/>
-              </w:rPr>
-            </w:r>
-          </w:p>
-        </w:tc>
-        <w:tc>
-          <w:tcPr>
-            <w:tcW w:type="dxa" w:w="425"/>
-            <w:tcMar>
-              <w:top w:w="40" w:type="dxa"/>
-              <w:start w:w="60" w:type="dxa"/>
-              <w:bottom w:w="40" w:type="dxa"/>
-              <w:end w:w="60" w:type="dxa"/>
-            </w:tcMar>
-          </w:tcPr>
-          <w:p>
-            <w:pPr>
-              <w:jc w:val="center"/>
-              <w:spacing w:line="276" w:lineRule="auto" w:after="0"/>
-            </w:pPr>
-            <w:r>
-              <w:rPr>
-                <w:rFonts w:ascii="宋体" w:hAnsi="宋体" w:eastAsia="宋体"/>
-                <w:sz w:val="18"/>
-              </w:rPr>
-            </w:r>
-          </w:p>
-        </w:tc>
-        <w:tc>
-          <w:tcPr>
-            <w:tcW w:type="dxa" w:w="425"/>
-            <w:tcMar>
-              <w:top w:w="40" w:type="dxa"/>
-              <w:start w:w="60" w:type="dxa"/>
-              <w:bottom w:w="40" w:type="dxa"/>
-              <w:end w:w="60" w:type="dxa"/>
-            </w:tcMar>
-          </w:tcPr>
-          <w:p>
-            <w:pPr>
-              <w:jc w:val="center"/>
-              <w:spacing w:line="276" w:lineRule="auto" w:after="0"/>
-            </w:pPr>
-            <w:r>
-              <w:rPr>
-                <w:rFonts w:ascii="宋体" w:hAnsi="宋体" w:eastAsia="宋体"/>
-                <w:sz w:val="18"/>
-              </w:rPr>
-            </w:r>
-          </w:p>
-        </w:tc>
-        <w:tc>
-          <w:tcPr>
-            <w:tcW w:type="dxa" w:w="425"/>
-            <w:tcMar>
-              <w:top w:w="40" w:type="dxa"/>
-              <w:start w:w="60" w:type="dxa"/>
-              <w:bottom w:w="40" w:type="dxa"/>
-              <w:end w:w="60" w:type="dxa"/>
-            </w:tcMar>
-            <w:shd w:val="clear" w:color="auto" w:fill="A0A0A0"/>
-          </w:tcPr>
-          <w:p>
-            <w:pPr>
-              <w:jc w:val="center"/>
-              <w:spacing w:line="276" w:lineRule="auto" w:after="0"/>
-            </w:pPr>
-            <w:r>
-              <w:rPr>
-                <w:rFonts w:ascii="宋体" w:hAnsi="宋体" w:eastAsia="宋体"/>
-                <w:sz w:val="18"/>
-              </w:rPr>
-              <w:t>█</w:t>
-            </w:r>
-          </w:p>
-        </w:tc>
-        <w:tc>
-          <w:tcPr>
-            <w:tcW w:type="dxa" w:w="425"/>
-            <w:tcMar>
-              <w:top w:w="40" w:type="dxa"/>
-              <w:start w:w="60" w:type="dxa"/>
-              <w:bottom w:w="40" w:type="dxa"/>
-              <w:end w:w="60" w:type="dxa"/>
-            </w:tcMar>
-            <w:shd w:val="clear" w:color="auto" w:fill="A0A0A0"/>
-          </w:tcPr>
-          <w:p>
-            <w:pPr>
-              <w:jc w:val="center"/>
-              <w:spacing w:line="276" w:lineRule="auto" w:after="0"/>
-            </w:pPr>
-            <w:r>
-              <w:rPr>
-                <w:rFonts w:ascii="宋体" w:hAnsi="宋体" w:eastAsia="宋体"/>
-                <w:sz w:val="18"/>
-              </w:rPr>
-              <w:t>█</w:t>
-            </w:r>
-          </w:p>
-        </w:tc>
-        <w:tc>
-          <w:tcPr>
-            <w:tcW w:type="dxa" w:w="425"/>
-            <w:tcMar>
-              <w:top w:w="40" w:type="dxa"/>
-              <w:start w:w="60" w:type="dxa"/>
-              <w:bottom w:w="40" w:type="dxa"/>
-              <w:end w:w="60" w:type="dxa"/>
-            </w:tcMar>
-            <w:shd w:val="clear" w:color="auto" w:fill="A0A0A0"/>
-          </w:tcPr>
-          <w:p>
-            <w:pPr>
-              <w:jc w:val="center"/>
-              <w:spacing w:line="276" w:lineRule="auto" w:after="0"/>
-            </w:pPr>
-            <w:r>
-              <w:rPr>
-                <w:rFonts w:ascii="宋体" w:hAnsi="宋体" w:eastAsia="宋体"/>
-                <w:sz w:val="18"/>
-              </w:rPr>
-              <w:t>█</w:t>
-            </w:r>
-          </w:p>
-        </w:tc>
-      </w:tr>
-    </w:tbl>
     <w:p>
       <w:pPr>
         <w:spacing w:line="276" w:lineRule="auto" w:after="120"/>
